--- a/汇报/总体Framework7_22_详细讲稿.docx
+++ b/汇报/总体Framework7_22_详细讲稿.docx
@@ -1283,7 +1283,7 @@
           <w:b w:val="0"/>
           <w:sz w:val="21"/>
         </w:rPr>
-        <w:t>场景感知模块判断基础深度、前后景边界、细结构、材质和置信度。</w:t>
+        <w:t>共享编码器输出四级多尺度特征，多个解码分支复用这些特征，分别预测两层视差、深度边缘、Alpha、细结构概率、材质类别和深度置信度。</w:t>
       </w:r>
     </w:p>
     <w:p>
@@ -1297,7 +1297,7 @@
           <w:b w:val="0"/>
           <w:sz w:val="21"/>
         </w:rPr>
-        <w:t>SHARP式Base+Delta生成中心视角下的基础高斯。</w:t>
+        <w:t>RGB与两层视差先经过SHARP几何初始化器建立固定双层Base，共享特征再通过Gaussian Decoder预测属性Delta，合成为中心视角基础高斯G_base。</w:t>
       </w:r>
     </w:p>
     <w:p>
@@ -1311,7 +1311,7 @@
           <w:b w:val="0"/>
           <w:sz w:val="21"/>
         </w:rPr>
-        <w:t>根据区域难度重新分配高斯：简单区域少而大，边界和细结构区域多而小。</w:t>
+        <w:t>场景感知信息经过轻量融合后分成两条控制支路：Keep/Gate对已有基础高斯做减法，Split/Spawn对细结构和显露区域做加法。</w:t>
       </w:r>
     </w:p>
     <w:p>
@@ -1325,7 +1325,7 @@
           <w:b w:val="0"/>
           <w:sz w:val="21"/>
         </w:rPr>
-        <w:t>预测相机运动后会露出的区域，联合补全RGB、深度和透明度。</w:t>
+        <w:t>先用G_base试渲染左右端点，再联合低Alpha、深度冲突、遮挡边界和细结构信息定位显露区域；随后按“深度边缘→Depth→RGB/Alpha/Confidence”的顺序补全。</w:t>
       </w:r>
     </w:p>
     <w:p>
@@ -1339,7 +1339,7 @@
           <w:b w:val="0"/>
           <w:sz w:val="21"/>
         </w:rPr>
-        <w:t>把补全结果转换成补充高斯，并用目标视角两端进行约束。</w:t>
+        <w:t>将补全的RGB-D-Alpha反投影为补充高斯G_supp；已有细结构表面则通过Split生成更小的G_split，并用左右端点约束它们的空间和可见性。</w:t>
       </w:r>
     </w:p>
     <w:p>
@@ -1353,7 +1353,7 @@
           <w:b w:val="0"/>
           <w:sz w:val="21"/>
         </w:rPr>
-        <w:t>将基础高斯和补充高斯合并，删除重复、冲突和低贡献高斯。</w:t>
+        <w:t>将G_base、G_split和G_supp放入同一坐标系和统一候选池G_all，在中心、左右端点和中间视角共同渲染并计算损失。</w:t>
       </w:r>
     </w:p>
     <w:p>
@@ -1381,7 +1381,7 @@
           <w:b w:val="0"/>
           <w:sz w:val="21"/>
         </w:rPr>
-        <w:t>对整个高斯场景进行剪枝、合并、量化和分组，形成移动端资源包。</w:t>
+        <w:t>模型训练阶段使用Soft Gate保持可微；每张图推理导出时，再按Gate×Gaussian Opacity×多视角贡献统一硬剪枝、合并、量化和分组，形成移动端资源包。</w:t>
       </w:r>
     </w:p>
     <w:p>
@@ -1643,7 +1643,7 @@
                 <w:b w:val="0"/>
                 <w:sz w:val="18"/>
               </w:rPr>
-              <w:t>基础深度</w:t>
+              <w:t>两层视差</w:t>
             </w:r>
           </w:p>
         </w:tc>
@@ -1668,7 +1668,7 @@
                 <w:b w:val="0"/>
                 <w:sz w:val="18"/>
               </w:rPr>
-              <w:t>每个位置大概离相机多远</w:t>
+              <w:t>每个位置两套前后层几何线索</w:t>
             </w:r>
           </w:p>
         </w:tc>
@@ -1693,7 +1693,7 @@
                 <w:b w:val="0"/>
                 <w:sz w:val="18"/>
               </w:rPr>
-              <w:t>确定高斯的大体三维位置</w:t>
+              <w:t>初始化SHARP双层基础高斯</w:t>
             </w:r>
           </w:p>
         </w:tc>
@@ -1800,7 +1800,7 @@
                 <w:b w:val="0"/>
                 <w:sz w:val="18"/>
               </w:rPr>
-              <w:t>细结构</w:t>
+              <w:t>Alpha与细结构概率</w:t>
             </w:r>
           </w:p>
         </w:tc>
@@ -1825,7 +1825,7 @@
                 <w:b w:val="0"/>
                 <w:sz w:val="18"/>
               </w:rPr>
-              <w:t>花茎、头发、栏杆、辐条等</w:t>
+              <w:t>覆盖/软边界，与花茎、头发、栏杆等细结构位置</w:t>
             </w:r>
           </w:p>
         </w:tc>
@@ -1850,7 +1850,7 @@
                 <w:b w:val="0"/>
                 <w:sz w:val="18"/>
               </w:rPr>
-              <w:t>增加密度并精细控制透明度</w:t>
+              <w:t>保护软边界，指导Gate与Split局部增密</w:t>
             </w:r>
           </w:p>
         </w:tc>
@@ -2007,7 +2007,7 @@
                 <w:b w:val="0"/>
                 <w:sz w:val="18"/>
               </w:rPr>
-              <w:t>决定增加冗余、缩小视角或触发降级策略</w:t>
+              <w:t>决定是否保守保留、限制视角或触发补全；不直接等价为增密</w:t>
             </w:r>
           </w:p>
         </w:tc>
@@ -2028,7 +2028,19 @@
           <w:b w:val="0"/>
           <w:sz w:val="21"/>
         </w:rPr>
-        <w:t>这里不要求重新实现五个完全独立的大网络。较实际的做法是共享一个图像编码器，再接几个较小的输出分支。这样既复用图像特征，又能分别学习深度、边界、材质和置信度。</w:t>
+        <w:t>这里不需要重新实现多个完全独立的大网络。Depth Pro特征编码器先输出F1～F4四级多尺度特征；同一组F1～F4被不同任务解码器共同复用，每个解码器可以融合多级特征，而不是让一张特征图只负责一个任务。</w:t>
+      </w:r>
+    </w:p>
+    <w:p>
+      <w:pPr/>
+      <w:r>
+        <w:t>深度解码器输出第一层和第二层视差；边界与细结构解码器输出深度边缘E、Alpha A和细结构概率T；材质解码器输出材质概率M；置信度解码器输出深度置信度C。Alpha描述覆盖和软边界，细结构概率描述花茎、发丝、栏杆等位置，二者不能混为同一张图。</w:t>
+      </w:r>
+    </w:p>
+    <w:p>
+      <w:pPr/>
+      <w:r>
+        <w:t>这些结果并不是全部直接塞进几何初始化器。Initializer的核心输入仍然是RGB与两层视差；边缘、Alpha、细结构、材质和置信度主要进入Gate、Split/Spawn、显露补全和材质外观分支。</w:t>
       </w:r>
     </w:p>
     <w:p>
@@ -2069,7 +2081,7 @@
           <w:b w:val="0"/>
           <w:sz w:val="21"/>
         </w:rPr>
-        <w:t>Base+Delta可以用“先搭骨架，再做局部修正”来理解：Base根据RGB、深度和相机几何建立初始高斯；Delta根据图像特征修正高斯的位置、大小、方向、颜色和透明度。</w:t>
+        <w:t>Base+Delta可以用“先搭骨架，再做局部修正”来理解。RGB和两层视差进入SHARP Initializer，在规则网格上建立固定双层Base；RGB、两层视差与F1～F4进入Gaussian Decoder，预测位置、尺度、旋转、颜色和不透明度的Delta；Composer把两者组合成基础高斯G_base。</w:t>
       </w:r>
     </w:p>
     <w:tbl>
@@ -2418,7 +2430,7 @@
           <w:b w:val="0"/>
           <w:sz w:val="21"/>
         </w:rPr>
-        <w:t>原始SHARP接近在规则网格上为每个位置生成固定数量的高斯。新Framework希望把有限的高斯预算集中到真正影响画质的区域，而不是让天空和花茎消耗相同数量、相同精度的高斯。</w:t>
+        <w:t>原始SHARP在规则网格上为每个位置建立固定双层候选。新Framework中的“自适应”必须同时包含做减法和做加法：Keep/Gate判断已有候选是否值得保留；Split把细结构附近的大高斯拆成多个更小高斯；Spawn/Completion为侧视角新显露的隐藏表面生成补充高斯。</w:t>
       </w:r>
     </w:p>
     <w:tbl>
@@ -2905,7 +2917,31 @@
           <w:b w:val="0"/>
           <w:sz w:val="21"/>
         </w:rPr>
-        <w:t>实现时不一定一开始就训练模型直接决定高斯数量。最小版本可以先使用规则：根据深度边缘、透明度和局部误差保留或细分高斯；规则验证有效后，再把分配策略学习化。</w:t>
+        <w:t>多个解码器的输出不会各自直接修改整数高斯数量，而是先与共享特征融合成控制特征Z。Keep Head从Z输出两层Gate，分别控制SHARP第一层和第二层候选；Split/Spawn Head从Z预测额外候选的激活概率、位置偏移、深度偏移、尺度和初始不透明度。</w:t>
+      </w:r>
+    </w:p>
+    <w:p>
+      <w:pPr/>
+      <w:r>
+        <w:t>Gate只能做减法。训练时使用Effective Opacity=Gaussian Opacity×Gate，让低Gate高斯近似关闭但仍保持张量固定和梯度可传；导出时才把低重要性高斯真正删除。</w:t>
+      </w:r>
+    </w:p>
+    <w:p>
+      <w:pPr/>
+      <w:r>
+        <w:t>要做加法，可以为每个位置或高分区域准备有限数量的Extra Slots。Split/Spawn Head预测这些额外槽位的连续激活概率和属性；训练时用Soft Spawn Gate控制贡献，导出时超过阈值的槽位才成为真实整数高斯。</w:t>
+      </w:r>
+    </w:p>
+    <w:p>
+      <w:pPr/>
+      <w:r>
+        <w:t>Split与Spawn需要区分：Split解决“已经看见但表示太粗”，Spawn/Completion解决“侧视角出现原图没有看见的新表面”。材质类别主要决定视角相关外观复杂度，不应简单等价为增加高斯数量。</w:t>
+      </w:r>
+    </w:p>
+    <w:p>
+      <w:pPr/>
+      <w:r>
+        <w:t>工程上建议先冻结SHARP主体训练Keep/Gate，再训练显露补全，然后加入Split/Spawn，最后用较小学习率联合微调，避免Gaussian Decoder增大Opacity、Spawn增加高斯和Gate关闭高斯三者相互抵消。</w:t>
       </w:r>
     </w:p>
     <w:p>
@@ -2938,7 +2974,7 @@
           <w:b w:val="0"/>
           <w:sz w:val="21"/>
         </w:rPr>
-        <w:t>当相机移动时，前景物体会移开，原来被挡住的背景会露出来。输入照片没有记录这些背景，因此基础高斯场景里往往缺少相应内容，表现为黑洞、拉丝、模糊或背景被前景颜色污染。</w:t>
+        <w:t>显露区域不是直接从编码特征中凭空判断。系统先用基础高斯G_base渲染预定的左右端点，得到目标视角RGB、Depth和Alpha，再联合低Alpha、深度冲突、遮挡边界、细结构概率与置信度，检测真正空洞、错误拉伸和遮挡关系错误。</w:t>
       </w:r>
     </w:p>
     <w:p>
@@ -2951,7 +2987,7 @@
           <w:b w:val="0"/>
           <w:sz w:val="21"/>
         </w:rPr>
-        <w:t>显露补全不能只做普通图像修复。系统至少需要同时预测RGB、Depth和Alpha：RGB说明补出的内容长什么样，Depth说明它应该放在前景还是背景，Alpha说明边缘覆盖关系。</w:t>
+        <w:t>显露补全不能只做普通图像修复。借鉴3D Photography的结构优先思路，先补深度边缘和隐藏结构，再补Depth，最后在边缘与Depth引导下补RGB、Alpha和补全置信度。RGB决定外观，Depth决定三维位置，Alpha决定覆盖程度，Confidence决定补充高斯应当多保守。</w:t>
       </w:r>
     </w:p>
     <w:p>
@@ -2980,7 +3016,7 @@
           <w:b w:val="0"/>
           <w:sz w:val="21"/>
         </w:rPr>
-        <w:t>根据深度边界和目标相机运动方向，估计哪些区域会显露。</w:t>
+        <w:t>用G_base试渲染左右端点，得到端点RGB、Depth和Alpha。</w:t>
       </w:r>
     </w:p>
     <w:p>
@@ -2994,7 +3030,7 @@
           <w:b w:val="0"/>
           <w:sz w:val="21"/>
         </w:rPr>
-        <w:t>先补结构走向，例如墙面连续性、栏杆方向和花茎连接关系。</w:t>
+        <w:t>联合低Alpha、深度冲突、边界与细结构信息，形成左右显露区域Mask。</w:t>
       </w:r>
     </w:p>
     <w:p>
@@ -3008,7 +3044,7 @@
           <w:b w:val="0"/>
           <w:sz w:val="21"/>
         </w:rPr>
-        <w:t>再补深度，确定新内容应该位于哪一个空间位置。</w:t>
+        <w:t>先补显露区域中的深度边缘和结构骨架，避免前景纹理错误延伸到背景。</w:t>
       </w:r>
     </w:p>
     <w:p>
@@ -3022,7 +3058,7 @@
           <w:b w:val="0"/>
           <w:sz w:val="21"/>
         </w:rPr>
-        <w:t>随后补颜色和纹理，避免只得到空白几何。</w:t>
+        <w:t>根据补好的边缘补全Depth，确定隐藏内容的空间位置和前后层关系。</w:t>
       </w:r>
     </w:p>
     <w:p>
@@ -3036,7 +3072,7 @@
           <w:b w:val="0"/>
           <w:sz w:val="21"/>
         </w:rPr>
-        <w:t>估计透明度与置信度，处理软边界并标记不可靠区域。</w:t>
+        <w:t>在边缘和Depth引导下补全RGB、Alpha与Confidence，得到合理外观、覆盖关系和可靠程度。</w:t>
       </w:r>
     </w:p>
     <w:p>
@@ -3050,7 +3086,7 @@
           <w:b w:val="0"/>
           <w:sz w:val="21"/>
         </w:rPr>
-        <w:t>将RGB-D-Alpha结果反投影成新的补充高斯。</w:t>
+        <w:t>把有效补全像素反投影成G_supp：位置来自Depth，颜色来自RGB，初始Opacity由Alpha与Confidence共同控制；左右结果进入统一坐标系后去重和融合。</w:t>
       </w:r>
     </w:p>
     <w:tbl>
@@ -3126,7 +3162,7 @@
           <w:b w:val="0"/>
           <w:sz w:val="21"/>
         </w:rPr>
-        <w:t>如果所有新视角都只从中心图不断向外推，误差会随着距离增加。双侧锚点相当于在目标运动范围两端增加约束，让模型提前检查左端和右端分别会看到什么。</w:t>
+        <w:t>双侧锚点不是额外保存三套场景，而是让同一组融合高斯在目标运动范围两端都接受检查。G_all分别渲染左端点、中心、右端点和若干中间视角，端点损失约束补充高斯的位置、颜色、Alpha和可见性，避免只在某一侧看起来正确。</w:t>
       </w:r>
     </w:p>
     <w:p>
@@ -3237,7 +3273,13 @@
           <w:b w:val="0"/>
           <w:sz w:val="21"/>
         </w:rPr>
-        <w:t>锚点提高的是结果的一致性，不是隐藏内容的真实性。单张照片没有提供真实答案，因此最终评价应关注结构是否合理、视频是否稳定、不同视角是否自洽。</w:t>
+        <w:t>锚点提高的是跨视角一致性，不会提供单张图中不存在的真实隐藏证据。训练时可以利用合成或真实多视图参考计算RGB、DISTS、LPIPS、Depth、Alpha、端点一致性和稀疏预算损失；推理时没有目标真值，只能依靠模型先验在限定浅视角范围内生成视觉合理的补充内容。</w:t>
+      </w:r>
+    </w:p>
+    <w:p>
+      <w:pPr/>
+      <w:r>
+        <w:t>所有候选最终统一计算Importance=Gate×Gaussian Opacity×多视角贡献。训练阶段只使用Soft Gate模拟开关；模型训练完成后，每张输入图像在推理与导出阶段分别生成自己的候选高斯，再进行硬剪枝、合并和量化。</w:t>
       </w:r>
     </w:p>
     <w:p>
@@ -4274,7 +4316,7 @@
                 <w:b w:val="0"/>
                 <w:sz w:val="18"/>
               </w:rPr>
-              <w:t>Stage 1 基础高斯生成</w:t>
+              <w:t>Stage 1 基础高斯与Gate</w:t>
             </w:r>
           </w:p>
         </w:tc>
@@ -4299,7 +4341,7 @@
                 <w:b w:val="0"/>
                 <w:sz w:val="18"/>
               </w:rPr>
-              <w:t>学会深度、边界和基础高斯属性</w:t>
+              <w:t>冻结或弱更新SHARP，先训练Keep/Gate</w:t>
             </w:r>
           </w:p>
         </w:tc>
@@ -4324,7 +4366,7 @@
                 <w:b w:val="0"/>
                 <w:sz w:val="18"/>
               </w:rPr>
-              <w:t>先把舞台骨架搭出来</w:t>
+              <w:t>先学会哪些已有道具可以拿走</w:t>
             </w:r>
           </w:p>
         </w:tc>
@@ -4349,7 +4391,7 @@
                 <w:b w:val="0"/>
                 <w:sz w:val="18"/>
               </w:rPr>
-              <w:t>中心视角基础3DGS</w:t>
+              <w:t>G_base与可学习保留策略</w:t>
             </w:r>
           </w:p>
         </w:tc>
@@ -4377,7 +4419,7 @@
                 <w:b w:val="0"/>
                 <w:sz w:val="18"/>
               </w:rPr>
-              <w:t>Stage 2 显露与视角课程</w:t>
+              <w:t>Stage 2 显露补全与锚点</w:t>
             </w:r>
           </w:p>
         </w:tc>
@@ -4403,7 +4445,7 @@
                 <w:b w:val="0"/>
                 <w:sz w:val="18"/>
               </w:rPr>
-              <w:t>从小视角逐步扩大，训练RGB-D-Alpha补全和补充高斯</w:t>
+              <w:t>端点试渲染，训练边缘→Depth→RGB/Alpha补全和G_supp</w:t>
             </w:r>
           </w:p>
         </w:tc>
@@ -4429,7 +4471,7 @@
                 <w:b w:val="0"/>
                 <w:sz w:val="18"/>
               </w:rPr>
-              <w:t>练习人物移开后背景怎样出现</w:t>
+              <w:t>补上人物移开后才露出的布景</w:t>
             </w:r>
           </w:p>
         </w:tc>
@@ -4455,7 +4497,7 @@
                 <w:b w:val="0"/>
                 <w:sz w:val="18"/>
               </w:rPr>
-              <w:t>可覆盖目标范围的统一3DGS</w:t>
+              <w:t>具有补充高斯的统一候选池</w:t>
             </w:r>
           </w:p>
         </w:tc>
@@ -4482,7 +4524,7 @@
                 <w:b w:val="0"/>
                 <w:sz w:val="18"/>
               </w:rPr>
-              <w:t>Stage 3 材质与真实图微调</w:t>
+              <w:t>Stage 3 Split/Spawn与真实图</w:t>
             </w:r>
           </w:p>
         </w:tc>
@@ -4507,7 +4549,7 @@
                 <w:b w:val="0"/>
                 <w:sz w:val="18"/>
               </w:rPr>
-              <w:t>提高真实照片、复杂材质和跨视角稳定性</w:t>
+              <w:t>细结构局部增密、材质能力和真实图微调</w:t>
             </w:r>
           </w:p>
         </w:tc>
@@ -4532,7 +4574,7 @@
                 <w:b w:val="0"/>
                 <w:sz w:val="18"/>
               </w:rPr>
-              <w:t>让合成场景学到的规则适应真实照片</w:t>
+              <w:t>细化花茎栏杆，并适应真实照片</w:t>
             </w:r>
           </w:p>
         </w:tc>
@@ -4557,7 +4599,7 @@
                 <w:b w:val="0"/>
                 <w:sz w:val="18"/>
               </w:rPr>
-              <w:t>更稳定的外观和置信度</w:t>
+              <w:t>更稳定的G_split与外观</w:t>
             </w:r>
           </w:p>
         </w:tc>
@@ -4585,7 +4627,7 @@
                 <w:b w:val="0"/>
                 <w:sz w:val="18"/>
               </w:rPr>
-              <w:t>Stage 4 剪枝合并量化</w:t>
+              <w:t>Stage 4 联合微调与压缩</w:t>
             </w:r>
           </w:p>
         </w:tc>
@@ -4611,7 +4653,7 @@
                 <w:b w:val="0"/>
                 <w:sz w:val="18"/>
               </w:rPr>
-              <w:t>在保持画质的情况下减少高斯和参数精度</w:t>
+              <w:t>小学习率联合训练，再硬剪枝、合并、量化</w:t>
             </w:r>
           </w:p>
         </w:tc>
@@ -5859,7 +5901,7 @@
                 <w:b w:val="0"/>
                 <w:sz w:val="18"/>
               </w:rPr>
-              <w:t>完成视角、裁剪、剪枝和场景适用性实验</w:t>
+              <w:t>完成视角、裁剪、规则剪枝和场景适用性实验</w:t>
             </w:r>
           </w:p>
         </w:tc>
@@ -5884,7 +5926,7 @@
                 <w:b w:val="0"/>
                 <w:sz w:val="18"/>
               </w:rPr>
-              <w:t>现有SHARP在目标浅3D范围内究竟哪里够用、哪里失败</w:t>
+              <w:t>现有SHARP哪里够用、哪里失败，固定评价口径</w:t>
             </w:r>
           </w:p>
         </w:tc>
@@ -5912,7 +5954,7 @@
                 <w:b w:val="0"/>
                 <w:sz w:val="18"/>
               </w:rPr>
-              <w:t>第二步：显露补充高斯</w:t>
+              <w:t>第二步：Keep/Gate原型</w:t>
             </w:r>
           </w:p>
         </w:tc>
@@ -5938,7 +5980,7 @@
                 <w:b w:val="0"/>
                 <w:sz w:val="18"/>
               </w:rPr>
-              <w:t>从遮挡边界识别显露区域，补RGB-D-Alpha并转为高斯</w:t>
+              <w:t>冻结SHARP主体，融合场景信息预测两层Gate</w:t>
             </w:r>
           </w:p>
         </w:tc>
@@ -5964,7 +6006,7 @@
                 <w:b w:val="0"/>
                 <w:sz w:val="18"/>
               </w:rPr>
-              <w:t>能否减少空洞、拖影和背景污染</w:t>
+              <w:t>能否在不伤害细结构和侧视角的情况下删除冗余</w:t>
             </w:r>
           </w:p>
         </w:tc>
@@ -5991,7 +6033,7 @@
                 <w:b w:val="0"/>
                 <w:sz w:val="18"/>
               </w:rPr>
-              <w:t>第三步：双侧锚点</w:t>
+              <w:t>第三步：显露补全与双侧锚点</w:t>
             </w:r>
           </w:p>
         </w:tc>
@@ -6016,7 +6058,7 @@
                 <w:b w:val="0"/>
                 <w:sz w:val="18"/>
               </w:rPr>
-              <w:t>加入目标视角端点监督并融合统一高斯场景</w:t>
+              <w:t>端点试渲染，按边缘→Depth→RGB/Alpha生成G_supp</w:t>
             </w:r>
           </w:p>
         </w:tc>
@@ -6041,7 +6083,7 @@
                 <w:b w:val="0"/>
                 <w:sz w:val="18"/>
               </w:rPr>
-              <w:t>是否能延后明显伪影出现并扩大可用视角</w:t>
+              <w:t>能否减少空洞、拖影、背景污染并提高两侧一致性</w:t>
             </w:r>
           </w:p>
         </w:tc>
@@ -6069,7 +6111,7 @@
                 <w:b w:val="0"/>
                 <w:sz w:val="18"/>
               </w:rPr>
-              <w:t>第四步：联合剪枝量化</w:t>
+              <w:t>第四步：Split/Spawn与统一压缩</w:t>
             </w:r>
           </w:p>
         </w:tc>
@@ -6095,7 +6137,7 @@
                 <w:b w:val="0"/>
                 <w:sz w:val="18"/>
               </w:rPr>
-              <w:t>对基础与补充高斯统一剪枝、合并和量化</w:t>
+              <w:t>对细结构增密，将G_base、G_split、G_supp统一剪枝合并量化</w:t>
             </w:r>
           </w:p>
         </w:tc>
@@ -6121,7 +6163,7 @@
                 <w:b w:val="0"/>
                 <w:sz w:val="18"/>
               </w:rPr>
-              <w:t>完整场景可以压缩到什么程度，哪些新增高斯必须保留</w:t>
+              <w:t>新增高斯是否真正有用，最终能压缩到什么规模</w:t>
             </w:r>
           </w:p>
         </w:tc>
@@ -7096,7 +7138,7 @@
           <w:b w:val="0"/>
           <w:sz w:val="21"/>
         </w:rPr>
-        <w:t>建议讲法：系统先从单图感知深度、边界、细结构和材质，再用SHARP式Base+Delta生成基础高斯。之后补出新视角会露出的RGB-D-Alpha并转换成补充高斯，利用目标视角端点约束统一场景；最后根据材质配置外观能力，并对高斯剪枝、合并、量化后交给移动端渲染。</w:t>
+        <w:t>建议讲法：这一页先看整体主线。单张RGB经过共享编码器和多个解码分支，得到两层视差、边缘、Alpha、细结构、材质和置信度。RGB、两层视差与共享特征生成SHARP基础高斯G_base；场景信息一路进入Keep/Gate Head做减法，另一路结合左右端点试渲染，使用Split或显露补全增加G_split和G_supp。三类高斯进入统一候选池，共同渲染、训练，最后剪枝、合并、量化后交给移动端。</w:t>
       </w:r>
     </w:p>
     <w:p>
@@ -7111,7 +7153,7 @@
           <w:color w:val="17324D"/>
           <w:sz w:val="25"/>
         </w:rPr>
-        <w:t>第6页：自适应高斯分配</w:t>
+        <w:t>第6页：从基础高斯到最终轻量3DGS</w:t>
       </w:r>
     </w:p>
     <w:p>
@@ -7124,7 +7166,7 @@
           <w:b w:val="0"/>
           <w:sz w:val="21"/>
         </w:rPr>
-        <w:t>建议讲法：这里不让整张图均匀铺设同样多的高斯。天空和墙面使用少量大高斯，遮挡边界和花茎使用更多小高斯并精细控制透明度，复杂材质才增加额外外观参数，把有限预算集中到最容易出错的位置。</w:t>
+        <w:t>建议讲法：这一页回答“高斯怎样变多、又怎样变少”。系统先用SHARP的固定双层网格和Base+Delta生成G_base，以足够多的候选保证表达上限。然后分成两条支路：Keep/Gate对已有基础高斯做减法，输出两层连续Gate；Split/Spawn对表示不足的位置做加法，Split把花茎、发丝、栏杆等区域的大高斯拆小，Spawn把显露补全结果变成新的隐藏表面高斯。训练时不直接删除整数高斯，而是使用Effective Opacity=Gaussian Opacity×Gate保持可微；G_base、G_split和G_supp进入统一候选池，在中心、左右端点和中间视角共同渲染。模型先分别训练Gate、补全和Split/Spawn，最后再小学习率联合微调。推理导出每张图片时，才依据Gate×Opacity×多视角贡献执行硬剪枝、合并和量化。</w:t>
       </w:r>
     </w:p>
     <w:p>
@@ -7139,7 +7181,7 @@
           <w:color w:val="17324D"/>
           <w:sz w:val="25"/>
         </w:rPr>
-        <w:t>第7页：显露补全与双侧锚点</w:t>
+        <w:t>第7页：结构优先的显露补全、双侧锚点与推理剪枝</w:t>
       </w:r>
     </w:p>
     <w:p>
@@ -7152,7 +7194,7 @@
           <w:b w:val="0"/>
           <w:sz w:val="21"/>
         </w:rPr>
-        <w:t>建议讲法：相机移动后会看到原图没有记录的背景。系统先补结构，再联合补颜色、深度和透明度，随后把结果转换为补充高斯。左右目标视角端点用于检查补充内容是否一致，最终合并成一套统一3DGS，中间视角直接渲染。</w:t>
+        <w:t>建议讲法：这一页展开“显露高斯从哪里来”。第一步用G_base试渲染左右端点，获得RGB、Depth和Alpha；第二步结合低Alpha、深度冲突、遮挡边界和细结构，检测空洞、拉伸与遮挡错误；第三步借鉴3D Photography，先补深度边缘，再补Depth，最后补RGB、Alpha和Confidence，避免颜色看似合理但几何放错层；第四步把补全像素反投影成G_supp，并与G_base、G_split放入同一候选池。左右端点不是独立场景，而是训练约束：同一组高斯必须同时通过左右两端和中间视角的检查。训练阶段损失共同调整基础属性、Gate、Split位置和补充高斯；推理阶段每张图生成候选后统一硬剪枝。单图无法恢复真实隐藏内容，因此目标是限定浅视角内连续、合理和少伪影。</w:t>
       </w:r>
     </w:p>
     <w:p>
@@ -7208,7 +7250,7 @@
           <w:b w:val="0"/>
           <w:sz w:val="21"/>
         </w:rPr>
-        <w:t>建议讲法：训练从基础高斯开始，再逐渐加入显露补全和更大视角，然后处理真实材质，最后做剪枝、合并和量化。训练可以使用多视图和高质量3DGS监督，但用户测试仍然只输入一张RGB图，交互阶段不运行重模型。</w:t>
+        <w:t>建议讲法：训练按四阶段推进。Stage 1冻结或弱更新SHARP，先学习Keep/Gate；Stage 2加入端点试渲染、结构优先的RGB-D-Alpha补全和G_supp；Stage 3加入细结构Split/Spawn、材质能力和真实图微调；Stage 4再小学习率联合优化，并执行硬剪枝、合并和量化。训练可以使用多视图参考，但用户测试仍只输入一张RGB，交互阶段不运行生成网络。</w:t>
       </w:r>
     </w:p>
     <w:p>
@@ -7236,7 +7278,7 @@
           <w:b w:val="0"/>
           <w:sz w:val="21"/>
         </w:rPr>
-        <w:t>建议讲法：下一步先冻结30°、DISTS参考图和2K计时范围，再按照SHARP结论、补充高斯与双锚点、联合剪枝量化、材质和端侧优化的顺序推进。当前可以先做SHARP剪枝摸底，但最终压缩参数要在补充高斯合并后重新确定。每个模块都要做消融，不能只展示最好案例。</w:t>
+        <w:t>建议讲法：下一步先冻结视角、DISTS参考图和2K计时口径，再依次完成SHARP结论与规则剪枝摸底、Keep/Gate原型、显露补全与双侧锚点、Split/Spawn和统一压缩，最后处理材质与端侧。当前基线剪枝只用于估计冗余，最终压缩阈值必须在G_base、G_split和G_supp全部合并后重新确定；每个新增模块都要独立消融。</w:t>
       </w:r>
     </w:p>
     <w:p>
@@ -7415,7 +7457,7 @@
                 <w:b w:val="0"/>
                 <w:sz w:val="18"/>
               </w:rPr>
-              <w:t>先预测显露区域的RGB、深度和透明度，再根据相机参数反投影成补充高斯，并通过目标视角渲染监督学习。</w:t>
+              <w:t>先用G_base试渲染左右端点，检测低Alpha、深度冲突和遮挡错误；按深度边缘→Depth→RGB/Alpha补全，再根据相机参数反投影成G_supp。</w:t>
             </w:r>
           </w:p>
         </w:tc>
@@ -7521,7 +7563,7 @@
                 <w:b w:val="0"/>
                 <w:sz w:val="18"/>
               </w:rPr>
-              <w:t>补全和压缩必须联合设计：增加必要的显露高斯，同时剪掉低贡献、重复和目标范围外无用的高斯。</w:t>
+              <w:t>加法和减法联合设计：Split/Spawn增加必要候选，Keep/Gate控制已有和新增高斯的贡献；导出时按Gate×Opacity×多视角贡献统一硬剪枝。</w:t>
             </w:r>
           </w:p>
         </w:tc>
@@ -7679,7 +7721,7 @@
                 <w:b w:val="0"/>
                 <w:sz w:val="18"/>
               </w:rPr>
-              <w:t>先完成当前SHARP实验并做高斯剪枝、合并和量化原型，量化轻量3DGS的真实上限，再增加显露补全。</w:t>
+              <w:t>先完成SHARP评价与规则剪枝摸底，再冻结SHARP训练两层Keep/Gate；Gate有效后再进入显露补全和Split/Spawn。</w:t>
             </w:r>
           </w:p>
         </w:tc>
@@ -7734,15 +7776,7 @@
                 <w:color w:val="19B8D1"/>
                 <w:sz w:val="21"/>
               </w:rPr>
-              <w:t>核心主线：</w:t>
-            </w:r>
-            <w:r>
-              <w:rPr>
-                <w:rFonts w:ascii="Aptos" w:hAnsi="Aptos" w:eastAsia="微软雅黑"/>
-                <w:b w:val="0"/>
-                <w:sz w:val="21"/>
-              </w:rPr>
-              <w:t>SHARP提供基础高斯，场景感知决定高斯怎样分配，显露补全生成原图看不到的补充高斯，双侧端点保证较大视角的一致性，材质分支处理视角相关外观，剪枝、合并和量化负责把统一3DGS送上移动端。</w:t>
+              <w:t>核心主线：SHARP的Base+Delta生成G_base；Keep/Gate对已有高斯做减法，Split对细结构增密，Spawn/Completion生成显露补充高斯；G_base、G_split和G_supp进入统一候选池共同渲染和训练，最终按Gate、Opacity与多视角贡献硬剪枝、合并和量化后送上移动端。</w:t>
             </w:r>
           </w:p>
         </w:tc>

--- a/汇报/总体Framework7_22_详细讲稿.docx
+++ b/汇报/总体Framework7_22_详细讲稿.docx
@@ -7798,6 +7798,2700 @@
           <w:sz w:val="21"/>
         </w:rPr>
         <w:t>汇报时始终围绕三个问题展开即可：现有SHARP已经解决了什么；课题目标还缺少什么；新Framework准备怎样以可验证、可压缩、可移动端渲染的3DGS补上这些缺口。</w:t>
+      </w:r>
+    </w:p>
+    <w:p>
+      <w:r>
+        <w:br w:type="page"/>
+      </w:r>
+    </w:p>
+    <w:p>
+      <w:pPr>
+        <w:spacing w:before="200" w:after="100"/>
+      </w:pPr>
+      <w:r>
+        <w:rPr>
+          <w:rFonts w:ascii="Microsoft YaHei" w:hAnsi="Microsoft YaHei" w:eastAsia="Microsoft YaHei"/>
+          <w:b/>
+          <w:sz w:val="32"/>
+        </w:rPr>
+        <w:t>21. 损失函数附录：每项损失的含义与计算方法</w:t>
+      </w:r>
+    </w:p>
+    <w:p>
+      <w:pPr>
+        <w:spacing w:after="80"/>
+      </w:pPr>
+      <w:r>
+        <w:rPr>
+          <w:rFonts w:ascii="Microsoft YaHei" w:hAnsi="Microsoft YaHei" w:eastAsia="Microsoft YaHei"/>
+          <w:b w:val="0"/>
+          <w:sz w:val="21"/>
+        </w:rPr>
+        <w:t>本章汇总Framework中可能使用的损失。需要先强调：这些损失不会在第一天全部同时启用。不同训练阶段只打开与当前模块有关的损失，最后联合微调时再组合；带“可选”的正则只有在对应问题出现时才加入。</w:t>
+      </w:r>
+    </w:p>
+    <w:tbl>
+      <w:tblPr>
+        <w:tblStyle w:val="TableGrid"/>
+        <w:tblW w:type="auto" w:w="0"/>
+        <w:tblLook w:firstColumn="1" w:firstRow="1" w:lastColumn="0" w:lastRow="0" w:noHBand="0" w:noVBand="1" w:val="04A0"/>
+      </w:tblPr>
+      <w:tblGrid>
+        <w:gridCol w:w="3324"/>
+        <w:gridCol w:w="3324"/>
+        <w:gridCol w:w="3324"/>
+      </w:tblGrid>
+      <w:tr>
+        <w:tc>
+          <w:tcPr>
+            <w:tcW w:type="dxa" w:w="3324"/>
+            <w:vAlign w:val="center"/>
+            <w:shd w:fill="D9EAF7"/>
+          </w:tcPr>
+          <w:p>
+            <w:pPr>
+              <w:jc w:val="left"/>
+            </w:pPr>
+            <w:r/>
+            <w:r>
+              <w:rPr>
+                <w:rFonts w:ascii="Microsoft YaHei" w:hAnsi="Microsoft YaHei" w:eastAsia="Microsoft YaHei"/>
+                <w:b/>
+                <w:sz w:val="19"/>
+              </w:rPr>
+              <w:t>损失组</w:t>
+            </w:r>
+          </w:p>
+        </w:tc>
+        <w:tc>
+          <w:tcPr>
+            <w:tcW w:type="dxa" w:w="3324"/>
+            <w:vAlign w:val="center"/>
+            <w:shd w:fill="D9EAF7"/>
+          </w:tcPr>
+          <w:p>
+            <w:pPr>
+              <w:jc w:val="left"/>
+            </w:pPr>
+            <w:r/>
+            <w:r>
+              <w:rPr>
+                <w:rFonts w:ascii="Microsoft YaHei" w:hAnsi="Microsoft YaHei" w:eastAsia="Microsoft YaHei"/>
+                <w:b/>
+                <w:sz w:val="19"/>
+              </w:rPr>
+              <w:t>主要组成</w:t>
+            </w:r>
+          </w:p>
+        </w:tc>
+        <w:tc>
+          <w:tcPr>
+            <w:tcW w:type="dxa" w:w="3324"/>
+            <w:vAlign w:val="center"/>
+            <w:shd w:fill="D9EAF7"/>
+          </w:tcPr>
+          <w:p>
+            <w:pPr>
+              <w:jc w:val="left"/>
+            </w:pPr>
+            <w:r/>
+            <w:r>
+              <w:rPr>
+                <w:rFonts w:ascii="Microsoft YaHei" w:hAnsi="Microsoft YaHei" w:eastAsia="Microsoft YaHei"/>
+                <w:b/>
+                <w:sz w:val="19"/>
+              </w:rPr>
+              <w:t>解决的问题</w:t>
+            </w:r>
+          </w:p>
+        </w:tc>
+      </w:tr>
+      <w:tr>
+        <w:tc>
+          <w:tcPr>
+            <w:tcW w:type="dxa" w:w="3324"/>
+            <w:vAlign w:val="center"/>
+          </w:tcPr>
+          <w:p>
+            <w:pPr>
+              <w:jc w:val="left"/>
+            </w:pPr>
+            <w:r/>
+            <w:r>
+              <w:rPr>
+                <w:rFonts w:ascii="Microsoft YaHei" w:hAnsi="Microsoft YaHei" w:eastAsia="Microsoft YaHei"/>
+                <w:b w:val="0"/>
+                <w:sz w:val="18"/>
+              </w:rPr>
+              <w:t>场景感知</w:t>
+            </w:r>
+          </w:p>
+        </w:tc>
+        <w:tc>
+          <w:tcPr>
+            <w:tcW w:type="dxa" w:w="3324"/>
+            <w:vAlign w:val="center"/>
+          </w:tcPr>
+          <w:p>
+            <w:pPr>
+              <w:jc w:val="left"/>
+            </w:pPr>
+            <w:r/>
+            <w:r>
+              <w:rPr>
+                <w:rFonts w:ascii="Microsoft YaHei" w:hAnsi="Microsoft YaHei" w:eastAsia="Microsoft YaHei"/>
+                <w:b w:val="0"/>
+                <w:sz w:val="18"/>
+              </w:rPr>
+              <w:t>Depth、Edge、Alpha、Thin、Material、Confidence</w:t>
+            </w:r>
+          </w:p>
+        </w:tc>
+        <w:tc>
+          <w:tcPr>
+            <w:tcW w:type="dxa" w:w="3324"/>
+            <w:vAlign w:val="center"/>
+          </w:tcPr>
+          <w:p>
+            <w:pPr>
+              <w:jc w:val="left"/>
+            </w:pPr>
+            <w:r/>
+            <w:r>
+              <w:rPr>
+                <w:rFonts w:ascii="Microsoft YaHei" w:hAnsi="Microsoft YaHei" w:eastAsia="Microsoft YaHei"/>
+                <w:b w:val="0"/>
+                <w:sz w:val="18"/>
+              </w:rPr>
+              <w:t>教各任务Head输出正确的辅助信息</w:t>
+            </w:r>
+          </w:p>
+        </w:tc>
+      </w:tr>
+      <w:tr>
+        <w:tc>
+          <w:tcPr>
+            <w:tcW w:type="dxa" w:w="3324"/>
+            <w:vAlign w:val="center"/>
+          </w:tcPr>
+          <w:p>
+            <w:pPr>
+              <w:jc w:val="left"/>
+            </w:pPr>
+            <w:r/>
+            <w:r>
+              <w:rPr>
+                <w:rFonts w:ascii="Microsoft YaHei" w:hAnsi="Microsoft YaHei" w:eastAsia="Microsoft YaHei"/>
+                <w:b w:val="0"/>
+                <w:sz w:val="18"/>
+              </w:rPr>
+              <w:t>渲染质量</w:t>
+            </w:r>
+          </w:p>
+        </w:tc>
+        <w:tc>
+          <w:tcPr>
+            <w:tcW w:type="dxa" w:w="3324"/>
+            <w:vAlign w:val="center"/>
+          </w:tcPr>
+          <w:p>
+            <w:pPr>
+              <w:jc w:val="left"/>
+            </w:pPr>
+            <w:r/>
+            <w:r>
+              <w:rPr>
+                <w:rFonts w:ascii="Microsoft YaHei" w:hAnsi="Microsoft YaHei" w:eastAsia="Microsoft YaHei"/>
+                <w:b w:val="0"/>
+                <w:sz w:val="18"/>
+              </w:rPr>
+              <w:t>RGB、DISTS、LPIPS、Depth、Alpha</w:t>
+            </w:r>
+          </w:p>
+        </w:tc>
+        <w:tc>
+          <w:tcPr>
+            <w:tcW w:type="dxa" w:w="3324"/>
+            <w:vAlign w:val="center"/>
+          </w:tcPr>
+          <w:p>
+            <w:pPr>
+              <w:jc w:val="left"/>
+            </w:pPr>
+            <w:r/>
+            <w:r>
+              <w:rPr>
+                <w:rFonts w:ascii="Microsoft YaHei" w:hAnsi="Microsoft YaHei" w:eastAsia="Microsoft YaHei"/>
+                <w:b w:val="0"/>
+                <w:sz w:val="18"/>
+              </w:rPr>
+              <w:t>保证统一高斯在目标视角看起来正确</w:t>
+            </w:r>
+          </w:p>
+        </w:tc>
+      </w:tr>
+      <w:tr>
+        <w:tc>
+          <w:tcPr>
+            <w:tcW w:type="dxa" w:w="3324"/>
+            <w:vAlign w:val="center"/>
+          </w:tcPr>
+          <w:p>
+            <w:pPr>
+              <w:jc w:val="left"/>
+            </w:pPr>
+            <w:r/>
+            <w:r>
+              <w:rPr>
+                <w:rFonts w:ascii="Microsoft YaHei" w:hAnsi="Microsoft YaHei" w:eastAsia="Microsoft YaHei"/>
+                <w:b w:val="0"/>
+                <w:sz w:val="18"/>
+              </w:rPr>
+              <w:t>显露补全</w:t>
+            </w:r>
+          </w:p>
+        </w:tc>
+        <w:tc>
+          <w:tcPr>
+            <w:tcW w:type="dxa" w:w="3324"/>
+            <w:vAlign w:val="center"/>
+          </w:tcPr>
+          <w:p>
+            <w:pPr>
+              <w:jc w:val="left"/>
+            </w:pPr>
+            <w:r/>
+            <w:r>
+              <w:rPr>
+                <w:rFonts w:ascii="Microsoft YaHei" w:hAnsi="Microsoft YaHei" w:eastAsia="Microsoft YaHei"/>
+                <w:b w:val="0"/>
+                <w:sz w:val="18"/>
+              </w:rPr>
+              <w:t>Edge Completion、RGB-D-Alpha、重投影</w:t>
+            </w:r>
+          </w:p>
+        </w:tc>
+        <w:tc>
+          <w:tcPr>
+            <w:tcW w:type="dxa" w:w="3324"/>
+            <w:vAlign w:val="center"/>
+          </w:tcPr>
+          <w:p>
+            <w:pPr>
+              <w:jc w:val="left"/>
+            </w:pPr>
+            <w:r/>
+            <w:r>
+              <w:rPr>
+                <w:rFonts w:ascii="Microsoft YaHei" w:hAnsi="Microsoft YaHei" w:eastAsia="Microsoft YaHei"/>
+                <w:b w:val="0"/>
+                <w:sz w:val="18"/>
+              </w:rPr>
+              <w:t>保证补充内容结构、位置和外观一致</w:t>
+            </w:r>
+          </w:p>
+        </w:tc>
+      </w:tr>
+      <w:tr>
+        <w:tc>
+          <w:tcPr>
+            <w:tcW w:type="dxa" w:w="3324"/>
+            <w:vAlign w:val="center"/>
+          </w:tcPr>
+          <w:p>
+            <w:pPr>
+              <w:jc w:val="left"/>
+            </w:pPr>
+            <w:r/>
+            <w:r>
+              <w:rPr>
+                <w:rFonts w:ascii="Microsoft YaHei" w:hAnsi="Microsoft YaHei" w:eastAsia="Microsoft YaHei"/>
+                <w:b w:val="0"/>
+                <w:sz w:val="18"/>
+              </w:rPr>
+              <w:t>跨视角锚点</w:t>
+            </w:r>
+          </w:p>
+        </w:tc>
+        <w:tc>
+          <w:tcPr>
+            <w:tcW w:type="dxa" w:w="3324"/>
+            <w:vAlign w:val="center"/>
+          </w:tcPr>
+          <w:p>
+            <w:pPr>
+              <w:jc w:val="left"/>
+            </w:pPr>
+            <w:r/>
+            <w:r>
+              <w:rPr>
+                <w:rFonts w:ascii="Microsoft YaHei" w:hAnsi="Microsoft YaHei" w:eastAsia="Microsoft YaHei"/>
+                <w:b w:val="0"/>
+                <w:sz w:val="18"/>
+              </w:rPr>
+              <w:t>左右端点与中间视角一致性</w:t>
+            </w:r>
+          </w:p>
+        </w:tc>
+        <w:tc>
+          <w:tcPr>
+            <w:tcW w:type="dxa" w:w="3324"/>
+            <w:vAlign w:val="center"/>
+          </w:tcPr>
+          <w:p>
+            <w:pPr>
+              <w:jc w:val="left"/>
+            </w:pPr>
+            <w:r/>
+            <w:r>
+              <w:rPr>
+                <w:rFonts w:ascii="Microsoft YaHei" w:hAnsi="Microsoft YaHei" w:eastAsia="Microsoft YaHei"/>
+                <w:b w:val="0"/>
+                <w:sz w:val="18"/>
+              </w:rPr>
+              <w:t>防止补充高斯只在单个视角正确</w:t>
+            </w:r>
+          </w:p>
+        </w:tc>
+      </w:tr>
+      <w:tr>
+        <w:tc>
+          <w:tcPr>
+            <w:tcW w:type="dxa" w:w="3324"/>
+            <w:vAlign w:val="center"/>
+          </w:tcPr>
+          <w:p>
+            <w:pPr>
+              <w:jc w:val="left"/>
+            </w:pPr>
+            <w:r/>
+            <w:r>
+              <w:rPr>
+                <w:rFonts w:ascii="Microsoft YaHei" w:hAnsi="Microsoft YaHei" w:eastAsia="Microsoft YaHei"/>
+                <w:b w:val="0"/>
+                <w:sz w:val="18"/>
+              </w:rPr>
+              <w:t>高斯增减</w:t>
+            </w:r>
+          </w:p>
+        </w:tc>
+        <w:tc>
+          <w:tcPr>
+            <w:tcW w:type="dxa" w:w="3324"/>
+            <w:vAlign w:val="center"/>
+          </w:tcPr>
+          <w:p>
+            <w:pPr>
+              <w:jc w:val="left"/>
+            </w:pPr>
+            <w:r/>
+            <w:r>
+              <w:rPr>
+                <w:rFonts w:ascii="Microsoft YaHei" w:hAnsi="Microsoft YaHei" w:eastAsia="Microsoft YaHei"/>
+                <w:b w:val="0"/>
+                <w:sz w:val="18"/>
+              </w:rPr>
+              <w:t>Gate稀疏、预算、Split/Spawn、父子守恒</w:t>
+            </w:r>
+          </w:p>
+        </w:tc>
+        <w:tc>
+          <w:tcPr>
+            <w:tcW w:type="dxa" w:w="3324"/>
+            <w:vAlign w:val="center"/>
+          </w:tcPr>
+          <w:p>
+            <w:pPr>
+              <w:jc w:val="left"/>
+            </w:pPr>
+            <w:r/>
+            <w:r>
+              <w:rPr>
+                <w:rFonts w:ascii="Microsoft YaHei" w:hAnsi="Microsoft YaHei" w:eastAsia="Microsoft YaHei"/>
+                <w:b w:val="0"/>
+                <w:sz w:val="18"/>
+              </w:rPr>
+              <w:t>控制哪些高斯删除、哪些区域增加</w:t>
+            </w:r>
+          </w:p>
+        </w:tc>
+      </w:tr>
+      <w:tr>
+        <w:tc>
+          <w:tcPr>
+            <w:tcW w:type="dxa" w:w="3324"/>
+            <w:vAlign w:val="center"/>
+          </w:tcPr>
+          <w:p>
+            <w:pPr>
+              <w:jc w:val="left"/>
+            </w:pPr>
+            <w:r/>
+            <w:r>
+              <w:rPr>
+                <w:rFonts w:ascii="Microsoft YaHei" w:hAnsi="Microsoft YaHei" w:eastAsia="Microsoft YaHei"/>
+                <w:b w:val="0"/>
+                <w:sz w:val="18"/>
+              </w:rPr>
+              <w:t>压缩部署</w:t>
+            </w:r>
+          </w:p>
+        </w:tc>
+        <w:tc>
+          <w:tcPr>
+            <w:tcW w:type="dxa" w:w="3324"/>
+            <w:vAlign w:val="center"/>
+          </w:tcPr>
+          <w:p>
+            <w:pPr>
+              <w:jc w:val="left"/>
+            </w:pPr>
+            <w:r/>
+            <w:r>
+              <w:rPr>
+                <w:rFonts w:ascii="Microsoft YaHei" w:hAnsi="Microsoft YaHei" w:eastAsia="Microsoft YaHei"/>
+                <w:b w:val="0"/>
+                <w:sz w:val="18"/>
+              </w:rPr>
+              <w:t>量化、蒸馏、外观正则</w:t>
+            </w:r>
+          </w:p>
+        </w:tc>
+        <w:tc>
+          <w:tcPr>
+            <w:tcW w:type="dxa" w:w="3324"/>
+            <w:vAlign w:val="center"/>
+          </w:tcPr>
+          <w:p>
+            <w:pPr>
+              <w:jc w:val="left"/>
+            </w:pPr>
+            <w:r/>
+            <w:r>
+              <w:rPr>
+                <w:rFonts w:ascii="Microsoft YaHei" w:hAnsi="Microsoft YaHei" w:eastAsia="Microsoft YaHei"/>
+                <w:b w:val="0"/>
+                <w:sz w:val="18"/>
+              </w:rPr>
+              <w:t>压缩后尽量保持原有渲染质量</w:t>
+            </w:r>
+          </w:p>
+        </w:tc>
+      </w:tr>
+    </w:tbl>
+    <w:p>
+      <w:pPr>
+        <w:spacing w:before="140" w:after="100"/>
+      </w:pPr>
+      <w:r>
+        <w:rPr>
+          <w:rFonts w:ascii="Microsoft YaHei" w:hAnsi="Microsoft YaHei" w:eastAsia="Microsoft YaHei"/>
+          <w:b/>
+          <w:sz w:val="26"/>
+        </w:rPr>
+        <w:t>21.1 统一符号</w:t>
+      </w:r>
+    </w:p>
+    <w:p>
+      <w:pPr>
+        <w:pStyle w:val="ListBullet"/>
+        <w:spacing w:after="40"/>
+      </w:pPr>
+      <w:r>
+        <w:rPr>
+          <w:rFonts w:ascii="Microsoft YaHei" w:hAnsi="Microsoft YaHei" w:eastAsia="Microsoft YaHei"/>
+          <w:b w:val="0"/>
+          <w:sz w:val="21"/>
+        </w:rPr>
+        <w:t>I：参考/真实图像；I_hat：高斯渲染图像；D、D_hat：参考与预测深度；A、A_hat：参考与预测Alpha。</w:t>
+      </w:r>
+    </w:p>
+    <w:p>
+      <w:pPr>
+        <w:pStyle w:val="ListBullet"/>
+        <w:spacing w:after="40"/>
+      </w:pPr>
+      <w:r>
+        <w:rPr>
+          <w:rFonts w:ascii="Microsoft YaHei" w:hAnsi="Microsoft YaHei" w:eastAsia="Microsoft YaHei"/>
+          <w:b w:val="0"/>
+          <w:sz w:val="21"/>
+        </w:rPr>
+        <w:t>E、T、M、C：深度边缘、细结构、材质类别和置信度；v表示一个相机视角；Ω表示有效像素集合。</w:t>
+      </w:r>
+    </w:p>
+    <w:p>
+      <w:pPr>
+        <w:pStyle w:val="ListBullet"/>
+        <w:spacing w:after="40"/>
+      </w:pPr>
+      <w:r>
+        <w:rPr>
+          <w:rFonts w:ascii="Microsoft YaHei" w:hAnsi="Microsoft YaHei" w:eastAsia="Microsoft YaHei"/>
+          <w:b w:val="0"/>
+          <w:sz w:val="21"/>
+        </w:rPr>
+        <w:t>g_i：第i个高斯的Gate；o_i：其Gaussian Opacity；c_i：它在预定多视角中的实际贡献；p_i：Split概率。</w:t>
+      </w:r>
+    </w:p>
+    <w:p>
+      <w:pPr>
+        <w:pStyle w:val="ListBullet"/>
+        <w:spacing w:after="40"/>
+      </w:pPr>
+      <w:r>
+        <w:rPr>
+          <w:rFonts w:ascii="Microsoft YaHei" w:hAnsi="Microsoft YaHei" w:eastAsia="Microsoft YaHei"/>
+          <w:b w:val="0"/>
+          <w:sz w:val="21"/>
+        </w:rPr>
+        <w:t>N表示有效像素或高斯数量；ε是防止除零的小常数；λ_x表示每项损失的权重。</w:t>
+      </w:r>
+    </w:p>
+    <w:p>
+      <w:pPr>
+        <w:spacing w:after="80"/>
+      </w:pPr>
+      <w:r>
+        <w:rPr>
+          <w:rFonts w:ascii="Microsoft YaHei" w:hAnsi="Microsoft YaHei" w:eastAsia="Microsoft YaHei"/>
+          <w:b/>
+          <w:sz w:val="21"/>
+        </w:rPr>
+        <w:t>注意：场景感知Alpha描述像素覆盖和软边界；Gaussian Opacity描述单个高斯的渲染贡献；Gate描述是否值得保留，三者不是同一个量。</w:t>
+      </w:r>
+    </w:p>
+    <w:p>
+      <w:pPr>
+        <w:spacing w:before="140" w:after="100"/>
+      </w:pPr>
+      <w:r>
+        <w:rPr>
+          <w:rFonts w:ascii="Microsoft YaHei" w:hAnsi="Microsoft YaHei" w:eastAsia="Microsoft YaHei"/>
+          <w:b/>
+          <w:sz w:val="26"/>
+        </w:rPr>
+        <w:t>21.2 场景感知与多任务Head损失</w:t>
+      </w:r>
+    </w:p>
+    <w:p>
+      <w:pPr>
+        <w:spacing w:after="80"/>
+      </w:pPr>
+      <w:r>
+        <w:rPr>
+          <w:rFonts w:ascii="Microsoft YaHei" w:hAnsi="Microsoft YaHei" w:eastAsia="Microsoft YaHei"/>
+          <w:b/>
+          <w:sz w:val="21"/>
+        </w:rPr>
+        <w:t>（1）基础深度/视差损失 L_depth：核心</w:t>
+      </w:r>
+    </w:p>
+    <w:p>
+      <w:pPr>
+        <w:spacing w:after="80"/>
+      </w:pPr>
+      <w:r>
+        <w:rPr>
+          <w:rFonts w:ascii="Microsoft YaHei" w:hAnsi="Microsoft YaHei" w:eastAsia="Microsoft YaHei"/>
+          <w:b w:val="0"/>
+          <w:sz w:val="21"/>
+        </w:rPr>
+        <w:t>作用：让第一层深度或视差接近参考几何。若尺度不稳定，可以使用对数域的尺度不变损失。</w:t>
+      </w:r>
+    </w:p>
+    <w:p>
+      <w:pPr>
+        <w:spacing w:after="100"/>
+        <w:ind w:left="360"/>
+      </w:pPr>
+      <w:r>
+        <w:rPr>
+          <w:rFonts w:ascii="Consolas" w:hAnsi="Consolas" w:eastAsia="Consolas"/>
+          <w:b w:val="0"/>
+          <w:sz w:val="20"/>
+        </w:rPr>
+        <w:t>e_p = log(D_hat_p) - log(D_p)</w:t>
+      </w:r>
+    </w:p>
+    <w:p>
+      <w:pPr>
+        <w:spacing w:after="100"/>
+        <w:ind w:left="360"/>
+      </w:pPr>
+      <w:r>
+        <w:rPr>
+          <w:rFonts w:ascii="Consolas" w:hAnsi="Consolas" w:eastAsia="Consolas"/>
+          <w:b w:val="0"/>
+          <w:sz w:val="20"/>
+        </w:rPr>
+        <w:t>L_depth-si = sqrt( mean(e_p^2) - λ_si * mean(e_p)^2 )</w:t>
+      </w:r>
+    </w:p>
+    <w:p>
+      <w:pPr>
+        <w:spacing w:after="80"/>
+      </w:pPr>
+      <w:r>
+        <w:rPr>
+          <w:rFonts w:ascii="Microsoft YaHei" w:hAnsi="Microsoft YaHei" w:eastAsia="Microsoft YaHei"/>
+          <w:b w:val="0"/>
+          <w:sz w:val="21"/>
+        </w:rPr>
+        <w:t>第一项惩罚逐像素深度误差，第二项减弱整张图统一尺度偏移的影响。若有可靠米制深度，也可以直接使用有效区域上的L1或Charbonnier损失。第二层隐藏深度通常没有直接真值，主要依靠新视角渲染、Depth Adjustment或多视图监督间接学习。</w:t>
+      </w:r>
+    </w:p>
+    <w:p>
+      <w:pPr>
+        <w:spacing w:after="80"/>
+      </w:pPr>
+      <w:r>
+        <w:rPr>
+          <w:rFonts w:ascii="Microsoft YaHei" w:hAnsi="Microsoft YaHei" w:eastAsia="Microsoft YaHei"/>
+          <w:b/>
+          <w:sz w:val="21"/>
+        </w:rPr>
+        <w:t>（2）深度梯度/边缘保持损失 L_depth-grad：推荐</w:t>
+      </w:r>
+    </w:p>
+    <w:p>
+      <w:pPr>
+        <w:spacing w:after="100"/>
+        <w:ind w:left="360"/>
+      </w:pPr>
+      <w:r>
+        <w:rPr>
+          <w:rFonts w:ascii="Consolas" w:hAnsi="Consolas" w:eastAsia="Consolas"/>
+          <w:b w:val="0"/>
+          <w:sz w:val="20"/>
+        </w:rPr>
+        <w:t>L_depth-grad = mean( |∇x log D_hat - ∇x log D| + |∇y log D_hat - ∇y log D| )</w:t>
+      </w:r>
+    </w:p>
+    <w:p>
+      <w:pPr>
+        <w:spacing w:after="80"/>
+      </w:pPr>
+      <w:r>
+        <w:rPr>
+          <w:rFonts w:ascii="Microsoft YaHei" w:hAnsi="Microsoft YaHei" w:eastAsia="Microsoft YaHei"/>
+          <w:b w:val="0"/>
+          <w:sz w:val="21"/>
+        </w:rPr>
+        <w:t>作用：不只要求深度数值接近，还要求前后景断层出现在正确位置，避免人物轮廓、花茎和栏杆附近被过度抹平。</w:t>
+      </w:r>
+    </w:p>
+    <w:p>
+      <w:pPr>
+        <w:spacing w:after="80"/>
+      </w:pPr>
+      <w:r>
+        <w:rPr>
+          <w:rFonts w:ascii="Microsoft YaHei" w:hAnsi="Microsoft YaHei" w:eastAsia="Microsoft YaHei"/>
+          <w:b/>
+          <w:sz w:val="21"/>
+        </w:rPr>
+        <w:t>（3）深度边缘损失 L_edge：核心</w:t>
+      </w:r>
+    </w:p>
+    <w:p>
+      <w:pPr>
+        <w:spacing w:after="100"/>
+        <w:ind w:left="360"/>
+      </w:pPr>
+      <w:r>
+        <w:rPr>
+          <w:rFonts w:ascii="Consolas" w:hAnsi="Consolas" w:eastAsia="Consolas"/>
+          <w:b w:val="0"/>
+          <w:sz w:val="20"/>
+        </w:rPr>
+        <w:t>L_BCE = -mean( E log(E_hat) + (1-E) log(1-E_hat) )</w:t>
+      </w:r>
+    </w:p>
+    <w:p>
+      <w:pPr>
+        <w:spacing w:after="100"/>
+        <w:ind w:left="360"/>
+      </w:pPr>
+      <w:r>
+        <w:rPr>
+          <w:rFonts w:ascii="Consolas" w:hAnsi="Consolas" w:eastAsia="Consolas"/>
+          <w:b w:val="0"/>
+          <w:sz w:val="20"/>
+        </w:rPr>
+        <w:t>L_Dice = 1 - (2 Σ(E_hat E) + ε) / (ΣE_hat + ΣE + ε)</w:t>
+      </w:r>
+    </w:p>
+    <w:p>
+      <w:pPr>
+        <w:spacing w:after="100"/>
+        <w:ind w:left="360"/>
+      </w:pPr>
+      <w:r>
+        <w:rPr>
+          <w:rFonts w:ascii="Consolas" w:hAnsi="Consolas" w:eastAsia="Consolas"/>
+          <w:b w:val="0"/>
+          <w:sz w:val="20"/>
+        </w:rPr>
+        <w:t>L_edge = L_BCE + λ_dice L_Dice</w:t>
+      </w:r>
+    </w:p>
+    <w:p>
+      <w:pPr>
+        <w:spacing w:after="80"/>
+      </w:pPr>
+      <w:r>
+        <w:rPr>
+          <w:rFonts w:ascii="Microsoft YaHei" w:hAnsi="Microsoft YaHei" w:eastAsia="Microsoft YaHei"/>
+          <w:b w:val="0"/>
+          <w:sz w:val="21"/>
+        </w:rPr>
+        <w:t>BCE逐像素判断是不是边缘；Dice关注整条细边是否完整，能缓解边缘像素远少于背景像素的问题。</w:t>
+      </w:r>
+    </w:p>
+    <w:p>
+      <w:pPr>
+        <w:spacing w:after="80"/>
+      </w:pPr>
+      <w:r>
+        <w:rPr>
+          <w:rFonts w:ascii="Microsoft YaHei" w:hAnsi="Microsoft YaHei" w:eastAsia="Microsoft YaHei"/>
+          <w:b/>
+          <w:sz w:val="21"/>
+        </w:rPr>
+        <w:t>（4）Alpha/Matte损失 L_alpha-head：核心</w:t>
+      </w:r>
+    </w:p>
+    <w:p>
+      <w:pPr>
+        <w:spacing w:after="100"/>
+        <w:ind w:left="360"/>
+      </w:pPr>
+      <w:r>
+        <w:rPr>
+          <w:rFonts w:ascii="Consolas" w:hAnsi="Consolas" w:eastAsia="Consolas"/>
+          <w:b w:val="0"/>
+          <w:sz w:val="20"/>
+        </w:rPr>
+        <w:t>L_alpha-head = mean( |A_hat - A| ) + λ_boundary mean( |∇A_hat - ∇A| )</w:t>
+      </w:r>
+    </w:p>
+    <w:p>
+      <w:pPr>
+        <w:spacing w:after="80"/>
+      </w:pPr>
+      <w:r>
+        <w:rPr>
+          <w:rFonts w:ascii="Microsoft YaHei" w:hAnsi="Microsoft YaHei" w:eastAsia="Microsoft YaHei"/>
+          <w:b w:val="0"/>
+          <w:sz w:val="21"/>
+        </w:rPr>
+        <w:t>第一项恢复覆盖程度，第二项保证软边界位置正确。若Alpha标签接近二值，也可加入BCE；对于发丝和半透明边缘，L1通常比强制二值化更自然。</w:t>
+      </w:r>
+    </w:p>
+    <w:p>
+      <w:pPr>
+        <w:spacing w:after="80"/>
+      </w:pPr>
+      <w:r>
+        <w:rPr>
+          <w:rFonts w:ascii="Microsoft YaHei" w:hAnsi="Microsoft YaHei" w:eastAsia="Microsoft YaHei"/>
+          <w:b/>
+          <w:sz w:val="21"/>
+        </w:rPr>
+        <w:t>（5）细结构概率损失 L_thin-head：核心</w:t>
+      </w:r>
+    </w:p>
+    <w:p>
+      <w:pPr>
+        <w:spacing w:after="100"/>
+        <w:ind w:left="360"/>
+      </w:pPr>
+      <w:r>
+        <w:rPr>
+          <w:rFonts w:ascii="Consolas" w:hAnsi="Consolas" w:eastAsia="Consolas"/>
+          <w:b w:val="0"/>
+          <w:sz w:val="20"/>
+        </w:rPr>
+        <w:t>L_focal = -mean( α_t (1-p_t)^γ log(p_t) )</w:t>
+      </w:r>
+    </w:p>
+    <w:p>
+      <w:pPr>
+        <w:spacing w:after="100"/>
+        <w:ind w:left="360"/>
+      </w:pPr>
+      <w:r>
+        <w:rPr>
+          <w:rFonts w:ascii="Consolas" w:hAnsi="Consolas" w:eastAsia="Consolas"/>
+          <w:b w:val="0"/>
+          <w:sz w:val="20"/>
+        </w:rPr>
+        <w:t>L_thin-head = L_focal + λ_thin-dice L_Dice(T_hat, T)</w:t>
+      </w:r>
+    </w:p>
+    <w:p>
+      <w:pPr>
+        <w:spacing w:after="80"/>
+      </w:pPr>
+      <w:r>
+        <w:rPr>
+          <w:rFonts w:ascii="Microsoft YaHei" w:hAnsi="Microsoft YaHei" w:eastAsia="Microsoft YaHei"/>
+          <w:b w:val="0"/>
+          <w:sz w:val="21"/>
+        </w:rPr>
+        <w:t>Focal Loss降低大量简单背景像素的权重，把训练集中到少量难识别的花茎、发丝、栏杆和辐条；Dice保证细线整体连通。</w:t>
+      </w:r>
+    </w:p>
+    <w:p>
+      <w:pPr>
+        <w:spacing w:after="80"/>
+      </w:pPr>
+      <w:r>
+        <w:rPr>
+          <w:rFonts w:ascii="Microsoft YaHei" w:hAnsi="Microsoft YaHei" w:eastAsia="Microsoft YaHei"/>
+          <w:b/>
+          <w:sz w:val="21"/>
+        </w:rPr>
+        <w:t>（6）材质分类损失 L_material：后期使用</w:t>
+      </w:r>
+    </w:p>
+    <w:p>
+      <w:pPr>
+        <w:spacing w:after="100"/>
+        <w:ind w:left="360"/>
+      </w:pPr>
+      <w:r>
+        <w:rPr>
+          <w:rFonts w:ascii="Consolas" w:hAnsi="Consolas" w:eastAsia="Consolas"/>
+          <w:b w:val="0"/>
+          <w:sz w:val="20"/>
+        </w:rPr>
+        <w:t>L_material = -mean( Σ_k y_k log softmax(m_hat)_k )</w:t>
+      </w:r>
+    </w:p>
+    <w:p>
+      <w:pPr>
+        <w:spacing w:after="80"/>
+      </w:pPr>
+      <w:r>
+        <w:rPr>
+          <w:rFonts w:ascii="Microsoft YaHei" w:hAnsi="Microsoft YaHei" w:eastAsia="Microsoft YaHei"/>
+          <w:b w:val="0"/>
+          <w:sz w:val="21"/>
+        </w:rPr>
+        <w:t>这是多类别交叉熵，判断普通漫反射、金属、玻璃、水面等类别。它主要控制外观模型复杂度，不应直接等同于增加高斯数量。</w:t>
+      </w:r>
+    </w:p>
+    <w:p>
+      <w:pPr>
+        <w:spacing w:after="80"/>
+      </w:pPr>
+      <w:r>
+        <w:rPr>
+          <w:rFonts w:ascii="Microsoft YaHei" w:hAnsi="Microsoft YaHei" w:eastAsia="Microsoft YaHei"/>
+          <w:b/>
+          <w:sz w:val="21"/>
+        </w:rPr>
+        <w:t>（7）置信度/不确定性损失 L_conf：推荐</w:t>
+      </w:r>
+    </w:p>
+    <w:p>
+      <w:pPr>
+        <w:spacing w:after="100"/>
+        <w:ind w:left="360"/>
+      </w:pPr>
+      <w:r>
+        <w:rPr>
+          <w:rFonts w:ascii="Consolas" w:hAnsi="Consolas" w:eastAsia="Consolas"/>
+          <w:b w:val="0"/>
+          <w:sz w:val="20"/>
+        </w:rPr>
+        <w:t>r_p = |D_hat_p - D_p|,    L_conf = mean( r_p exp(-s_p) + s_p )</w:t>
+      </w:r>
+    </w:p>
+    <w:p>
+      <w:pPr>
+        <w:spacing w:after="80"/>
+      </w:pPr>
+      <w:r>
+        <w:rPr>
+          <w:rFonts w:ascii="Microsoft YaHei" w:hAnsi="Microsoft YaHei" w:eastAsia="Microsoft YaHei"/>
+          <w:b w:val="0"/>
+          <w:sz w:val="21"/>
+        </w:rPr>
+        <w:t>s_p可以理解为网络预测的对数不确定性。误差大时允许不确定性升高，但+s_p又防止网络把所有位置都说成“不可信”。没有真实深度时，可用教师误差或多视角重投影误差构造置信度伪标签。</w:t>
+      </w:r>
+    </w:p>
+    <w:p>
+      <w:pPr>
+        <w:spacing w:before="140" w:after="100"/>
+      </w:pPr>
+      <w:r>
+        <w:rPr>
+          <w:rFonts w:ascii="Microsoft YaHei" w:hAnsi="Microsoft YaHei" w:eastAsia="Microsoft YaHei"/>
+          <w:b/>
+          <w:sz w:val="26"/>
+        </w:rPr>
+        <w:t>21.3 统一3DGS渲染质量损失</w:t>
+      </w:r>
+    </w:p>
+    <w:p>
+      <w:pPr>
+        <w:spacing w:after="80"/>
+      </w:pPr>
+      <w:r>
+        <w:rPr>
+          <w:rFonts w:ascii="Microsoft YaHei" w:hAnsi="Microsoft YaHei" w:eastAsia="Microsoft YaHei"/>
+          <w:b/>
+          <w:sz w:val="21"/>
+        </w:rPr>
+        <w:t>（1）RGB重建损失 L_RGB：核心</w:t>
+      </w:r>
+    </w:p>
+    <w:p>
+      <w:pPr>
+        <w:spacing w:after="100"/>
+        <w:ind w:left="360"/>
+      </w:pPr>
+      <w:r>
+        <w:rPr>
+          <w:rFonts w:ascii="Consolas" w:hAnsi="Consolas" w:eastAsia="Consolas"/>
+          <w:b w:val="0"/>
+          <w:sz w:val="20"/>
+        </w:rPr>
+        <w:t>L_RGB-L1 = (1/|Ω|) Σ_{p∈Ω} |I_hat_p - I_p|</w:t>
+      </w:r>
+    </w:p>
+    <w:p>
+      <w:pPr>
+        <w:spacing w:after="100"/>
+        <w:ind w:left="360"/>
+      </w:pPr>
+      <w:r>
+        <w:rPr>
+          <w:rFonts w:ascii="Consolas" w:hAnsi="Consolas" w:eastAsia="Consolas"/>
+          <w:b w:val="0"/>
+          <w:sz w:val="20"/>
+        </w:rPr>
+        <w:t>L_Charb = (1/|Ω|) Σ sqrt( (I_hat_p-I_p)^2 + ε^2 )</w:t>
+      </w:r>
+    </w:p>
+    <w:p>
+      <w:pPr>
+        <w:spacing w:after="80"/>
+      </w:pPr>
+      <w:r>
+        <w:rPr>
+          <w:rFonts w:ascii="Microsoft YaHei" w:hAnsi="Microsoft YaHei" w:eastAsia="Microsoft YaHei"/>
+          <w:b w:val="0"/>
+          <w:sz w:val="21"/>
+        </w:rPr>
+        <w:t>L1直接比较颜色；Charbonnier是平滑版L1，对少量异常像素更稳。它保证颜色基本正确，但单独使用容易得到平均化、偏模糊的结果。</w:t>
+      </w:r>
+    </w:p>
+    <w:p>
+      <w:pPr>
+        <w:spacing w:after="80"/>
+      </w:pPr>
+      <w:r>
+        <w:rPr>
+          <w:rFonts w:ascii="Microsoft YaHei" w:hAnsi="Microsoft YaHei" w:eastAsia="Microsoft YaHei"/>
+          <w:b/>
+          <w:sz w:val="21"/>
+        </w:rPr>
+        <w:t>（2）LPIPS感知损失 L_LPIPS：核心</w:t>
+      </w:r>
+    </w:p>
+    <w:p>
+      <w:pPr>
+        <w:spacing w:after="100"/>
+        <w:ind w:left="360"/>
+      </w:pPr>
+      <w:r>
+        <w:rPr>
+          <w:rFonts w:ascii="Consolas" w:hAnsi="Consolas" w:eastAsia="Consolas"/>
+          <w:b w:val="0"/>
+          <w:sz w:val="20"/>
+        </w:rPr>
+        <w:t>L_LPIPS = Σ_l (1/H_lW_l) Σ_{h,w} || w_l ⊙ (f_hat_l(h,w)-f_l(h,w)) ||_2^2</w:t>
+      </w:r>
+    </w:p>
+    <w:p>
+      <w:pPr>
+        <w:spacing w:after="80"/>
+      </w:pPr>
+      <w:r>
+        <w:rPr>
+          <w:rFonts w:ascii="Microsoft YaHei" w:hAnsi="Microsoft YaHei" w:eastAsia="Microsoft YaHei"/>
+          <w:b w:val="0"/>
+          <w:sz w:val="21"/>
+        </w:rPr>
+        <w:t>先把两张图送入固定的深度网络提取多层特征，再比较归一化特征差异。它更关注纹理、轮廓和语义结构是否相似，而不是要求每个像素完全相同。数值越小越好。</w:t>
+      </w:r>
+    </w:p>
+    <w:p>
+      <w:pPr>
+        <w:spacing w:after="80"/>
+      </w:pPr>
+      <w:r>
+        <w:rPr>
+          <w:rFonts w:ascii="Microsoft YaHei" w:hAnsi="Microsoft YaHei" w:eastAsia="Microsoft YaHei"/>
+          <w:b/>
+          <w:sz w:val="21"/>
+        </w:rPr>
+        <w:t>（3）DISTS损失 L_DISTS：与课题指标对齐时使用</w:t>
+      </w:r>
+    </w:p>
+    <w:p>
+      <w:pPr>
+        <w:spacing w:after="100"/>
+        <w:ind w:left="360"/>
+      </w:pPr>
+      <w:r>
+        <w:rPr>
+          <w:rFonts w:ascii="Consolas" w:hAnsi="Consolas" w:eastAsia="Consolas"/>
+          <w:b w:val="0"/>
+          <w:sz w:val="20"/>
+        </w:rPr>
+        <w:t>S_tex(j) = (2 μ_hat_j μ_j + c1) / (μ_hat_j^2 + μ_j^2 + c1)</w:t>
+      </w:r>
+    </w:p>
+    <w:p>
+      <w:pPr>
+        <w:spacing w:after="100"/>
+        <w:ind w:left="360"/>
+      </w:pPr>
+      <w:r>
+        <w:rPr>
+          <w:rFonts w:ascii="Consolas" w:hAnsi="Consolas" w:eastAsia="Consolas"/>
+          <w:b w:val="0"/>
+          <w:sz w:val="20"/>
+        </w:rPr>
+        <w:t>S_str(j) = (2 σ_hat,ref,j + c2) / (σ_hat,j^2 + σ_ref,j^2 + c2)</w:t>
+      </w:r>
+    </w:p>
+    <w:p>
+      <w:pPr>
+        <w:spacing w:after="100"/>
+        <w:ind w:left="360"/>
+      </w:pPr>
+      <w:r>
+        <w:rPr>
+          <w:rFonts w:ascii="Consolas" w:hAnsi="Consolas" w:eastAsia="Consolas"/>
+          <w:b w:val="0"/>
+          <w:sz w:val="20"/>
+        </w:rPr>
+        <w:t>DISTS = 1 - Σ_j [ α_j S_tex(j) + β_j S_str(j) ]</w:t>
+      </w:r>
+    </w:p>
+    <w:p>
+      <w:pPr>
+        <w:spacing w:after="80"/>
+      </w:pPr>
+      <w:r>
+        <w:rPr>
+          <w:rFonts w:ascii="Microsoft YaHei" w:hAnsi="Microsoft YaHei" w:eastAsia="Microsoft YaHei"/>
+          <w:b w:val="0"/>
+          <w:sz w:val="21"/>
+        </w:rPr>
+        <w:t>DISTS在预训练特征中同时比较纹理统计和结构相关性：均值相似项偏向纹理，协方差相似项偏向结构。权重α_j、β_j由DISTS模型学习并固定。作为损失时直接最小化DISTS；作为验收指标时仍要在独立测试集重新计算，不能把训练值当成最终结果。</w:t>
+      </w:r>
+    </w:p>
+    <w:p>
+      <w:pPr>
+        <w:spacing w:after="80"/>
+      </w:pPr>
+      <w:r>
+        <w:rPr>
+          <w:rFonts w:ascii="Microsoft YaHei" w:hAnsi="Microsoft YaHei" w:eastAsia="Microsoft YaHei"/>
+          <w:b/>
+          <w:sz w:val="21"/>
+        </w:rPr>
+        <w:t>（4）SSIM损失 L_SSIM：可选</w:t>
+      </w:r>
+    </w:p>
+    <w:p>
+      <w:pPr>
+        <w:spacing w:after="100"/>
+        <w:ind w:left="360"/>
+      </w:pPr>
+      <w:r>
+        <w:rPr>
+          <w:rFonts w:ascii="Consolas" w:hAnsi="Consolas" w:eastAsia="Consolas"/>
+          <w:b w:val="0"/>
+          <w:sz w:val="20"/>
+        </w:rPr>
+        <w:t>SSIM(x,y) = ((2μxμy+c1)(2σxy+c2))/((μx^2+μy^2+c1)(σx^2+σy^2+c2))</w:t>
+      </w:r>
+    </w:p>
+    <w:p>
+      <w:pPr>
+        <w:spacing w:after="100"/>
+        <w:ind w:left="360"/>
+      </w:pPr>
+      <w:r>
+        <w:rPr>
+          <w:rFonts w:ascii="Consolas" w:hAnsi="Consolas" w:eastAsia="Consolas"/>
+          <w:b w:val="0"/>
+          <w:sz w:val="20"/>
+        </w:rPr>
+        <w:t>L_SSIM = 1 - SSIM(I_hat, I)</w:t>
+      </w:r>
+    </w:p>
+    <w:p>
+      <w:pPr>
+        <w:spacing w:after="80"/>
+      </w:pPr>
+      <w:r>
+        <w:rPr>
+          <w:rFonts w:ascii="Microsoft YaHei" w:hAnsi="Microsoft YaHei" w:eastAsia="Microsoft YaHei"/>
+          <w:b w:val="0"/>
+          <w:sz w:val="21"/>
+        </w:rPr>
+        <w:t>SSIM比较局部亮度、对比度和结构，可作为辅助损失或评价指标；通常不需要与DISTS、LPIPS全部设置很大权重。</w:t>
+      </w:r>
+    </w:p>
+    <w:p>
+      <w:pPr>
+        <w:spacing w:after="80"/>
+      </w:pPr>
+      <w:r>
+        <w:rPr>
+          <w:rFonts w:ascii="Microsoft YaHei" w:hAnsi="Microsoft YaHei" w:eastAsia="Microsoft YaHei"/>
+          <w:b/>
+          <w:sz w:val="21"/>
+        </w:rPr>
+        <w:t>（5）渲染深度损失 L_render-depth：有目标深度时使用</w:t>
+      </w:r>
+    </w:p>
+    <w:p>
+      <w:pPr>
+        <w:spacing w:after="100"/>
+        <w:ind w:left="360"/>
+      </w:pPr>
+      <w:r>
+        <w:rPr>
+          <w:rFonts w:ascii="Consolas" w:hAnsi="Consolas" w:eastAsia="Consolas"/>
+          <w:b w:val="0"/>
+          <w:sz w:val="20"/>
+        </w:rPr>
+        <w:t>L_render-depth = Σ_p V_p |log D_hat_p - log D_p| / (Σ_p V_p + ε)</w:t>
+      </w:r>
+    </w:p>
+    <w:p>
+      <w:pPr>
+        <w:spacing w:after="80"/>
+      </w:pPr>
+      <w:r>
+        <w:rPr>
+          <w:rFonts w:ascii="Microsoft YaHei" w:hAnsi="Microsoft YaHei" w:eastAsia="Microsoft YaHei"/>
+          <w:b w:val="0"/>
+          <w:sz w:val="21"/>
+        </w:rPr>
+        <w:t>V是有效深度Mask。它约束统一高斯从目标视角渲染出的前后关系，而不仅是中心视角单目深度。</w:t>
+      </w:r>
+    </w:p>
+    <w:p>
+      <w:pPr>
+        <w:spacing w:after="80"/>
+      </w:pPr>
+      <w:r>
+        <w:rPr>
+          <w:rFonts w:ascii="Microsoft YaHei" w:hAnsi="Microsoft YaHei" w:eastAsia="Microsoft YaHei"/>
+          <w:b/>
+          <w:sz w:val="21"/>
+        </w:rPr>
+        <w:t>（6）渲染Alpha/覆盖损失 L_render-alpha：核心</w:t>
+      </w:r>
+    </w:p>
+    <w:p>
+      <w:pPr>
+        <w:spacing w:after="100"/>
+        <w:ind w:left="360"/>
+      </w:pPr>
+      <w:r>
+        <w:rPr>
+          <w:rFonts w:ascii="Consolas" w:hAnsi="Consolas" w:eastAsia="Consolas"/>
+          <w:b w:val="0"/>
+          <w:sz w:val="20"/>
+        </w:rPr>
+        <w:t>L_render-alpha = mean(|A_hat-A|)  或  BCE(A_hat,A)</w:t>
+      </w:r>
+    </w:p>
+    <w:p>
+      <w:pPr>
+        <w:spacing w:after="80"/>
+      </w:pPr>
+      <w:r>
+        <w:rPr>
+          <w:rFonts w:ascii="Microsoft YaHei" w:hAnsi="Microsoft YaHei" w:eastAsia="Microsoft YaHei"/>
+          <w:b w:val="0"/>
+          <w:sz w:val="21"/>
+        </w:rPr>
+        <w:t>它惩罚目标视角下的空洞、错误遮挡和覆盖不足。若没有真实Alpha，可从有效渲染区域、前景Matte或教师渲染构造监督。</w:t>
+      </w:r>
+    </w:p>
+    <w:p>
+      <w:pPr>
+        <w:spacing w:before="140" w:after="100"/>
+      </w:pPr>
+      <w:r>
+        <w:rPr>
+          <w:rFonts w:ascii="Microsoft YaHei" w:hAnsi="Microsoft YaHei" w:eastAsia="Microsoft YaHei"/>
+          <w:b/>
+          <w:sz w:val="26"/>
+        </w:rPr>
+        <w:t>21.4 显露区域补全损失</w:t>
+      </w:r>
+    </w:p>
+    <w:p>
+      <w:pPr>
+        <w:spacing w:after="80"/>
+      </w:pPr>
+      <w:r>
+        <w:rPr>
+          <w:rFonts w:ascii="Microsoft YaHei" w:hAnsi="Microsoft YaHei" w:eastAsia="Microsoft YaHei"/>
+          <w:b w:val="0"/>
+          <w:sz w:val="21"/>
+        </w:rPr>
+        <w:t>显露补全的损失只在显露Mask M内重点计算，避免网络修改原本可靠的可见区域。所有分母都加ε防止Mask为空。</w:t>
+      </w:r>
+    </w:p>
+    <w:p>
+      <w:pPr>
+        <w:spacing w:after="80"/>
+      </w:pPr>
+      <w:r>
+        <w:rPr>
+          <w:rFonts w:ascii="Microsoft YaHei" w:hAnsi="Microsoft YaHei" w:eastAsia="Microsoft YaHei"/>
+          <w:b/>
+          <w:sz w:val="21"/>
+        </w:rPr>
+        <w:t>（1）补全边缘损失 L_comp-edge：核心</w:t>
+      </w:r>
+    </w:p>
+    <w:p>
+      <w:pPr>
+        <w:spacing w:after="100"/>
+        <w:ind w:left="360"/>
+      </w:pPr>
+      <w:r>
+        <w:rPr>
+          <w:rFonts w:ascii="Consolas" w:hAnsi="Consolas" w:eastAsia="Consolas"/>
+          <w:b w:val="0"/>
+          <w:sz w:val="20"/>
+        </w:rPr>
+        <w:t>L_comp-edge = BCE(E_comp,E_gt; M) + λ_dice DiceLoss(E_comp,E_gt; M)</w:t>
+      </w:r>
+    </w:p>
+    <w:p>
+      <w:pPr>
+        <w:spacing w:after="80"/>
+      </w:pPr>
+      <w:r>
+        <w:rPr>
+          <w:rFonts w:ascii="Microsoft YaHei" w:hAnsi="Microsoft YaHei" w:eastAsia="Microsoft YaHei"/>
+          <w:b w:val="0"/>
+          <w:sz w:val="21"/>
+        </w:rPr>
+        <w:t>先保证遮挡后的墙面边界、栏杆方向和花茎连接关系延续正确。</w:t>
+      </w:r>
+    </w:p>
+    <w:p>
+      <w:pPr>
+        <w:spacing w:after="80"/>
+      </w:pPr>
+      <w:r>
+        <w:rPr>
+          <w:rFonts w:ascii="Microsoft YaHei" w:hAnsi="Microsoft YaHei" w:eastAsia="Microsoft YaHei"/>
+          <w:b/>
+          <w:sz w:val="21"/>
+        </w:rPr>
+        <w:t>（2）补全Depth损失 L_comp-depth：核心</w:t>
+      </w:r>
+    </w:p>
+    <w:p>
+      <w:pPr>
+        <w:spacing w:after="100"/>
+        <w:ind w:left="360"/>
+      </w:pPr>
+      <w:r>
+        <w:rPr>
+          <w:rFonts w:ascii="Consolas" w:hAnsi="Consolas" w:eastAsia="Consolas"/>
+          <w:b w:val="0"/>
+          <w:sz w:val="20"/>
+        </w:rPr>
+        <w:t>L_comp-depth = Σ_p M_p |log D_comp,p - log D_gt,p| / (Σ_p M_p + ε)</w:t>
+      </w:r>
+    </w:p>
+    <w:p>
+      <w:pPr>
+        <w:spacing w:after="80"/>
+      </w:pPr>
+      <w:r>
+        <w:rPr>
+          <w:rFonts w:ascii="Microsoft YaHei" w:hAnsi="Microsoft YaHei" w:eastAsia="Microsoft YaHei"/>
+          <w:b w:val="0"/>
+          <w:sz w:val="21"/>
+        </w:rPr>
+        <w:t>决定补充内容应放在前景还是背景。Depth错误会直接把补充高斯放到错误空间位置，因此通常比RGB误差更危险。</w:t>
+      </w:r>
+    </w:p>
+    <w:p>
+      <w:pPr>
+        <w:spacing w:after="80"/>
+      </w:pPr>
+      <w:r>
+        <w:rPr>
+          <w:rFonts w:ascii="Microsoft YaHei" w:hAnsi="Microsoft YaHei" w:eastAsia="Microsoft YaHei"/>
+          <w:b/>
+          <w:sz w:val="21"/>
+        </w:rPr>
+        <w:t>（3）补全RGB损失 L_comp-rgb：核心</w:t>
+      </w:r>
+    </w:p>
+    <w:p>
+      <w:pPr>
+        <w:spacing w:after="100"/>
+        <w:ind w:left="360"/>
+      </w:pPr>
+      <w:r>
+        <w:rPr>
+          <w:rFonts w:ascii="Consolas" w:hAnsi="Consolas" w:eastAsia="Consolas"/>
+          <w:b w:val="0"/>
+          <w:sz w:val="20"/>
+        </w:rPr>
+        <w:t>L_comp-rgb = Σ_p M_p |I_comp,p-I_gt,p|/(ΣM+ε) + λ_perc LPIPS(M⊙I_comp, M⊙I_gt)</w:t>
+      </w:r>
+    </w:p>
+    <w:p>
+      <w:pPr>
+        <w:spacing w:after="80"/>
+      </w:pPr>
+      <w:r>
+        <w:rPr>
+          <w:rFonts w:ascii="Microsoft YaHei" w:hAnsi="Microsoft YaHei" w:eastAsia="Microsoft YaHei"/>
+          <w:b w:val="0"/>
+          <w:sz w:val="21"/>
+        </w:rPr>
+        <w:t>L1保证颜色接近，LPIPS保证隐藏纹理和结构在感知上合理。</w:t>
+      </w:r>
+    </w:p>
+    <w:p>
+      <w:pPr>
+        <w:spacing w:after="80"/>
+      </w:pPr>
+      <w:r>
+        <w:rPr>
+          <w:rFonts w:ascii="Microsoft YaHei" w:hAnsi="Microsoft YaHei" w:eastAsia="Microsoft YaHei"/>
+          <w:b/>
+          <w:sz w:val="21"/>
+        </w:rPr>
+        <w:t>（4）补全Alpha损失 L_comp-alpha：核心</w:t>
+      </w:r>
+    </w:p>
+    <w:p>
+      <w:pPr>
+        <w:spacing w:after="100"/>
+        <w:ind w:left="360"/>
+      </w:pPr>
+      <w:r>
+        <w:rPr>
+          <w:rFonts w:ascii="Consolas" w:hAnsi="Consolas" w:eastAsia="Consolas"/>
+          <w:b w:val="0"/>
+          <w:sz w:val="20"/>
+        </w:rPr>
+        <w:t>L_comp-alpha = Σ_p M_p |A_comp,p-A_gt,p| / (Σ_p M_p + ε)</w:t>
+      </w:r>
+    </w:p>
+    <w:p>
+      <w:pPr>
+        <w:spacing w:after="80"/>
+      </w:pPr>
+      <w:r>
+        <w:rPr>
+          <w:rFonts w:ascii="Microsoft YaHei" w:hAnsi="Microsoft YaHei" w:eastAsia="Microsoft YaHei"/>
+          <w:b w:val="0"/>
+          <w:sz w:val="21"/>
+        </w:rPr>
+        <w:t>约束补充高斯的覆盖程度和软边界。生成高斯时可以用A_comp×Confidence初始化Opacity，但Alpha本身不等于最终Gaussian Opacity。</w:t>
+      </w:r>
+    </w:p>
+    <w:p>
+      <w:pPr>
+        <w:spacing w:after="80"/>
+      </w:pPr>
+      <w:r>
+        <w:rPr>
+          <w:rFonts w:ascii="Microsoft YaHei" w:hAnsi="Microsoft YaHei" w:eastAsia="Microsoft YaHei"/>
+          <w:b/>
+          <w:sz w:val="21"/>
+        </w:rPr>
+        <w:t>（5）补全置信度损失 L_comp-conf：推荐</w:t>
+      </w:r>
+    </w:p>
+    <w:p>
+      <w:pPr>
+        <w:spacing w:after="100"/>
+        <w:ind w:left="360"/>
+      </w:pPr>
+      <w:r>
+        <w:rPr>
+          <w:rFonts w:ascii="Consolas" w:hAnsi="Consolas" w:eastAsia="Consolas"/>
+          <w:b w:val="0"/>
+          <w:sz w:val="20"/>
+        </w:rPr>
+        <w:t>L_comp-conf = mean( r_comp exp(-s_comp) + s_comp )</w:t>
+      </w:r>
+    </w:p>
+    <w:p>
+      <w:pPr>
+        <w:spacing w:after="80"/>
+      </w:pPr>
+      <w:r>
+        <w:rPr>
+          <w:rFonts w:ascii="Microsoft YaHei" w:hAnsi="Microsoft YaHei" w:eastAsia="Microsoft YaHei"/>
+          <w:b w:val="0"/>
+          <w:sz w:val="21"/>
+        </w:rPr>
+        <w:t>r_comp可由RGB、Depth和Alpha补全误差组合。它让模型在无法可靠推断隐藏内容时降低置信度，而不是强行生成高不透明度高斯。</w:t>
+      </w:r>
+    </w:p>
+    <w:p>
+      <w:pPr>
+        <w:spacing w:after="80"/>
+      </w:pPr>
+      <w:r>
+        <w:rPr>
+          <w:rFonts w:ascii="Microsoft YaHei" w:hAnsi="Microsoft YaHei" w:eastAsia="Microsoft YaHei"/>
+          <w:b/>
+          <w:sz w:val="21"/>
+        </w:rPr>
+        <w:t>（6）三维重投影一致性 L_reproj：核心</w:t>
+      </w:r>
+    </w:p>
+    <w:p>
+      <w:pPr>
+        <w:spacing w:after="100"/>
+        <w:ind w:left="360"/>
+      </w:pPr>
+      <w:r>
+        <w:rPr>
+          <w:rFonts w:ascii="Consolas" w:hAnsi="Consolas" w:eastAsia="Consolas"/>
+          <w:b w:val="0"/>
+          <w:sz w:val="20"/>
+        </w:rPr>
+        <w:t>L_reproj = mean( |Render(BackProject(RGB-D-A_comp), v_b) - I_gt(v_b)| )</w:t>
+      </w:r>
+    </w:p>
+    <w:p>
+      <w:pPr>
+        <w:spacing w:after="80"/>
+      </w:pPr>
+      <w:r>
+        <w:rPr>
+          <w:rFonts w:ascii="Microsoft YaHei" w:hAnsi="Microsoft YaHei" w:eastAsia="Microsoft YaHei"/>
+          <w:b w:val="0"/>
+          <w:sz w:val="21"/>
+        </w:rPr>
+        <w:t>把一个端点补全出的RGB-D-Alpha反投影成高斯，再从另一个端点或中间视角渲染。若只在生成视角看起来正确、换视角就漂浮，重投影损失会变大。</w:t>
+      </w:r>
+    </w:p>
+    <w:p>
+      <w:pPr>
+        <w:spacing w:before="140" w:after="100"/>
+      </w:pPr>
+      <w:r>
+        <w:rPr>
+          <w:rFonts w:ascii="Microsoft YaHei" w:hAnsi="Microsoft YaHei" w:eastAsia="Microsoft YaHei"/>
+          <w:b/>
+          <w:sz w:val="26"/>
+        </w:rPr>
+        <w:t>21.5 双侧锚点与跨视角稳定损失</w:t>
+      </w:r>
+    </w:p>
+    <w:p>
+      <w:pPr>
+        <w:spacing w:after="80"/>
+      </w:pPr>
+      <w:r>
+        <w:rPr>
+          <w:rFonts w:ascii="Microsoft YaHei" w:hAnsi="Microsoft YaHei" w:eastAsia="Microsoft YaHei"/>
+          <w:b/>
+          <w:sz w:val="21"/>
+        </w:rPr>
+        <w:t>（1）双侧端点锚点损失 L_anchor：核心</w:t>
+      </w:r>
+    </w:p>
+    <w:p>
+      <w:pPr>
+        <w:spacing w:after="100"/>
+        <w:ind w:left="360"/>
+      </w:pPr>
+      <w:r>
+        <w:rPr>
+          <w:rFonts w:ascii="Consolas" w:hAnsi="Consolas" w:eastAsia="Consolas"/>
+          <w:b w:val="0"/>
+          <w:sz w:val="20"/>
+        </w:rPr>
+        <w:t>L_anchor = Σ_{v∈{left,right}} [ λ_rgb L_RGB(v) + λ_perc L_perc(v) + λ_d L_depth(v) + λ_a L_alpha(v) ]</w:t>
+      </w:r>
+    </w:p>
+    <w:p>
+      <w:pPr>
+        <w:spacing w:after="80"/>
+      </w:pPr>
+      <w:r>
+        <w:rPr>
+          <w:rFonts w:ascii="Microsoft YaHei" w:hAnsi="Microsoft YaHei" w:eastAsia="Microsoft YaHei"/>
+          <w:b w:val="0"/>
+          <w:sz w:val="21"/>
+        </w:rPr>
+        <w:t>同一组G_all必须同时在左端和右端正确。L_perc可选择DISTS或LPIPS，也可以两者小权重组合。锚点不是两套独立高斯，而是同一统一场景的两次检查。</w:t>
+      </w:r>
+    </w:p>
+    <w:p>
+      <w:pPr>
+        <w:spacing w:after="80"/>
+      </w:pPr>
+      <w:r>
+        <w:rPr>
+          <w:rFonts w:ascii="Microsoft YaHei" w:hAnsi="Microsoft YaHei" w:eastAsia="Microsoft YaHei"/>
+          <w:b/>
+          <w:sz w:val="21"/>
+        </w:rPr>
+        <w:t>（2）中间视角监督 L_mid：核心</w:t>
+      </w:r>
+    </w:p>
+    <w:p>
+      <w:pPr>
+        <w:spacing w:after="100"/>
+        <w:ind w:left="360"/>
+      </w:pPr>
+      <w:r>
+        <w:rPr>
+          <w:rFonts w:ascii="Consolas" w:hAnsi="Consolas" w:eastAsia="Consolas"/>
+          <w:b w:val="0"/>
+          <w:sz w:val="20"/>
+        </w:rPr>
+        <w:t>L_mid = (1/|V_mid|) Σ_{v∈V_mid} L_render(v)</w:t>
+      </w:r>
+    </w:p>
+    <w:p>
+      <w:pPr>
+        <w:spacing w:after="80"/>
+      </w:pPr>
+      <w:r>
+        <w:rPr>
+          <w:rFonts w:ascii="Microsoft YaHei" w:hAnsi="Microsoft YaHei" w:eastAsia="Microsoft YaHei"/>
+          <w:b w:val="0"/>
+          <w:sz w:val="21"/>
+        </w:rPr>
+        <w:t>只监督两个端点可能让中间路径不稳定，因此训练时还要随机采样端点之间的若干中间相机。</w:t>
+      </w:r>
+    </w:p>
+    <w:p>
+      <w:pPr>
+        <w:spacing w:after="80"/>
+      </w:pPr>
+      <w:r>
+        <w:rPr>
+          <w:rFonts w:ascii="Microsoft YaHei" w:hAnsi="Microsoft YaHei" w:eastAsia="Microsoft YaHei"/>
+          <w:b/>
+          <w:sz w:val="21"/>
+        </w:rPr>
+        <w:t>（3）视频/时间稳定损失 L_temp：可选</w:t>
+      </w:r>
+    </w:p>
+    <w:p>
+      <w:pPr>
+        <w:spacing w:after="100"/>
+        <w:ind w:left="360"/>
+      </w:pPr>
+      <w:r>
+        <w:rPr>
+          <w:rFonts w:ascii="Consolas" w:hAnsi="Consolas" w:eastAsia="Consolas"/>
+          <w:b w:val="0"/>
+          <w:sz w:val="20"/>
+        </w:rPr>
+        <w:t>L_temp = mean_t || I_hat_{t+1} - Warp(I_hat_t, Flow_{t→t+1}) ||_1</w:t>
+      </w:r>
+    </w:p>
+    <w:p>
+      <w:pPr>
+        <w:spacing w:after="80"/>
+      </w:pPr>
+      <w:r>
+        <w:rPr>
+          <w:rFonts w:ascii="Microsoft YaHei" w:hAnsi="Microsoft YaHei" w:eastAsia="Microsoft YaHei"/>
+          <w:b w:val="0"/>
+          <w:sz w:val="21"/>
+        </w:rPr>
+        <w:t>先用相机运动对应的光流或几何映射把相邻帧对齐，再比较差异。不能直接要求相邻帧完全相同，否则会压制正常运动视差。</w:t>
+      </w:r>
+    </w:p>
+    <w:p>
+      <w:pPr>
+        <w:spacing w:before="140" w:after="100"/>
+      </w:pPr>
+      <w:r>
+        <w:rPr>
+          <w:rFonts w:ascii="Microsoft YaHei" w:hAnsi="Microsoft YaHei" w:eastAsia="Microsoft YaHei"/>
+          <w:b/>
+          <w:sz w:val="26"/>
+        </w:rPr>
+        <w:t>21.6 Keep/Gate、Split与Spawn损失</w:t>
+      </w:r>
+    </w:p>
+    <w:p>
+      <w:pPr>
+        <w:spacing w:after="80"/>
+      </w:pPr>
+      <w:r>
+        <w:rPr>
+          <w:rFonts w:ascii="Microsoft YaHei" w:hAnsi="Microsoft YaHei" w:eastAsia="Microsoft YaHei"/>
+          <w:b/>
+          <w:sz w:val="21"/>
+        </w:rPr>
+        <w:t>（1）Soft Gate作用方式：不是独立损失，但决定梯度路径</w:t>
+      </w:r>
+    </w:p>
+    <w:p>
+      <w:pPr>
+        <w:spacing w:after="100"/>
+        <w:ind w:left="360"/>
+      </w:pPr>
+      <w:r>
+        <w:rPr>
+          <w:rFonts w:ascii="Consolas" w:hAnsi="Consolas" w:eastAsia="Consolas"/>
+          <w:b w:val="0"/>
+          <w:sz w:val="20"/>
+        </w:rPr>
+        <w:t>o_i^effective = o_i × g_i,    g_i = sigmoid(z_i) ∈ [0,1]</w:t>
+      </w:r>
+    </w:p>
+    <w:p>
+      <w:pPr>
+        <w:spacing w:after="80"/>
+      </w:pPr>
+      <w:r>
+        <w:rPr>
+          <w:rFonts w:ascii="Microsoft YaHei" w:hAnsi="Microsoft YaHei" w:eastAsia="Microsoft YaHei"/>
+          <w:b w:val="0"/>
+          <w:sz w:val="21"/>
+        </w:rPr>
+        <w:t>训练时Gate是连续软开关，渲染损失可以把梯度传回Gate Head；推理导出时才根据重要性阈值真正删除高斯。</w:t>
+      </w:r>
+    </w:p>
+    <w:p>
+      <w:pPr>
+        <w:spacing w:after="80"/>
+      </w:pPr>
+      <w:r>
+        <w:rPr>
+          <w:rFonts w:ascii="Microsoft YaHei" w:hAnsi="Microsoft YaHei" w:eastAsia="Microsoft YaHei"/>
+          <w:b/>
+          <w:sz w:val="21"/>
+        </w:rPr>
+        <w:t>（2）Gate稀疏损失 L_gate-sparse：核心</w:t>
+      </w:r>
+    </w:p>
+    <w:p>
+      <w:pPr>
+        <w:spacing w:after="100"/>
+        <w:ind w:left="360"/>
+      </w:pPr>
+      <w:r>
+        <w:rPr>
+          <w:rFonts w:ascii="Consolas" w:hAnsi="Consolas" w:eastAsia="Consolas"/>
+          <w:b w:val="0"/>
+          <w:sz w:val="20"/>
+        </w:rPr>
+        <w:t>L_gate-sparse = (1/N) Σ_i g_i</w:t>
+      </w:r>
+    </w:p>
+    <w:p>
+      <w:pPr>
+        <w:spacing w:after="80"/>
+      </w:pPr>
+      <w:r>
+        <w:rPr>
+          <w:rFonts w:ascii="Microsoft YaHei" w:hAnsi="Microsoft YaHei" w:eastAsia="Microsoft YaHei"/>
+          <w:b w:val="0"/>
+          <w:sz w:val="21"/>
+        </w:rPr>
+        <w:t>它鼓励Gate整体变小，避免所有高斯都保持开启。单独使用会把高斯全关掉，因此必须与渲染损失共同训练。</w:t>
+      </w:r>
+    </w:p>
+    <w:p>
+      <w:pPr>
+        <w:spacing w:after="80"/>
+      </w:pPr>
+      <w:r>
+        <w:rPr>
+          <w:rFonts w:ascii="Microsoft YaHei" w:hAnsi="Microsoft YaHei" w:eastAsia="Microsoft YaHei"/>
+          <w:b/>
+          <w:sz w:val="21"/>
+        </w:rPr>
+        <w:t>（3）目标预算损失 L_budget：推荐</w:t>
+      </w:r>
+    </w:p>
+    <w:p>
+      <w:pPr>
+        <w:spacing w:after="100"/>
+        <w:ind w:left="360"/>
+      </w:pPr>
+      <w:r>
+        <w:rPr>
+          <w:rFonts w:ascii="Consolas" w:hAnsi="Consolas" w:eastAsia="Consolas"/>
+          <w:b w:val="0"/>
+          <w:sz w:val="20"/>
+        </w:rPr>
+        <w:t>N_soft = Σ_i g_i,    L_budget = ((N_soft-N_target)/N_target)^2</w:t>
+      </w:r>
+    </w:p>
+    <w:p>
+      <w:pPr>
+        <w:spacing w:after="80"/>
+      </w:pPr>
+      <w:r>
+        <w:rPr>
+          <w:rFonts w:ascii="Microsoft YaHei" w:hAnsi="Microsoft YaHei" w:eastAsia="Microsoft YaHei"/>
+          <w:b w:val="0"/>
+          <w:sz w:val="21"/>
+        </w:rPr>
+        <w:t>相比单纯L1稀疏，预算损失直接要求有效高斯数量接近目标，例如希望保留50%。也可以只惩罚超预算部分：max(0,N_soft-N_target)^2。</w:t>
+      </w:r>
+    </w:p>
+    <w:p>
+      <w:pPr>
+        <w:spacing w:after="80"/>
+      </w:pPr>
+      <w:r>
+        <w:rPr>
+          <w:rFonts w:ascii="Microsoft YaHei" w:hAnsi="Microsoft YaHei" w:eastAsia="Microsoft YaHei"/>
+          <w:b/>
+          <w:sz w:val="21"/>
+        </w:rPr>
+        <w:t>（4）多视角贡献保护 L_contrib：推荐</w:t>
+      </w:r>
+    </w:p>
+    <w:p>
+      <w:pPr>
+        <w:spacing w:after="100"/>
+        <w:ind w:left="360"/>
+      </w:pPr>
+      <w:r>
+        <w:rPr>
+          <w:rFonts w:ascii="Consolas" w:hAnsi="Consolas" w:eastAsia="Consolas"/>
+          <w:b w:val="0"/>
+          <w:sz w:val="20"/>
+        </w:rPr>
+        <w:t>c_i = Σ_v contribution(i,v),    L_contrib = Σ_i stopgrad(c_i) (1-g_i)</w:t>
+      </w:r>
+    </w:p>
+    <w:p>
+      <w:pPr>
+        <w:spacing w:after="80"/>
+      </w:pPr>
+      <w:r>
+        <w:rPr>
+          <w:rFonts w:ascii="Microsoft YaHei" w:hAnsi="Microsoft YaHei" w:eastAsia="Microsoft YaHei"/>
+          <w:b w:val="0"/>
+          <w:sz w:val="21"/>
+        </w:rPr>
+        <w:t>若某高斯在左右端点确实有贡献，关闭它会受到惩罚。stopgrad表示贡献统计只作为权重，不让网络通过篡改统计值逃避约束。</w:t>
+      </w:r>
+    </w:p>
+    <w:p>
+      <w:pPr>
+        <w:spacing w:after="80"/>
+      </w:pPr>
+      <w:r>
+        <w:rPr>
+          <w:rFonts w:ascii="Microsoft YaHei" w:hAnsi="Microsoft YaHei" w:eastAsia="Microsoft YaHei"/>
+          <w:b/>
+          <w:sz w:val="21"/>
+        </w:rPr>
+        <w:t>（5）细结构局部加权损失 L_thin-render：核心</w:t>
+      </w:r>
+    </w:p>
+    <w:p>
+      <w:pPr>
+        <w:spacing w:after="100"/>
+        <w:ind w:left="360"/>
+      </w:pPr>
+      <w:r>
+        <w:rPr>
+          <w:rFonts w:ascii="Consolas" w:hAnsi="Consolas" w:eastAsia="Consolas"/>
+          <w:b w:val="0"/>
+          <w:sz w:val="20"/>
+        </w:rPr>
+        <w:t>W_p = 1 + λ_T T_p + λ_A |∇A_p| + λ_E E_p</w:t>
+      </w:r>
+    </w:p>
+    <w:p>
+      <w:pPr>
+        <w:spacing w:after="100"/>
+        <w:ind w:left="360"/>
+      </w:pPr>
+      <w:r>
+        <w:rPr>
+          <w:rFonts w:ascii="Consolas" w:hAnsi="Consolas" w:eastAsia="Consolas"/>
+          <w:b w:val="0"/>
+          <w:sz w:val="20"/>
+        </w:rPr>
+        <w:t>L_thin-render = mean( W_p × |I_hat_p-I_p| )</w:t>
+      </w:r>
+    </w:p>
+    <w:p>
+      <w:pPr>
+        <w:spacing w:after="80"/>
+      </w:pPr>
+      <w:r>
+        <w:rPr>
+          <w:rFonts w:ascii="Microsoft YaHei" w:hAnsi="Microsoft YaHei" w:eastAsia="Microsoft YaHei"/>
+          <w:b w:val="0"/>
+          <w:sz w:val="21"/>
+        </w:rPr>
+        <w:t>花茎、发丝、栏杆、辐条和软边界的像素获得更大权重。如果不Split导致这些区域模糊或断裂，梯度会推动Split概率上升。</w:t>
+      </w:r>
+    </w:p>
+    <w:p>
+      <w:pPr>
+        <w:spacing w:after="80"/>
+      </w:pPr>
+      <w:r>
+        <w:rPr>
+          <w:rFonts w:ascii="Microsoft YaHei" w:hAnsi="Microsoft YaHei" w:eastAsia="Microsoft YaHei"/>
+          <w:b/>
+          <w:sz w:val="21"/>
+        </w:rPr>
+        <w:t>（6）Split数量预算 L_split-budget：核心</w:t>
+      </w:r>
+    </w:p>
+    <w:p>
+      <w:pPr>
+        <w:spacing w:after="100"/>
+        <w:ind w:left="360"/>
+      </w:pPr>
+      <w:r>
+        <w:rPr>
+          <w:rFonts w:ascii="Consolas" w:hAnsi="Consolas" w:eastAsia="Consolas"/>
+          <w:b w:val="0"/>
+          <w:sz w:val="20"/>
+        </w:rPr>
+        <w:t>L_split-budget = (1/N) Σ_i p_i   或   ((Σ_i K p_i - N_split,target)/N_split,target)^2</w:t>
+      </w:r>
+    </w:p>
+    <w:p>
+      <w:pPr>
+        <w:spacing w:after="80"/>
+      </w:pPr>
+      <w:r>
+        <w:rPr>
+          <w:rFonts w:ascii="Microsoft YaHei" w:hAnsi="Microsoft YaHei" w:eastAsia="Microsoft YaHei"/>
+          <w:b w:val="0"/>
+          <w:sz w:val="21"/>
+        </w:rPr>
+        <w:t>K是每个父高斯最多激活的子高斯槽位数。它防止所有细结构候选都无限拆分。</w:t>
+      </w:r>
+    </w:p>
+    <w:p>
+      <w:pPr>
+        <w:spacing w:after="80"/>
+      </w:pPr>
+      <w:r>
+        <w:rPr>
+          <w:rFonts w:ascii="Microsoft YaHei" w:hAnsi="Microsoft YaHei" w:eastAsia="Microsoft YaHei"/>
+          <w:b/>
+          <w:sz w:val="21"/>
+        </w:rPr>
+        <w:t>（7）父子透明度/覆盖守恒 L_parent-child：推荐</w:t>
+      </w:r>
+    </w:p>
+    <w:p>
+      <w:pPr>
+        <w:spacing w:after="100"/>
+        <w:ind w:left="360"/>
+      </w:pPr>
+      <w:r>
+        <w:rPr>
+          <w:rFonts w:ascii="Consolas" w:hAnsi="Consolas" w:eastAsia="Consolas"/>
+          <w:b w:val="0"/>
+          <w:sz w:val="20"/>
+        </w:rPr>
+        <w:t>α_children = 1 - Π_j(1-α_child,j)</w:t>
+      </w:r>
+    </w:p>
+    <w:p>
+      <w:pPr>
+        <w:spacing w:after="100"/>
+        <w:ind w:left="360"/>
+      </w:pPr>
+      <w:r>
+        <w:rPr>
+          <w:rFonts w:ascii="Consolas" w:hAnsi="Consolas" w:eastAsia="Consolas"/>
+          <w:b w:val="0"/>
+          <w:sz w:val="20"/>
+        </w:rPr>
+        <w:t>L_parent-child = |α_parent - α_children|</w:t>
+      </w:r>
+    </w:p>
+    <w:p>
+      <w:pPr>
+        <w:spacing w:after="80"/>
+      </w:pPr>
+      <w:r>
+        <w:rPr>
+          <w:rFonts w:ascii="Microsoft YaHei" w:hAnsi="Microsoft YaHei" w:eastAsia="Microsoft YaHei"/>
+          <w:b w:val="0"/>
+          <w:sz w:val="21"/>
+        </w:rPr>
+        <w:t>父高斯拆成多个子高斯时，不能让所有子高斯都复制父Opacity，否则局部会突然变实或变亮。该损失让子高斯合成后的总覆盖接近父高斯。</w:t>
+      </w:r>
+    </w:p>
+    <w:p>
+      <w:pPr>
+        <w:spacing w:after="80"/>
+      </w:pPr>
+      <w:r>
+        <w:rPr>
+          <w:rFonts w:ascii="Microsoft YaHei" w:hAnsi="Microsoft YaHei" w:eastAsia="Microsoft YaHei"/>
+          <w:b/>
+          <w:sz w:val="21"/>
+        </w:rPr>
+        <w:t>（8）Split偏移与尺度正则 L_split-geom：推荐</w:t>
+      </w:r>
+    </w:p>
+    <w:p>
+      <w:pPr>
+        <w:spacing w:after="100"/>
+        <w:ind w:left="360"/>
+      </w:pPr>
+      <w:r>
+        <w:rPr>
+          <w:rFonts w:ascii="Consolas" w:hAnsi="Consolas" w:eastAsia="Consolas"/>
+          <w:b w:val="0"/>
+          <w:sz w:val="20"/>
+        </w:rPr>
+        <w:t>L_offset = Σ_i p_i ||Δμ_i||_2^2</w:t>
+      </w:r>
+    </w:p>
+    <w:p>
+      <w:pPr>
+        <w:spacing w:after="100"/>
+        <w:ind w:left="360"/>
+      </w:pPr>
+      <w:r>
+        <w:rPr>
+          <w:rFonts w:ascii="Consolas" w:hAnsi="Consolas" w:eastAsia="Consolas"/>
+          <w:b w:val="0"/>
+          <w:sz w:val="20"/>
+        </w:rPr>
+        <w:t>L_scale = Σ_i p_i [max(0,s_min-s_i)^2 + max(0,s_i-s_max)^2]</w:t>
+      </w:r>
+    </w:p>
+    <w:p>
+      <w:pPr>
+        <w:spacing w:after="80"/>
+      </w:pPr>
+      <w:r>
+        <w:rPr>
+          <w:rFonts w:ascii="Microsoft YaHei" w:hAnsi="Microsoft YaHei" w:eastAsia="Microsoft YaHei"/>
+          <w:b w:val="0"/>
+          <w:sz w:val="21"/>
+        </w:rPr>
+        <w:t>限制子高斯不要跑出父高斯局部范围，也不要缩得过小产生噪声或过大失去Split意义。细结构方向可由T的局部切线或Split Head预测。</w:t>
+      </w:r>
+    </w:p>
+    <w:p>
+      <w:pPr>
+        <w:spacing w:after="80"/>
+      </w:pPr>
+      <w:r>
+        <w:rPr>
+          <w:rFonts w:ascii="Microsoft YaHei" w:hAnsi="Microsoft YaHei" w:eastAsia="Microsoft YaHei"/>
+          <w:b/>
+          <w:sz w:val="21"/>
+        </w:rPr>
+        <w:t>（9）Spawn数量与置信度正则 L_spawn：核心</w:t>
+      </w:r>
+    </w:p>
+    <w:p>
+      <w:pPr>
+        <w:spacing w:after="100"/>
+        <w:ind w:left="360"/>
+      </w:pPr>
+      <w:r>
+        <w:rPr>
+          <w:rFonts w:ascii="Consolas" w:hAnsi="Consolas" w:eastAsia="Consolas"/>
+          <w:b w:val="0"/>
+          <w:sz w:val="20"/>
+        </w:rPr>
+        <w:t>L_spawn = λ_count Σ_j g_spawn,j + λ_uncertain Σ_j (1-C_comp,j) g_spawn,j</w:t>
+      </w:r>
+    </w:p>
+    <w:p>
+      <w:pPr>
+        <w:spacing w:after="80"/>
+      </w:pPr>
+      <w:r>
+        <w:rPr>
+          <w:rFonts w:ascii="Microsoft YaHei" w:hAnsi="Microsoft YaHei" w:eastAsia="Microsoft YaHei"/>
+          <w:b w:val="0"/>
+          <w:sz w:val="21"/>
+        </w:rPr>
+        <w:t>第一项限制补充高斯数量，第二项惩罚在低置信度隐藏区域生成高Gate高斯，减少错误补全形成的漂浮物。</w:t>
+      </w:r>
+    </w:p>
+    <w:p>
+      <w:pPr>
+        <w:spacing w:after="80"/>
+      </w:pPr>
+      <w:r>
+        <w:rPr>
+          <w:rFonts w:ascii="Microsoft YaHei" w:hAnsi="Microsoft YaHei" w:eastAsia="Microsoft YaHei"/>
+          <w:b/>
+          <w:sz w:val="21"/>
+        </w:rPr>
+        <w:t>（10）重复高斯正则 L_duplicate：可选</w:t>
+      </w:r>
+    </w:p>
+    <w:p>
+      <w:pPr>
+        <w:spacing w:after="100"/>
+        <w:ind w:left="360"/>
+      </w:pPr>
+      <w:r>
+        <w:rPr>
+          <w:rFonts w:ascii="Consolas" w:hAnsi="Consolas" w:eastAsia="Consolas"/>
+          <w:b w:val="0"/>
+          <w:sz w:val="20"/>
+        </w:rPr>
+        <w:t>L_duplicate = Σ_{(i,j)∈P} exp(-||μ_i-μ_j||^2/σ^2) × similarity(color_i,color_j)</w:t>
+      </w:r>
+    </w:p>
+    <w:p>
+      <w:pPr>
+        <w:spacing w:after="80"/>
+      </w:pPr>
+      <w:r>
+        <w:rPr>
+          <w:rFonts w:ascii="Microsoft YaHei" w:hAnsi="Microsoft YaHei" w:eastAsia="Microsoft YaHei"/>
+          <w:b w:val="0"/>
+          <w:sz w:val="21"/>
+        </w:rPr>
+        <w:t>P只选择属于同一表面且位置、颜色非常接近的候选。该项用于减少G_base、G_split和G_supp重复堆叠；不能对所有邻近高斯无差别排斥，否则会破坏正常Alpha合成。</w:t>
+      </w:r>
+    </w:p>
+    <w:p>
+      <w:pPr>
+        <w:spacing w:before="140" w:after="100"/>
+      </w:pPr>
+      <w:r>
+        <w:rPr>
+          <w:rFonts w:ascii="Microsoft YaHei" w:hAnsi="Microsoft YaHei" w:eastAsia="Microsoft YaHei"/>
+          <w:b/>
+          <w:sz w:val="26"/>
+        </w:rPr>
+        <w:t>21.7 材质、量化与蒸馏损失</w:t>
+      </w:r>
+    </w:p>
+    <w:p>
+      <w:pPr>
+        <w:spacing w:after="80"/>
+      </w:pPr>
+      <w:r>
+        <w:rPr>
+          <w:rFonts w:ascii="Microsoft YaHei" w:hAnsi="Microsoft YaHei" w:eastAsia="Microsoft YaHei"/>
+          <w:b/>
+          <w:sz w:val="21"/>
+        </w:rPr>
+        <w:t>（1）视角相关外观正则 L_view-app：后期可选</w:t>
+      </w:r>
+    </w:p>
+    <w:p>
+      <w:pPr>
+        <w:spacing w:after="100"/>
+        <w:ind w:left="360"/>
+      </w:pPr>
+      <w:r>
+        <w:rPr>
+          <w:rFonts w:ascii="Consolas" w:hAnsi="Consolas" w:eastAsia="Consolas"/>
+          <w:b w:val="0"/>
+          <w:sz w:val="20"/>
+        </w:rPr>
+        <w:t>L_view-app = Σ_i (1-M_complex,i) ||a_view,i||_2^2</w:t>
+      </w:r>
+    </w:p>
+    <w:p>
+      <w:pPr>
+        <w:spacing w:after="80"/>
+      </w:pPr>
+      <w:r>
+        <w:rPr>
+          <w:rFonts w:ascii="Microsoft YaHei" w:hAnsi="Microsoft YaHei" w:eastAsia="Microsoft YaHei"/>
+          <w:b w:val="0"/>
+          <w:sz w:val="21"/>
+        </w:rPr>
+        <w:t>普通材质区域惩罚额外视角相关参数，使其退化为固定RGB；只有复杂材质区域允许使用更高外观容量。</w:t>
+      </w:r>
+    </w:p>
+    <w:p>
+      <w:pPr>
+        <w:spacing w:after="80"/>
+      </w:pPr>
+      <w:r>
+        <w:rPr>
+          <w:rFonts w:ascii="Microsoft YaHei" w:hAnsi="Microsoft YaHei" w:eastAsia="Microsoft YaHei"/>
+          <w:b/>
+          <w:sz w:val="21"/>
+        </w:rPr>
+        <w:t>（2）量化感知损失 L_quant：压缩阶段使用</w:t>
+      </w:r>
+    </w:p>
+    <w:p>
+      <w:pPr>
+        <w:spacing w:after="100"/>
+        <w:ind w:left="360"/>
+      </w:pPr>
+      <w:r>
+        <w:rPr>
+          <w:rFonts w:ascii="Consolas" w:hAnsi="Consolas" w:eastAsia="Consolas"/>
+          <w:b w:val="0"/>
+          <w:sz w:val="20"/>
+        </w:rPr>
+        <w:t>L_quant-param = Σ_i ||θ_i - Q(θ_i)||_2^2</w:t>
+      </w:r>
+    </w:p>
+    <w:p>
+      <w:pPr>
+        <w:spacing w:after="100"/>
+        <w:ind w:left="360"/>
+      </w:pPr>
+      <w:r>
+        <w:rPr>
+          <w:rFonts w:ascii="Consolas" w:hAnsi="Consolas" w:eastAsia="Consolas"/>
+          <w:b w:val="0"/>
+          <w:sz w:val="20"/>
+        </w:rPr>
+        <w:t>L_quant-render = LPIPS(Render(Q(G)), Render(G)) + λ_rgb L1(Render(Q(G)),Render(G))</w:t>
+      </w:r>
+    </w:p>
+    <w:p>
+      <w:pPr>
+        <w:spacing w:after="80"/>
+      </w:pPr>
+      <w:r>
+        <w:rPr>
+          <w:rFonts w:ascii="Microsoft YaHei" w:hAnsi="Microsoft YaHei" w:eastAsia="Microsoft YaHei"/>
+          <w:b w:val="0"/>
+          <w:sz w:val="21"/>
+        </w:rPr>
+        <w:t>第一项限制参数量化误差，第二项直接比较量化前后渲染结果。Q表示位置、尺度、旋转、Opacity和外观参数的低比特量化。</w:t>
+      </w:r>
+    </w:p>
+    <w:p>
+      <w:pPr>
+        <w:spacing w:after="80"/>
+      </w:pPr>
+      <w:r>
+        <w:rPr>
+          <w:rFonts w:ascii="Microsoft YaHei" w:hAnsi="Microsoft YaHei" w:eastAsia="Microsoft YaHei"/>
+          <w:b/>
+          <w:sz w:val="21"/>
+        </w:rPr>
+        <w:t>（3）教师蒸馏损失 L_distill：可选</w:t>
+      </w:r>
+    </w:p>
+    <w:p>
+      <w:pPr>
+        <w:spacing w:after="100"/>
+        <w:ind w:left="360"/>
+      </w:pPr>
+      <w:r>
+        <w:rPr>
+          <w:rFonts w:ascii="Consolas" w:hAnsi="Consolas" w:eastAsia="Consolas"/>
+          <w:b w:val="0"/>
+          <w:sz w:val="20"/>
+        </w:rPr>
+        <w:t>L_distill = λ_rgb ||I_student-I_teacher||_1 + λ_p LPIPS(I_student,I_teacher) + λ_d DISTS(I_student,I_teacher)</w:t>
+      </w:r>
+    </w:p>
+    <w:p>
+      <w:pPr>
+        <w:spacing w:after="80"/>
+      </w:pPr>
+      <w:r>
+        <w:rPr>
+          <w:rFonts w:ascii="Microsoft YaHei" w:hAnsi="Microsoft YaHei" w:eastAsia="Microsoft YaHei"/>
+          <w:b w:val="0"/>
+          <w:sz w:val="21"/>
+        </w:rPr>
+        <w:t>教师可以是完整118万高斯SHARP、多视图优化3DGS或未量化模型；学生用更少高斯逼近教师在目标浅视角范围内的渲染。</w:t>
+      </w:r>
+    </w:p>
+    <w:p>
+      <w:pPr>
+        <w:spacing w:before="140" w:after="100"/>
+      </w:pPr>
+      <w:r>
+        <w:rPr>
+          <w:rFonts w:ascii="Microsoft YaHei" w:hAnsi="Microsoft YaHei" w:eastAsia="Microsoft YaHei"/>
+          <w:b/>
+          <w:sz w:val="26"/>
+        </w:rPr>
+        <w:t>21.8 总损失如何组合</w:t>
+      </w:r>
+    </w:p>
+    <w:p>
+      <w:pPr>
+        <w:spacing w:after="100"/>
+        <w:ind w:left="360"/>
+      </w:pPr>
+      <w:r>
+        <w:rPr>
+          <w:rFonts w:ascii="Consolas" w:hAnsi="Consolas" w:eastAsia="Consolas"/>
+          <w:b w:val="0"/>
+          <w:sz w:val="20"/>
+        </w:rPr>
+        <w:t>L_total = L_scene + L_render + L_completion + L_anchor + L_adaptive + L_compress</w:t>
+      </w:r>
+    </w:p>
+    <w:p>
+      <w:pPr>
+        <w:spacing w:after="100"/>
+        <w:ind w:left="360"/>
+      </w:pPr>
+      <w:r>
+        <w:rPr>
+          <w:rFonts w:ascii="Consolas" w:hAnsi="Consolas" w:eastAsia="Consolas"/>
+          <w:b w:val="0"/>
+          <w:sz w:val="20"/>
+        </w:rPr>
+        <w:t>L_scene = λ_d L_depth + λ_e L_edge + λ_a L_alpha-head + λ_t L_thin-head + λ_m L_material + λ_c L_conf</w:t>
+      </w:r>
+    </w:p>
+    <w:p>
+      <w:pPr>
+        <w:spacing w:after="100"/>
+        <w:ind w:left="360"/>
+      </w:pPr>
+      <w:r>
+        <w:rPr>
+          <w:rFonts w:ascii="Consolas" w:hAnsi="Consolas" w:eastAsia="Consolas"/>
+          <w:b w:val="0"/>
+          <w:sz w:val="20"/>
+        </w:rPr>
+        <w:t>L_render = λ_rgb L_RGB + λ_lp L_LPIPS + λ_di L_DISTS + λ_rd L_render-depth + λ_ra L_render-alpha</w:t>
+      </w:r>
+    </w:p>
+    <w:p>
+      <w:pPr>
+        <w:spacing w:after="100"/>
+        <w:ind w:left="360"/>
+      </w:pPr>
+      <w:r>
+        <w:rPr>
+          <w:rFonts w:ascii="Consolas" w:hAnsi="Consolas" w:eastAsia="Consolas"/>
+          <w:b w:val="0"/>
+          <w:sz w:val="20"/>
+        </w:rPr>
+        <w:t>L_completion = λ_ce L_comp-edge + λ_cd L_comp-depth + λ_cr L_comp-rgb + λ_ca L_comp-alpha + λ_rp L_reproj</w:t>
+      </w:r>
+    </w:p>
+    <w:p>
+      <w:pPr>
+        <w:spacing w:after="100"/>
+        <w:ind w:left="360"/>
+      </w:pPr>
+      <w:r>
+        <w:rPr>
+          <w:rFonts w:ascii="Consolas" w:hAnsi="Consolas" w:eastAsia="Consolas"/>
+          <w:b w:val="0"/>
+          <w:sz w:val="20"/>
+        </w:rPr>
+        <w:t>L_adaptive = λ_g L_gate-sparse + λ_b L_budget + λ_s L_split-budget + λ_pc L_parent-child + λ_sp L_spawn</w:t>
+      </w:r>
+    </w:p>
+    <w:p>
+      <w:pPr>
+        <w:spacing w:after="80"/>
+      </w:pPr>
+      <w:r>
+        <w:rPr>
+          <w:rFonts w:ascii="Microsoft YaHei" w:hAnsi="Microsoft YaHei" w:eastAsia="Microsoft YaHei"/>
+          <w:b/>
+          <w:sz w:val="21"/>
+        </w:rPr>
+        <w:t>这些λ不是固定答案，需要通过消融和验证集选择。通常先保证RGB/感知和几何损失稳定，再逐步增大稀疏与预算权重；如果一开始把压缩权重设得太大，模型会优先删高斯而不是学习正确场景。</w:t>
+      </w:r>
+    </w:p>
+    <w:p>
+      <w:pPr>
+        <w:spacing w:before="140" w:after="100"/>
+      </w:pPr>
+      <w:r>
+        <w:rPr>
+          <w:rFonts w:ascii="Microsoft YaHei" w:hAnsi="Microsoft YaHei" w:eastAsia="Microsoft YaHei"/>
+          <w:b/>
+          <w:sz w:val="26"/>
+        </w:rPr>
+        <w:t>21.9 各训练阶段实际打开哪些损失</w:t>
+      </w:r>
+    </w:p>
+    <w:tbl>
+      <w:tblPr>
+        <w:tblStyle w:val="TableGrid"/>
+        <w:tblW w:type="auto" w:w="0"/>
+        <w:tblLook w:firstColumn="1" w:firstRow="1" w:lastColumn="0" w:lastRow="0" w:noHBand="0" w:noVBand="1" w:val="04A0"/>
+      </w:tblPr>
+      <w:tblGrid>
+        <w:gridCol w:w="3324"/>
+        <w:gridCol w:w="3324"/>
+        <w:gridCol w:w="3324"/>
+      </w:tblGrid>
+      <w:tr>
+        <w:tc>
+          <w:tcPr>
+            <w:tcW w:type="dxa" w:w="3324"/>
+            <w:vAlign w:val="center"/>
+            <w:shd w:fill="D9EAF7"/>
+          </w:tcPr>
+          <w:p>
+            <w:pPr>
+              <w:jc w:val="left"/>
+            </w:pPr>
+            <w:r/>
+            <w:r>
+              <w:rPr>
+                <w:rFonts w:ascii="Microsoft YaHei" w:hAnsi="Microsoft YaHei" w:eastAsia="Microsoft YaHei"/>
+                <w:b/>
+                <w:sz w:val="19"/>
+              </w:rPr>
+              <w:t>阶段</w:t>
+            </w:r>
+          </w:p>
+        </w:tc>
+        <w:tc>
+          <w:tcPr>
+            <w:tcW w:type="dxa" w:w="3324"/>
+            <w:vAlign w:val="center"/>
+            <w:shd w:fill="D9EAF7"/>
+          </w:tcPr>
+          <w:p>
+            <w:pPr>
+              <w:jc w:val="left"/>
+            </w:pPr>
+            <w:r/>
+            <w:r>
+              <w:rPr>
+                <w:rFonts w:ascii="Microsoft YaHei" w:hAnsi="Microsoft YaHei" w:eastAsia="Microsoft YaHei"/>
+                <w:b/>
+                <w:sz w:val="19"/>
+              </w:rPr>
+              <w:t>主要打开的损失</w:t>
+            </w:r>
+          </w:p>
+        </w:tc>
+        <w:tc>
+          <w:tcPr>
+            <w:tcW w:type="dxa" w:w="3324"/>
+            <w:vAlign w:val="center"/>
+            <w:shd w:fill="D9EAF7"/>
+          </w:tcPr>
+          <w:p>
+            <w:pPr>
+              <w:jc w:val="left"/>
+            </w:pPr>
+            <w:r/>
+            <w:r>
+              <w:rPr>
+                <w:rFonts w:ascii="Microsoft YaHei" w:hAnsi="Microsoft YaHei" w:eastAsia="Microsoft YaHei"/>
+                <w:b/>
+                <w:sz w:val="19"/>
+              </w:rPr>
+              <w:t>暂时关闭或弱化</w:t>
+            </w:r>
+          </w:p>
+        </w:tc>
+      </w:tr>
+      <w:tr>
+        <w:tc>
+          <w:tcPr>
+            <w:tcW w:type="dxa" w:w="3324"/>
+            <w:vAlign w:val="center"/>
+          </w:tcPr>
+          <w:p>
+            <w:pPr>
+              <w:jc w:val="left"/>
+            </w:pPr>
+            <w:r/>
+            <w:r>
+              <w:rPr>
+                <w:rFonts w:ascii="Microsoft YaHei" w:hAnsi="Microsoft YaHei" w:eastAsia="Microsoft YaHei"/>
+                <w:b w:val="0"/>
+                <w:sz w:val="18"/>
+              </w:rPr>
+              <w:t>Stage 1：Keep/Gate</w:t>
+            </w:r>
+          </w:p>
+        </w:tc>
+        <w:tc>
+          <w:tcPr>
+            <w:tcW w:type="dxa" w:w="3324"/>
+            <w:vAlign w:val="center"/>
+          </w:tcPr>
+          <w:p>
+            <w:pPr>
+              <w:jc w:val="left"/>
+            </w:pPr>
+            <w:r/>
+            <w:r>
+              <w:rPr>
+                <w:rFonts w:ascii="Microsoft YaHei" w:hAnsi="Microsoft YaHei" w:eastAsia="Microsoft YaHei"/>
+                <w:b w:val="0"/>
+                <w:sz w:val="18"/>
+              </w:rPr>
+              <w:t>原SHARP渲染损失 + L_gate-sparse + L_budget + L_contrib</w:t>
+            </w:r>
+          </w:p>
+        </w:tc>
+        <w:tc>
+          <w:tcPr>
+            <w:tcW w:type="dxa" w:w="3324"/>
+            <w:vAlign w:val="center"/>
+          </w:tcPr>
+          <w:p>
+            <w:pPr>
+              <w:jc w:val="left"/>
+            </w:pPr>
+            <w:r/>
+            <w:r>
+              <w:rPr>
+                <w:rFonts w:ascii="Microsoft YaHei" w:hAnsi="Microsoft YaHei" w:eastAsia="Microsoft YaHei"/>
+                <w:b w:val="0"/>
+                <w:sz w:val="18"/>
+              </w:rPr>
+              <w:t>Split、Spawn和量化损失关闭</w:t>
+            </w:r>
+          </w:p>
+        </w:tc>
+      </w:tr>
+      <w:tr>
+        <w:tc>
+          <w:tcPr>
+            <w:tcW w:type="dxa" w:w="3324"/>
+            <w:vAlign w:val="center"/>
+          </w:tcPr>
+          <w:p>
+            <w:pPr>
+              <w:jc w:val="left"/>
+            </w:pPr>
+            <w:r/>
+            <w:r>
+              <w:rPr>
+                <w:rFonts w:ascii="Microsoft YaHei" w:hAnsi="Microsoft YaHei" w:eastAsia="Microsoft YaHei"/>
+                <w:b w:val="0"/>
+                <w:sz w:val="18"/>
+              </w:rPr>
+              <w:t>Stage 2：显露补全</w:t>
+            </w:r>
+          </w:p>
+        </w:tc>
+        <w:tc>
+          <w:tcPr>
+            <w:tcW w:type="dxa" w:w="3324"/>
+            <w:vAlign w:val="center"/>
+          </w:tcPr>
+          <w:p>
+            <w:pPr>
+              <w:jc w:val="left"/>
+            </w:pPr>
+            <w:r/>
+            <w:r>
+              <w:rPr>
+                <w:rFonts w:ascii="Microsoft YaHei" w:hAnsi="Microsoft YaHei" w:eastAsia="Microsoft YaHei"/>
+                <w:b w:val="0"/>
+                <w:sz w:val="18"/>
+              </w:rPr>
+              <w:t>L_comp-edge/depth/rgb/alpha + L_reproj + L_anchor + L_mid</w:t>
+            </w:r>
+          </w:p>
+        </w:tc>
+        <w:tc>
+          <w:tcPr>
+            <w:tcW w:type="dxa" w:w="3324"/>
+            <w:vAlign w:val="center"/>
+          </w:tcPr>
+          <w:p>
+            <w:pPr>
+              <w:jc w:val="left"/>
+            </w:pPr>
+            <w:r/>
+            <w:r>
+              <w:rPr>
+                <w:rFonts w:ascii="Microsoft YaHei" w:hAnsi="Microsoft YaHei" w:eastAsia="Microsoft YaHei"/>
+                <w:b w:val="0"/>
+                <w:sz w:val="18"/>
+              </w:rPr>
+              <w:t>Gate先冻结或小学习率，Split关闭</w:t>
+            </w:r>
+          </w:p>
+        </w:tc>
+      </w:tr>
+      <w:tr>
+        <w:tc>
+          <w:tcPr>
+            <w:tcW w:type="dxa" w:w="3324"/>
+            <w:vAlign w:val="center"/>
+          </w:tcPr>
+          <w:p>
+            <w:pPr>
+              <w:jc w:val="left"/>
+            </w:pPr>
+            <w:r/>
+            <w:r>
+              <w:rPr>
+                <w:rFonts w:ascii="Microsoft YaHei" w:hAnsi="Microsoft YaHei" w:eastAsia="Microsoft YaHei"/>
+                <w:b w:val="0"/>
+                <w:sz w:val="18"/>
+              </w:rPr>
+              <w:t>Stage 3：Split/Spawn</w:t>
+            </w:r>
+          </w:p>
+        </w:tc>
+        <w:tc>
+          <w:tcPr>
+            <w:tcW w:type="dxa" w:w="3324"/>
+            <w:vAlign w:val="center"/>
+          </w:tcPr>
+          <w:p>
+            <w:pPr>
+              <w:jc w:val="left"/>
+            </w:pPr>
+            <w:r/>
+            <w:r>
+              <w:rPr>
+                <w:rFonts w:ascii="Microsoft YaHei" w:hAnsi="Microsoft YaHei" w:eastAsia="Microsoft YaHei"/>
+                <w:b w:val="0"/>
+                <w:sz w:val="18"/>
+              </w:rPr>
+              <w:t>L_thin-render + L_split-budget + L_parent-child + L_split-geom + L_spawn</w:t>
+            </w:r>
+          </w:p>
+        </w:tc>
+        <w:tc>
+          <w:tcPr>
+            <w:tcW w:type="dxa" w:w="3324"/>
+            <w:vAlign w:val="center"/>
+          </w:tcPr>
+          <w:p>
+            <w:pPr>
+              <w:jc w:val="left"/>
+            </w:pPr>
+            <w:r/>
+            <w:r>
+              <w:rPr>
+                <w:rFonts w:ascii="Microsoft YaHei" w:hAnsi="Microsoft YaHei" w:eastAsia="Microsoft YaHei"/>
+                <w:b w:val="0"/>
+                <w:sz w:val="18"/>
+              </w:rPr>
+              <w:t>材质和量化先弱化</w:t>
+            </w:r>
+          </w:p>
+        </w:tc>
+      </w:tr>
+      <w:tr>
+        <w:tc>
+          <w:tcPr>
+            <w:tcW w:type="dxa" w:w="3324"/>
+            <w:vAlign w:val="center"/>
+          </w:tcPr>
+          <w:p>
+            <w:pPr>
+              <w:jc w:val="left"/>
+            </w:pPr>
+            <w:r/>
+            <w:r>
+              <w:rPr>
+                <w:rFonts w:ascii="Microsoft YaHei" w:hAnsi="Microsoft YaHei" w:eastAsia="Microsoft YaHei"/>
+                <w:b w:val="0"/>
+                <w:sz w:val="18"/>
+              </w:rPr>
+              <w:t>Stage 4：联合与压缩</w:t>
+            </w:r>
+          </w:p>
+        </w:tc>
+        <w:tc>
+          <w:tcPr>
+            <w:tcW w:type="dxa" w:w="3324"/>
+            <w:vAlign w:val="center"/>
+          </w:tcPr>
+          <w:p>
+            <w:pPr>
+              <w:jc w:val="left"/>
+            </w:pPr>
+            <w:r/>
+            <w:r>
+              <w:rPr>
+                <w:rFonts w:ascii="Microsoft YaHei" w:hAnsi="Microsoft YaHei" w:eastAsia="Microsoft YaHei"/>
+                <w:b w:val="0"/>
+                <w:sz w:val="18"/>
+              </w:rPr>
+              <w:t>完整渲染损失 + Gate/预算 + 量化/蒸馏</w:t>
+            </w:r>
+          </w:p>
+        </w:tc>
+        <w:tc>
+          <w:tcPr>
+            <w:tcW w:type="dxa" w:w="3324"/>
+            <w:vAlign w:val="center"/>
+          </w:tcPr>
+          <w:p>
+            <w:pPr>
+              <w:jc w:val="left"/>
+            </w:pPr>
+            <w:r/>
+            <w:r>
+              <w:rPr>
+                <w:rFonts w:ascii="Microsoft YaHei" w:hAnsi="Microsoft YaHei" w:eastAsia="Microsoft YaHei"/>
+                <w:b w:val="0"/>
+                <w:sz w:val="18"/>
+              </w:rPr>
+              <w:t>所有模块小学习率，避免互相抵消</w:t>
+            </w:r>
+          </w:p>
+        </w:tc>
+      </w:tr>
+    </w:tbl>
+    <w:p>
+      <w:pPr>
+        <w:spacing w:before="140" w:after="100"/>
+      </w:pPr>
+      <w:r>
+        <w:rPr>
+          <w:rFonts w:ascii="Microsoft YaHei" w:hAnsi="Microsoft YaHei" w:eastAsia="Microsoft YaHei"/>
+          <w:b/>
+          <w:sz w:val="26"/>
+        </w:rPr>
+        <w:t>21.10 最后用一句话理解</w:t>
+      </w:r>
+    </w:p>
+    <w:p>
+      <w:pPr>
+        <w:spacing w:after="80"/>
+      </w:pPr>
+      <w:r>
+        <w:rPr>
+          <w:rFonts w:ascii="Microsoft YaHei" w:hAnsi="Microsoft YaHei" w:eastAsia="Microsoft YaHei"/>
+          <w:b/>
+          <w:sz w:val="22"/>
+        </w:rPr>
+        <w:t>重建和感知损失负责“画得像”；Depth、Edge和Alpha负责“放得对”；端点与重投影损失负责“换视角仍然对”；Gate、Split和Spawn正则负责“该删的删、该加的加”；量化与蒸馏损失负责“压缩以后仍然像”。</w:t>
       </w:r>
     </w:p>
     <w:sectPr>

--- a/汇报/总体Framework7_22_详细讲稿.docx
+++ b/汇报/总体Framework7_22_详细讲稿.docx
@@ -10492,6 +10492,1719 @@
           <w:sz w:val="22"/>
         </w:rPr>
         <w:t>重建和感知损失负责“画得像”；Depth、Edge和Alpha负责“放得对”；端点与重投影损失负责“换视角仍然对”；Gate、Split和Spawn正则负责“该删的删、该加的加”；量化与蒸馏损失负责“压缩以后仍然像”。</w:t>
+      </w:r>
+    </w:p>
+    <w:p>
+      <w:r>
+        <w:br w:type="page"/>
+      </w:r>
+    </w:p>
+    <w:p>
+      <w:pPr>
+        <w:pStyle w:val="Heading1"/>
+      </w:pPr>
+      <w:r>
+        <w:t>附录：Framework能否解决SHARP两侧大面积模糊</w:t>
+      </w:r>
+    </w:p>
+    <w:p>
+      <w:r>
+        <w:rPr>
+          <w:b w:val="0"/>
+        </w:rPr>
+        <w:t>能针对性缓解，但不能保证完全解决，尤其不能保证从单张图片真实恢复30°视角下从未出现过的内容。</w:t>
+      </w:r>
+    </w:p>
+    <w:p>
+      <w:r>
+        <w:rPr>
+          <w:b/>
+        </w:rPr>
+        <w:t>更准确地说：我们的Framework就是围绕SHARP的两侧模糊设计的，但它解决的是“减少模糊、空洞和错接”，不是从数学上恢复真实存在但输入图完全没拍到的区域。</w:t>
+      </w:r>
+    </w:p>
+    <w:p>
+      <w:pPr>
+        <w:pStyle w:val="Heading2"/>
+      </w:pPr>
+      <w:r>
+        <w:t>一、不同原因分别由哪个模块处理</w:t>
+      </w:r>
+    </w:p>
+    <w:tbl>
+      <w:tblPr>
+        <w:tblStyle w:val="TableGrid"/>
+        <w:tblW w:type="auto" w:w="0"/>
+        <w:tblLook w:firstColumn="1" w:firstRow="1" w:lastColumn="0" w:lastRow="0" w:noHBand="0" w:noVBand="1" w:val="04A0"/>
+      </w:tblPr>
+      <w:tblGrid>
+        <w:gridCol w:w="3324"/>
+        <w:gridCol w:w="3324"/>
+        <w:gridCol w:w="3324"/>
+      </w:tblGrid>
+      <w:tr>
+        <w:tc>
+          <w:tcPr>
+            <w:tcW w:type="dxa" w:w="3324"/>
+            <w:shd w:fill="D9EAF7"/>
+          </w:tcPr>
+          <w:p>
+            <w:r>
+              <w:rPr>
+                <w:rFonts w:ascii="Microsoft YaHei" w:hAnsi="Microsoft YaHei" w:eastAsia="微软雅黑"/>
+                <w:sz w:val="21"/>
+              </w:rPr>
+              <w:t>SHARP模糊原因</w:t>
+            </w:r>
+          </w:p>
+        </w:tc>
+        <w:tc>
+          <w:tcPr>
+            <w:tcW w:type="dxa" w:w="3324"/>
+            <w:shd w:fill="D9EAF7"/>
+          </w:tcPr>
+          <w:p>
+            <w:r>
+              <w:rPr>
+                <w:rFonts w:ascii="Microsoft YaHei" w:hAnsi="Microsoft YaHei" w:eastAsia="微软雅黑"/>
+                <w:sz w:val="21"/>
+              </w:rPr>
+              <w:t>Framework对应模块</w:t>
+            </w:r>
+          </w:p>
+        </w:tc>
+        <w:tc>
+          <w:tcPr>
+            <w:tcW w:type="dxa" w:w="3324"/>
+            <w:shd w:fill="D9EAF7"/>
+          </w:tcPr>
+          <w:p>
+            <w:r>
+              <w:rPr>
+                <w:rFonts w:ascii="Microsoft YaHei" w:hAnsi="Microsoft YaHei" w:eastAsia="微软雅黑"/>
+                <w:sz w:val="21"/>
+              </w:rPr>
+              <w:t>预期作用</w:t>
+            </w:r>
+          </w:p>
+        </w:tc>
+      </w:tr>
+      <w:tr>
+        <w:tc>
+          <w:tcPr>
+            <w:tcW w:type="dxa" w:w="3324"/>
+          </w:tcPr>
+          <w:p>
+            <w:r>
+              <w:rPr>
+                <w:rFonts w:ascii="Microsoft YaHei" w:hAnsi="Microsoft YaHei" w:eastAsia="微软雅黑"/>
+                <w:sz w:val="21"/>
+              </w:rPr>
+              <w:t>画面外没有RGB和深度</w:t>
+            </w:r>
+          </w:p>
+        </w:tc>
+        <w:tc>
+          <w:tcPr>
+            <w:tcW w:type="dxa" w:w="3324"/>
+          </w:tcPr>
+          <w:p>
+            <w:r>
+              <w:rPr>
+                <w:rFonts w:ascii="Microsoft YaHei" w:hAnsi="Microsoft YaHei" w:eastAsia="微软雅黑"/>
+                <w:sz w:val="21"/>
+              </w:rPr>
+              <w:t>显露预测与RGB-D-Alpha补全</w:t>
+            </w:r>
+          </w:p>
+        </w:tc>
+        <w:tc>
+          <w:tcPr>
+            <w:tcW w:type="dxa" w:w="3324"/>
+          </w:tcPr>
+          <w:p>
+            <w:r>
+              <w:rPr>
+                <w:rFonts w:ascii="Microsoft YaHei" w:hAnsi="Microsoft YaHei" w:eastAsia="微软雅黑"/>
+                <w:sz w:val="21"/>
+              </w:rPr>
+              <w:t>生成可能的新区域内容</w:t>
+            </w:r>
+          </w:p>
+        </w:tc>
+      </w:tr>
+      <w:tr>
+        <w:tc>
+          <w:tcPr>
+            <w:tcW w:type="dxa" w:w="3324"/>
+          </w:tcPr>
+          <w:p>
+            <w:r>
+              <w:rPr>
+                <w:rFonts w:ascii="Microsoft YaHei" w:hAnsi="Microsoft YaHei" w:eastAsia="微软雅黑"/>
+                <w:sz w:val="21"/>
+              </w:rPr>
+              <w:t>新显露区域没有高斯</w:t>
+            </w:r>
+          </w:p>
+        </w:tc>
+        <w:tc>
+          <w:tcPr>
+            <w:tcW w:type="dxa" w:w="3324"/>
+          </w:tcPr>
+          <w:p>
+            <w:r>
+              <w:rPr>
+                <w:rFonts w:ascii="Microsoft YaHei" w:hAnsi="Microsoft YaHei" w:eastAsia="微软雅黑"/>
+                <w:sz w:val="21"/>
+              </w:rPr>
+              <w:t>Spawn补充高斯</w:t>
+            </w:r>
+          </w:p>
+        </w:tc>
+        <w:tc>
+          <w:tcPr>
+            <w:tcW w:type="dxa" w:w="3324"/>
+          </w:tcPr>
+          <w:p>
+            <w:r>
+              <w:rPr>
+                <w:rFonts w:ascii="Microsoft YaHei" w:hAnsi="Microsoft YaHei" w:eastAsia="微软雅黑"/>
+                <w:sz w:val="21"/>
+              </w:rPr>
+              <w:t>在缺失区域添加高斯</w:t>
+            </w:r>
+          </w:p>
+        </w:tc>
+      </w:tr>
+      <w:tr>
+        <w:tc>
+          <w:tcPr>
+            <w:tcW w:type="dxa" w:w="3324"/>
+          </w:tcPr>
+          <w:p>
+            <w:r>
+              <w:rPr>
+                <w:rFonts w:ascii="Microsoft YaHei" w:hAnsi="Microsoft YaHei" w:eastAsia="微软雅黑"/>
+                <w:sz w:val="21"/>
+              </w:rPr>
+              <w:t>细结构高斯数量不足</w:t>
+            </w:r>
+          </w:p>
+        </w:tc>
+        <w:tc>
+          <w:tcPr>
+            <w:tcW w:type="dxa" w:w="3324"/>
+          </w:tcPr>
+          <w:p>
+            <w:r>
+              <w:rPr>
+                <w:rFonts w:ascii="Microsoft YaHei" w:hAnsi="Microsoft YaHei" w:eastAsia="微软雅黑"/>
+                <w:sz w:val="21"/>
+              </w:rPr>
+              <w:t>细结构Alpha + Split</w:t>
+            </w:r>
+          </w:p>
+        </w:tc>
+        <w:tc>
+          <w:tcPr>
+            <w:tcW w:type="dxa" w:w="3324"/>
+          </w:tcPr>
+          <w:p>
+            <w:r>
+              <w:rPr>
+                <w:rFonts w:ascii="Microsoft YaHei" w:hAnsi="Microsoft YaHei" w:eastAsia="微软雅黑"/>
+                <w:sz w:val="21"/>
+              </w:rPr>
+              <w:t>将大高斯拆成更小、更密的高斯</w:t>
+            </w:r>
+          </w:p>
+        </w:tc>
+      </w:tr>
+      <w:tr>
+        <w:tc>
+          <w:tcPr>
+            <w:tcW w:type="dxa" w:w="3324"/>
+          </w:tcPr>
+          <w:p>
+            <w:r>
+              <w:rPr>
+                <w:rFonts w:ascii="Microsoft YaHei" w:hAnsi="Microsoft YaHei" w:eastAsia="微软雅黑"/>
+                <w:sz w:val="21"/>
+              </w:rPr>
+              <w:t>深度边界判断错误</w:t>
+            </w:r>
+          </w:p>
+        </w:tc>
+        <w:tc>
+          <w:tcPr>
+            <w:tcW w:type="dxa" w:w="3324"/>
+          </w:tcPr>
+          <w:p>
+            <w:r>
+              <w:rPr>
+                <w:rFonts w:ascii="Microsoft YaHei" w:hAnsi="Microsoft YaHei" w:eastAsia="微软雅黑"/>
+                <w:sz w:val="21"/>
+              </w:rPr>
+              <w:t>深度边缘、置信度、双层视差</w:t>
+            </w:r>
+          </w:p>
+        </w:tc>
+        <w:tc>
+          <w:tcPr>
+            <w:tcW w:type="dxa" w:w="3324"/>
+          </w:tcPr>
+          <w:p>
+            <w:r>
+              <w:rPr>
+                <w:rFonts w:ascii="Microsoft YaHei" w:hAnsi="Microsoft YaHei" w:eastAsia="微软雅黑"/>
+                <w:sz w:val="21"/>
+              </w:rPr>
+              <w:t>改善前后层分离</w:t>
+            </w:r>
+          </w:p>
+        </w:tc>
+      </w:tr>
+      <w:tr>
+        <w:tc>
+          <w:tcPr>
+            <w:tcW w:type="dxa" w:w="3324"/>
+          </w:tcPr>
+          <w:p>
+            <w:r>
+              <w:rPr>
+                <w:rFonts w:ascii="Microsoft YaHei" w:hAnsi="Microsoft YaHei" w:eastAsia="微软雅黑"/>
+                <w:sz w:val="21"/>
+              </w:rPr>
+              <w:t>错误高斯重叠形成拖影</w:t>
+            </w:r>
+          </w:p>
+        </w:tc>
+        <w:tc>
+          <w:tcPr>
+            <w:tcW w:type="dxa" w:w="3324"/>
+          </w:tcPr>
+          <w:p>
+            <w:r>
+              <w:rPr>
+                <w:rFonts w:ascii="Microsoft YaHei" w:hAnsi="Microsoft YaHei" w:eastAsia="微软雅黑"/>
+                <w:sz w:val="21"/>
+              </w:rPr>
+              <w:t>Gate + Opacity + 多视角贡献</w:t>
+            </w:r>
+          </w:p>
+        </w:tc>
+        <w:tc>
+          <w:tcPr>
+            <w:tcW w:type="dxa" w:w="3324"/>
+          </w:tcPr>
+          <w:p>
+            <w:r>
+              <w:rPr>
+                <w:rFonts w:ascii="Microsoft YaHei" w:hAnsi="Microsoft YaHei" w:eastAsia="微软雅黑"/>
+                <w:sz w:val="21"/>
+              </w:rPr>
+              <w:t>关闭和删除错误高斯</w:t>
+            </w:r>
+          </w:p>
+        </w:tc>
+      </w:tr>
+      <w:tr>
+        <w:tc>
+          <w:tcPr>
+            <w:tcW w:type="dxa" w:w="3324"/>
+          </w:tcPr>
+          <w:p>
+            <w:r>
+              <w:rPr>
+                <w:rFonts w:ascii="Microsoft YaHei" w:hAnsi="Microsoft YaHei" w:eastAsia="微软雅黑"/>
+                <w:sz w:val="21"/>
+              </w:rPr>
+              <w:t>只在中心视角训练得好</w:t>
+            </w:r>
+          </w:p>
+        </w:tc>
+        <w:tc>
+          <w:tcPr>
+            <w:tcW w:type="dxa" w:w="3324"/>
+          </w:tcPr>
+          <w:p>
+            <w:r>
+              <w:rPr>
+                <w:rFonts w:ascii="Microsoft YaHei" w:hAnsi="Microsoft YaHei" w:eastAsia="微软雅黑"/>
+                <w:sz w:val="21"/>
+              </w:rPr>
+              <w:t>左右端点/中间视角联合约束</w:t>
+            </w:r>
+          </w:p>
+        </w:tc>
+        <w:tc>
+          <w:tcPr>
+            <w:tcW w:type="dxa" w:w="3324"/>
+          </w:tcPr>
+          <w:p>
+            <w:r>
+              <w:rPr>
+                <w:rFonts w:ascii="Microsoft YaHei" w:hAnsi="Microsoft YaHei" w:eastAsia="微软雅黑"/>
+                <w:sz w:val="21"/>
+              </w:rPr>
+              <w:t>直接约束两侧画质</w:t>
+            </w:r>
+          </w:p>
+        </w:tc>
+      </w:tr>
+      <w:tr>
+        <w:tc>
+          <w:tcPr>
+            <w:tcW w:type="dxa" w:w="3324"/>
+          </w:tcPr>
+          <w:p>
+            <w:r>
+              <w:rPr>
+                <w:rFonts w:ascii="Microsoft YaHei" w:hAnsi="Microsoft YaHei" w:eastAsia="微软雅黑"/>
+                <w:sz w:val="21"/>
+              </w:rPr>
+              <w:t>高斯过大导致颜色扩散</w:t>
+            </w:r>
+          </w:p>
+        </w:tc>
+        <w:tc>
+          <w:tcPr>
+            <w:tcW w:type="dxa" w:w="3324"/>
+          </w:tcPr>
+          <w:p>
+            <w:r>
+              <w:rPr>
+                <w:rFonts w:ascii="Microsoft YaHei" w:hAnsi="Microsoft YaHei" w:eastAsia="微软雅黑"/>
+                <w:sz w:val="21"/>
+              </w:rPr>
+              <w:t>尺度约束、Split、端点损失</w:t>
+            </w:r>
+          </w:p>
+        </w:tc>
+        <w:tc>
+          <w:tcPr>
+            <w:tcW w:type="dxa" w:w="3324"/>
+          </w:tcPr>
+          <w:p>
+            <w:r>
+              <w:rPr>
+                <w:rFonts w:ascii="Microsoft YaHei" w:hAnsi="Microsoft YaHei" w:eastAsia="微软雅黑"/>
+                <w:sz w:val="21"/>
+              </w:rPr>
+              <w:t>限制高斯无节制扩大</w:t>
+            </w:r>
+          </w:p>
+        </w:tc>
+      </w:tr>
+      <w:tr>
+        <w:tc>
+          <w:tcPr>
+            <w:tcW w:type="dxa" w:w="3324"/>
+          </w:tcPr>
+          <w:p>
+            <w:r>
+              <w:rPr>
+                <w:rFonts w:ascii="Microsoft YaHei" w:hAnsi="Microsoft YaHei" w:eastAsia="微软雅黑"/>
+                <w:sz w:val="21"/>
+              </w:rPr>
+              <w:t>玻璃、反光等颜色随视角变化</w:t>
+            </w:r>
+          </w:p>
+        </w:tc>
+        <w:tc>
+          <w:tcPr>
+            <w:tcW w:type="dxa" w:w="3324"/>
+          </w:tcPr>
+          <w:p>
+            <w:r>
+              <w:rPr>
+                <w:rFonts w:ascii="Microsoft YaHei" w:hAnsi="Microsoft YaHei" w:eastAsia="微软雅黑"/>
+                <w:sz w:val="21"/>
+              </w:rPr>
+              <w:t>材质感知外观</w:t>
+            </w:r>
+          </w:p>
+        </w:tc>
+        <w:tc>
+          <w:tcPr>
+            <w:tcW w:type="dxa" w:w="3324"/>
+          </w:tcPr>
+          <w:p>
+            <w:r>
+              <w:rPr>
+                <w:rFonts w:ascii="Microsoft YaHei" w:hAnsi="Microsoft YaHei" w:eastAsia="微软雅黑"/>
+                <w:sz w:val="21"/>
+              </w:rPr>
+              <w:t>改善复杂材质的新视角表现</w:t>
+            </w:r>
+          </w:p>
+        </w:tc>
+      </w:tr>
+    </w:tbl>
+    <w:p>
+      <w:pPr>
+        <w:pStyle w:val="Heading2"/>
+      </w:pPr>
+      <w:r>
+        <w:t>二、显露补全解决“没有内容”</w:t>
+      </w:r>
+    </w:p>
+    <w:p>
+      <w:r>
+        <w:rPr>
+          <w:b w:val="0"/>
+        </w:rPr>
+        <w:t>这是最关键的模块。</w:t>
+      </w:r>
+    </w:p>
+    <w:p>
+      <w:r>
+        <w:rPr>
+          <w:b w:val="0"/>
+        </w:rPr>
+        <w:t>SHARP当前大致是：</w:t>
+      </w:r>
+    </w:p>
+    <w:p>
+      <w:pPr>
+        <w:ind w:left="480"/>
+      </w:pPr>
+      <w:r>
+        <w:rPr>
+          <w:rFonts w:ascii="Consolas" w:hAnsi="Consolas" w:eastAsia="微软雅黑"/>
+        </w:rPr>
+        <w:t>原图边界外没有内容</w:t>
+        <w:br/>
+      </w:r>
+      <w:r>
+        <w:rPr>
+          <w:rFonts w:ascii="Consolas" w:hAnsi="Consolas" w:eastAsia="微软雅黑"/>
+        </w:rPr>
+        <w:t xml:space="preserve">        ↓</w:t>
+        <w:br/>
+      </w:r>
+      <w:r>
+        <w:rPr>
+          <w:rFonts w:ascii="Consolas" w:hAnsi="Consolas" w:eastAsia="微软雅黑"/>
+        </w:rPr>
+        <w:t>扩大已有高斯进行覆盖</w:t>
+        <w:br/>
+      </w:r>
+      <w:r>
+        <w:rPr>
+          <w:rFonts w:ascii="Consolas" w:hAnsi="Consolas" w:eastAsia="微软雅黑"/>
+        </w:rPr>
+        <w:t xml:space="preserve">        ↓</w:t>
+        <w:br/>
+      </w:r>
+      <w:r>
+        <w:rPr>
+          <w:rFonts w:ascii="Consolas" w:hAnsi="Consolas" w:eastAsia="微软雅黑"/>
+        </w:rPr>
+        <w:t>没有空洞，但出现模糊</w:t>
+      </w:r>
+    </w:p>
+    <w:p>
+      <w:r>
+        <w:rPr>
+          <w:b w:val="0"/>
+        </w:rPr>
+        <w:t>我们的方案是：</w:t>
+      </w:r>
+    </w:p>
+    <w:p>
+      <w:pPr>
+        <w:ind w:left="480"/>
+      </w:pPr>
+      <w:r>
+        <w:rPr>
+          <w:rFonts w:ascii="Consolas" w:hAnsi="Consolas" w:eastAsia="微软雅黑"/>
+        </w:rPr>
+        <w:t>预测左右端点的新显露区域</w:t>
+        <w:br/>
+      </w:r>
+      <w:r>
+        <w:rPr>
+          <w:rFonts w:ascii="Consolas" w:hAnsi="Consolas" w:eastAsia="微软雅黑"/>
+        </w:rPr>
+        <w:t xml:space="preserve">        ↓</w:t>
+        <w:br/>
+      </w:r>
+      <w:r>
+        <w:rPr>
+          <w:rFonts w:ascii="Consolas" w:hAnsi="Consolas" w:eastAsia="微软雅黑"/>
+        </w:rPr>
+        <w:t>先补遮挡边缘</w:t>
+        <w:br/>
+      </w:r>
+      <w:r>
+        <w:rPr>
+          <w:rFonts w:ascii="Consolas" w:hAnsi="Consolas" w:eastAsia="微软雅黑"/>
+        </w:rPr>
+        <w:t xml:space="preserve">        ↓</w:t>
+        <w:br/>
+      </w:r>
+      <w:r>
+        <w:rPr>
+          <w:rFonts w:ascii="Consolas" w:hAnsi="Consolas" w:eastAsia="微软雅黑"/>
+        </w:rPr>
+        <w:t>补全Depth和Alpha</w:t>
+        <w:br/>
+      </w:r>
+      <w:r>
+        <w:rPr>
+          <w:rFonts w:ascii="Consolas" w:hAnsi="Consolas" w:eastAsia="微软雅黑"/>
+        </w:rPr>
+        <w:t xml:space="preserve">        ↓</w:t>
+        <w:br/>
+      </w:r>
+      <w:r>
+        <w:rPr>
+          <w:rFonts w:ascii="Consolas" w:hAnsi="Consolas" w:eastAsia="微软雅黑"/>
+        </w:rPr>
+        <w:t>再补RGB</w:t>
+        <w:br/>
+      </w:r>
+      <w:r>
+        <w:rPr>
+          <w:rFonts w:ascii="Consolas" w:hAnsi="Consolas" w:eastAsia="微软雅黑"/>
+        </w:rPr>
+        <w:t xml:space="preserve">        ↓</w:t>
+        <w:br/>
+      </w:r>
+      <w:r>
+        <w:rPr>
+          <w:rFonts w:ascii="Consolas" w:hAnsi="Consolas" w:eastAsia="微软雅黑"/>
+        </w:rPr>
+        <w:t>将补全结果反投影</w:t>
+        <w:br/>
+      </w:r>
+      <w:r>
+        <w:rPr>
+          <w:rFonts w:ascii="Consolas" w:hAnsi="Consolas" w:eastAsia="微软雅黑"/>
+        </w:rPr>
+        <w:t xml:space="preserve">        ↓</w:t>
+        <w:br/>
+      </w:r>
+      <w:r>
+        <w:rPr>
+          <w:rFonts w:ascii="Consolas" w:hAnsi="Consolas" w:eastAsia="微软雅黑"/>
+        </w:rPr>
+        <w:t>生成补充高斯 G_supp</w:t>
+      </w:r>
+    </w:p>
+    <w:p>
+      <w:r>
+        <w:rPr>
+          <w:b w:val="0"/>
+        </w:rPr>
+        <w:t>原本只能拉伸边缘高斯的地方，现在有了新的颜色、深度和高斯，因此能减少大面积颜色扩散。</w:t>
+      </w:r>
+    </w:p>
+    <w:p>
+      <w:r>
+        <w:rPr>
+          <w:b w:val="0"/>
+        </w:rPr>
+        <w:t>不过补出的内容是模型推测的，并不一定是真实场景。</w:t>
+      </w:r>
+    </w:p>
+    <w:p>
+      <w:pPr>
+        <w:pStyle w:val="Heading2"/>
+      </w:pPr>
+      <w:r>
+        <w:t>三、Split解决“已有内容不够细”</w:t>
+      </w:r>
+    </w:p>
+    <w:p>
+      <w:r>
+        <w:rPr>
+          <w:b w:val="0"/>
+        </w:rPr>
+        <w:t>例如花茎、栏杆和摩天轮辐条附近，原本可能只有一个较大的高斯：</w:t>
+      </w:r>
+    </w:p>
+    <w:p>
+      <w:pPr>
+        <w:ind w:left="480"/>
+      </w:pPr>
+      <w:r>
+        <w:rPr>
+          <w:rFonts w:ascii="Consolas" w:hAnsi="Consolas" w:eastAsia="微软雅黑"/>
+        </w:rPr>
+        <w:t>一个大高斯</w:t>
+        <w:br/>
+      </w:r>
+      <w:r>
+        <w:rPr>
+          <w:rFonts w:ascii="Consolas" w:hAnsi="Consolas" w:eastAsia="微软雅黑"/>
+        </w:rPr>
+        <w:t xml:space="preserve">   ↓</w:t>
+        <w:br/>
+      </w:r>
+      <w:r>
+        <w:rPr>
+          <w:rFonts w:ascii="Consolas" w:hAnsi="Consolas" w:eastAsia="微软雅黑"/>
+        </w:rPr>
+        <w:t>侧视角投影后覆盖太宽</w:t>
+        <w:br/>
+      </w:r>
+      <w:r>
+        <w:rPr>
+          <w:rFonts w:ascii="Consolas" w:hAnsi="Consolas" w:eastAsia="微软雅黑"/>
+        </w:rPr>
+        <w:t xml:space="preserve">   ↓</w:t>
+        <w:br/>
+      </w:r>
+      <w:r>
+        <w:rPr>
+          <w:rFonts w:ascii="Consolas" w:hAnsi="Consolas" w:eastAsia="微软雅黑"/>
+        </w:rPr>
+        <w:t>细结构变成模糊带</w:t>
+      </w:r>
+    </w:p>
+    <w:p>
+      <w:r>
+        <w:rPr>
+          <w:b w:val="0"/>
+        </w:rPr>
+        <w:t>加入Split后：</w:t>
+      </w:r>
+    </w:p>
+    <w:p>
+      <w:pPr>
+        <w:ind w:left="480"/>
+      </w:pPr>
+      <w:r>
+        <w:rPr>
+          <w:rFonts w:ascii="Consolas" w:hAnsi="Consolas" w:eastAsia="微软雅黑"/>
+        </w:rPr>
+        <w:t>细结构概率高</w:t>
+        <w:br/>
+      </w:r>
+      <w:r>
+        <w:rPr>
+          <w:rFonts w:ascii="Consolas" w:hAnsi="Consolas" w:eastAsia="微软雅黑"/>
+        </w:rPr>
+        <w:t xml:space="preserve">        ↓</w:t>
+        <w:br/>
+      </w:r>
+      <w:r>
+        <w:rPr>
+          <w:rFonts w:ascii="Consolas" w:hAnsi="Consolas" w:eastAsia="微软雅黑"/>
+        </w:rPr>
+        <w:t>将一个大高斯拆成若干小高斯</w:t>
+        <w:br/>
+      </w:r>
+      <w:r>
+        <w:rPr>
+          <w:rFonts w:ascii="Consolas" w:hAnsi="Consolas" w:eastAsia="微软雅黑"/>
+        </w:rPr>
+        <w:t xml:space="preserve">        ↓</w:t>
+        <w:br/>
+      </w:r>
+      <w:r>
+        <w:rPr>
+          <w:rFonts w:ascii="Consolas" w:hAnsi="Consolas" w:eastAsia="微软雅黑"/>
+        </w:rPr>
+        <w:t>减小尺度</w:t>
+        <w:br/>
+      </w:r>
+      <w:r>
+        <w:rPr>
+          <w:rFonts w:ascii="Consolas" w:hAnsi="Consolas" w:eastAsia="微软雅黑"/>
+        </w:rPr>
+        <w:t xml:space="preserve">        ↓</w:t>
+        <w:br/>
+      </w:r>
+      <w:r>
+        <w:rPr>
+          <w:rFonts w:ascii="Consolas" w:hAnsi="Consolas" w:eastAsia="微软雅黑"/>
+        </w:rPr>
+        <w:t>沿结构方向进行小幅偏移</w:t>
+        <w:br/>
+      </w:r>
+      <w:r>
+        <w:rPr>
+          <w:rFonts w:ascii="Consolas" w:hAnsi="Consolas" w:eastAsia="微软雅黑"/>
+        </w:rPr>
+        <w:t xml:space="preserve">        ↓</w:t>
+        <w:br/>
+      </w:r>
+      <w:r>
+        <w:rPr>
+          <w:rFonts w:ascii="Consolas" w:hAnsi="Consolas" w:eastAsia="微软雅黑"/>
+        </w:rPr>
+        <w:t>更精细地覆盖花茎或辐条</w:t>
+      </w:r>
+    </w:p>
+    <w:p>
+      <w:r>
+        <w:rPr>
+          <w:b w:val="0"/>
+        </w:rPr>
+        <w:t>它主要改善局部细结构，不负责生成画面外的大面积未知背景。</w:t>
+      </w:r>
+    </w:p>
+    <w:p>
+      <w:pPr>
+        <w:pStyle w:val="Heading2"/>
+      </w:pPr>
+      <w:r>
+        <w:t>四、Gate解决“错误高斯造成的重叠”</w:t>
+      </w:r>
+    </w:p>
+    <w:p>
+      <w:r>
+        <w:rPr>
+          <w:b w:val="0"/>
+        </w:rPr>
+        <w:t>SHARP为了填满画面，可能保留一些位置错误、尺度过大或贡献很低的高斯。这些高斯在中心视角不明显，移动到两侧后却会形成重影。</w:t>
+      </w:r>
+    </w:p>
+    <w:p>
+      <w:r>
+        <w:rPr>
+          <w:b w:val="0"/>
+        </w:rPr>
+        <w:t>Gate会预测：</w:t>
+      </w:r>
+    </w:p>
+    <w:p>
+      <w:pPr>
+        <w:ind w:left="480"/>
+      </w:pPr>
+      <w:r>
+        <w:rPr>
+          <w:rFonts w:ascii="Consolas" w:hAnsi="Consolas" w:eastAsia="微软雅黑"/>
+        </w:rPr>
+        <w:t>这个候选高斯是否值得保留</w:t>
+      </w:r>
+    </w:p>
+    <w:p>
+      <w:r>
+        <w:rPr>
+          <w:b w:val="0"/>
+        </w:rPr>
+        <w:t>然后结合：</w:t>
+      </w:r>
+    </w:p>
+    <w:p>
+      <w:pPr>
+        <w:ind w:left="480"/>
+      </w:pPr>
+      <w:r>
+        <w:rPr>
+          <w:rFonts w:ascii="Consolas" w:hAnsi="Consolas" w:eastAsia="微软雅黑"/>
+        </w:rPr>
+        <w:t>Gate × Gaussian Opacity × 多视角贡献</w:t>
+      </w:r>
+    </w:p>
+    <w:p>
+      <w:r>
+        <w:rPr>
+          <w:b w:val="0"/>
+        </w:rPr>
+        <w:t>删除冗余和错误高斯。</w:t>
+      </w:r>
+    </w:p>
+    <w:p>
+      <w:r>
+        <w:rPr>
+          <w:b/>
+        </w:rPr>
+        <w:t>但需要强调：Gate只能做减法，不能单独解决模糊。</w:t>
+      </w:r>
+    </w:p>
+    <w:p>
+      <w:r>
+        <w:rPr>
+          <w:b w:val="0"/>
+        </w:rPr>
+        <w:t>如果只有Gate，没有Spawn，删除边缘模糊高斯后可能从“模糊”变成“空洞”。因此必须配合：</w:t>
+      </w:r>
+    </w:p>
+    <w:p>
+      <w:pPr>
+        <w:ind w:left="480"/>
+      </w:pPr>
+      <w:r>
+        <w:rPr>
+          <w:rFonts w:ascii="Consolas" w:hAnsi="Consolas" w:eastAsia="微软雅黑"/>
+        </w:rPr>
+        <w:t>Spawn负责补充</w:t>
+        <w:br/>
+      </w:r>
+      <w:r>
+        <w:rPr>
+          <w:rFonts w:ascii="Consolas" w:hAnsi="Consolas" w:eastAsia="微软雅黑"/>
+        </w:rPr>
+        <w:t>Split负责增密</w:t>
+        <w:br/>
+      </w:r>
+      <w:r>
+        <w:rPr>
+          <w:rFonts w:ascii="Consolas" w:hAnsi="Consolas" w:eastAsia="微软雅黑"/>
+        </w:rPr>
+        <w:t>Gate负责删除</w:t>
+      </w:r>
+    </w:p>
+    <w:p>
+      <w:pPr>
+        <w:pStyle w:val="Heading2"/>
+      </w:pPr>
+      <w:r>
+        <w:t>五、左右端点约束解决“中心好、两侧差”</w:t>
+      </w:r>
+    </w:p>
+    <w:p>
+      <w:r>
+        <w:rPr>
+          <w:b w:val="0"/>
+        </w:rPr>
+        <w:t>如果训练时只比较中心视角，模型会学到：只要输入视角看起来正确就够了。</w:t>
+      </w:r>
+    </w:p>
+    <w:p>
+      <w:r>
+        <w:rPr>
+          <w:b w:val="0"/>
+        </w:rPr>
+        <w:t>即使侧面模糊，中心视角损失也可能很低。</w:t>
+      </w:r>
+    </w:p>
+    <w:p>
+      <w:r>
+        <w:rPr>
+          <w:b w:val="0"/>
+        </w:rPr>
+        <w:t>因此训练时要同时渲染：</w:t>
+      </w:r>
+    </w:p>
+    <w:p>
+      <w:pPr>
+        <w:ind w:left="480"/>
+      </w:pPr>
+      <w:r>
+        <w:rPr>
+          <w:rFonts w:ascii="Consolas" w:hAnsi="Consolas" w:eastAsia="微软雅黑"/>
+        </w:rPr>
+        <w:t>中心视角</w:t>
+        <w:br/>
+      </w:r>
+      <w:r>
+        <w:rPr>
+          <w:rFonts w:ascii="Consolas" w:hAnsi="Consolas" w:eastAsia="微软雅黑"/>
+        </w:rPr>
+        <w:t>左侧端点</w:t>
+        <w:br/>
+      </w:r>
+      <w:r>
+        <w:rPr>
+          <w:rFonts w:ascii="Consolas" w:hAnsi="Consolas" w:eastAsia="微软雅黑"/>
+        </w:rPr>
+        <w:t>右侧端点</w:t>
+        <w:br/>
+      </w:r>
+      <w:r>
+        <w:rPr>
+          <w:rFonts w:ascii="Consolas" w:hAnsi="Consolas" w:eastAsia="微软雅黑"/>
+        </w:rPr>
+        <w:t>若干中间视角</w:t>
+      </w:r>
+    </w:p>
+    <w:p>
+      <w:r>
+        <w:rPr>
+          <w:b w:val="0"/>
+        </w:rPr>
+        <w:t>然后一起计算损失：</w:t>
+      </w:r>
+    </w:p>
+    <w:p>
+      <w:pPr>
+        <w:ind w:left="480"/>
+      </w:pPr>
+      <w:r>
+        <w:rPr>
+          <w:rFonts w:ascii="Consolas" w:hAnsi="Consolas" w:eastAsia="微软雅黑"/>
+        </w:rPr>
+        <w:t>中心视角清晰</w:t>
+        <w:br/>
+      </w:r>
+      <w:r>
+        <w:rPr>
+          <w:rFonts w:ascii="Consolas" w:hAnsi="Consolas" w:eastAsia="微软雅黑"/>
+        </w:rPr>
+        <w:t>+</w:t>
+        <w:br/>
+      </w:r>
+      <w:r>
+        <w:rPr>
+          <w:rFonts w:ascii="Consolas" w:hAnsi="Consolas" w:eastAsia="微软雅黑"/>
+        </w:rPr>
+        <w:t>左右端点不能大面积模糊</w:t>
+        <w:br/>
+      </w:r>
+      <w:r>
+        <w:rPr>
+          <w:rFonts w:ascii="Consolas" w:hAnsi="Consolas" w:eastAsia="微软雅黑"/>
+        </w:rPr>
+        <w:t>+</w:t>
+        <w:br/>
+      </w:r>
+      <w:r>
+        <w:rPr>
+          <w:rFonts w:ascii="Consolas" w:hAnsi="Consolas" w:eastAsia="微软雅黑"/>
+        </w:rPr>
+        <w:t>物体前后关系保持正确</w:t>
+        <w:br/>
+      </w:r>
+      <w:r>
+        <w:rPr>
+          <w:rFonts w:ascii="Consolas" w:hAnsi="Consolas" w:eastAsia="微软雅黑"/>
+        </w:rPr>
+        <w:t>+</w:t>
+        <w:br/>
+      </w:r>
+      <w:r>
+        <w:rPr>
+          <w:rFonts w:ascii="Consolas" w:hAnsi="Consolas" w:eastAsia="微软雅黑"/>
+        </w:rPr>
+        <w:t>相邻帧运动连续</w:t>
+      </w:r>
+    </w:p>
+    <w:p>
+      <w:r>
+        <w:rPr>
+          <w:b w:val="0"/>
+        </w:rPr>
+        <w:t>这样模型才会因为“端点模糊”受到惩罚，并调整补充高斯、Split、Gate、尺度和不透明度。</w:t>
+      </w:r>
+    </w:p>
+    <w:p>
+      <w:r>
+        <w:rPr>
+          <w:b/>
+        </w:rPr>
+        <w:t>这是Framework能否真正改善两侧模糊的必要条件。</w:t>
+      </w:r>
+    </w:p>
+    <w:p>
+      <w:pPr>
+        <w:pStyle w:val="Heading2"/>
+      </w:pPr>
+      <w:r>
+        <w:t>六、为什么仍然不能彻底解决</w:t>
+      </w:r>
+    </w:p>
+    <w:p>
+      <w:r>
+        <w:rPr>
+          <w:b w:val="0"/>
+        </w:rPr>
+        <w:t>单张图片存在无法突破的信息上限。</w:t>
+      </w:r>
+    </w:p>
+    <w:p>
+      <w:r>
+        <w:rPr>
+          <w:b w:val="0"/>
+        </w:rPr>
+        <w:t>例如输入图片只拍到建筑正面，移动30°后需要看到建筑侧面，但侧面纹理从未出现在输入中：</w:t>
+      </w:r>
+    </w:p>
+    <w:p>
+      <w:pPr>
+        <w:ind w:left="480"/>
+      </w:pPr>
+      <w:r>
+        <w:rPr>
+          <w:rFonts w:ascii="Consolas" w:hAnsi="Consolas" w:eastAsia="微软雅黑"/>
+        </w:rPr>
+        <w:t>输入图没有侧面信息</w:t>
+        <w:br/>
+      </w:r>
+      <w:r>
+        <w:rPr>
+          <w:rFonts w:ascii="Consolas" w:hAnsi="Consolas" w:eastAsia="微软雅黑"/>
+        </w:rPr>
+        <w:t xml:space="preserve">        ↓</w:t>
+        <w:br/>
+      </w:r>
+      <w:r>
+        <w:rPr>
+          <w:rFonts w:ascii="Consolas" w:hAnsi="Consolas" w:eastAsia="微软雅黑"/>
+        </w:rPr>
+        <w:t>任何模型都无法知道真实侧面</w:t>
+        <w:br/>
+      </w:r>
+      <w:r>
+        <w:rPr>
+          <w:rFonts w:ascii="Consolas" w:hAnsi="Consolas" w:eastAsia="微软雅黑"/>
+        </w:rPr>
+        <w:t xml:space="preserve">        ↓</w:t>
+        <w:br/>
+      </w:r>
+      <w:r>
+        <w:rPr>
+          <w:rFonts w:ascii="Consolas" w:hAnsi="Consolas" w:eastAsia="微软雅黑"/>
+        </w:rPr>
+        <w:t>只能依据训练数据进行合理推测</w:t>
+      </w:r>
+    </w:p>
+    <w:p>
+      <w:r>
+        <w:rPr>
+          <w:b w:val="0"/>
+        </w:rPr>
+        <w:t>因此补全可能做到：</w:t>
+      </w:r>
+    </w:p>
+    <w:p>
+      <w:pPr>
+        <w:pStyle w:val="ListBullet"/>
+      </w:pPr>
+      <w:r>
+        <w:t>颜色连续；</w:t>
+      </w:r>
+    </w:p>
+    <w:p>
+      <w:pPr>
+        <w:pStyle w:val="ListBullet"/>
+      </w:pPr>
+      <w:r>
+        <w:t>不出现明显空洞；</w:t>
+      </w:r>
+    </w:p>
+    <w:p>
+      <w:pPr>
+        <w:pStyle w:val="ListBullet"/>
+      </w:pPr>
+      <w:r>
+        <w:t>结构大体合理；</w:t>
+      </w:r>
+    </w:p>
+    <w:p>
+      <w:pPr>
+        <w:pStyle w:val="ListBullet"/>
+      </w:pPr>
+      <w:r>
+        <w:t>运动时不闪烁；</w:t>
+      </w:r>
+    </w:p>
+    <w:p>
+      <w:pPr>
+        <w:pStyle w:val="ListBullet"/>
+      </w:pPr>
+      <w:r>
+        <w:t>主观看起来像完整场景。</w:t>
+      </w:r>
+    </w:p>
+    <w:p>
+      <w:r>
+        <w:rPr>
+          <w:b w:val="0"/>
+        </w:rPr>
+        <w:t>但不能保证：</w:t>
+      </w:r>
+    </w:p>
+    <w:p>
+      <w:pPr>
+        <w:pStyle w:val="ListBullet"/>
+      </w:pPr>
+      <w:r>
+        <w:t>补出的窗户与真实建筑完全一致；</w:t>
+      </w:r>
+    </w:p>
+    <w:p>
+      <w:pPr>
+        <w:pStyle w:val="ListBullet"/>
+      </w:pPr>
+      <w:r>
+        <w:t>被人物遮挡的背景完全真实；</w:t>
+      </w:r>
+    </w:p>
+    <w:p>
+      <w:pPr>
+        <w:pStyle w:val="ListBullet"/>
+      </w:pPr>
+      <w:r>
+        <w:t>反射和透明内容符合真实物理规律；</w:t>
+      </w:r>
+    </w:p>
+    <w:p>
+      <w:pPr>
+        <w:pStyle w:val="ListBullet"/>
+      </w:pPr>
+      <w:r>
+        <w:t>所有图片在30°下都达到DISTS &lt; 0.06。</w:t>
+      </w:r>
+    </w:p>
+    <w:p>
+      <w:r>
+        <w:rPr>
+          <w:b/>
+        </w:rPr>
+        <w:t>所以目标应表述为：在30°浅3D观察范围内生成视觉连续、结构合理的新视角内容，而不是精确恢复不可见区域的真实几何与纹理。</w:t>
+      </w:r>
+    </w:p>
+    <w:p>
+      <w:pPr>
+        <w:pStyle w:val="Heading2"/>
+      </w:pPr>
+      <w:r>
+        <w:t>七、不同运动幅度下的预期效果</w:t>
+      </w:r>
+    </w:p>
+    <w:p>
+      <w:pPr>
+        <w:pStyle w:val="Heading3"/>
+      </w:pPr>
+      <w:r>
+        <w:t>小幅运动</w:t>
+      </w:r>
+    </w:p>
+    <w:p>
+      <w:r>
+        <w:rPr>
+          <w:b w:val="0"/>
+        </w:rPr>
+        <w:t>Framework很有希望明显改善：</w:t>
+      </w:r>
+    </w:p>
+    <w:p>
+      <w:pPr>
+        <w:pStyle w:val="ListBullet"/>
+      </w:pPr>
+      <w:r>
+        <w:t>两侧软化；</w:t>
+      </w:r>
+    </w:p>
+    <w:p>
+      <w:pPr>
+        <w:pStyle w:val="ListBullet"/>
+      </w:pPr>
+      <w:r>
+        <w:t>小范围显露缺口；</w:t>
+      </w:r>
+    </w:p>
+    <w:p>
+      <w:pPr>
+        <w:pStyle w:val="ListBullet"/>
+      </w:pPr>
+      <w:r>
+        <w:t>花茎和栏杆模糊；</w:t>
+      </w:r>
+    </w:p>
+    <w:p>
+      <w:pPr>
+        <w:pStyle w:val="ListBullet"/>
+      </w:pPr>
+      <w:r>
+        <w:t>遮挡交界拖影。</w:t>
+      </w:r>
+    </w:p>
+    <w:p>
+      <w:pPr>
+        <w:pStyle w:val="Heading3"/>
+      </w:pPr>
+      <w:r>
+        <w:t>中等运动</w:t>
+      </w:r>
+    </w:p>
+    <w:p>
+      <w:r>
+        <w:rPr>
+          <w:b w:val="0"/>
+        </w:rPr>
+        <w:t>可以依靠局部补全和补充高斯保持连续，但补全内容可能开始与真实场景存在差异。</w:t>
+      </w:r>
+    </w:p>
+    <w:p>
+      <w:pPr>
+        <w:pStyle w:val="Heading3"/>
+      </w:pPr>
+      <w:r>
+        <w:t>较大的30°运动</w:t>
+      </w:r>
+    </w:p>
+    <w:p>
+      <w:r>
+        <w:rPr>
+          <w:b w:val="0"/>
+        </w:rPr>
+        <w:t>这是高风险范围。显露面积明显扩大，单靠SHARP的两层高斯不够，必须依赖补全。最终可能达到“视觉合理”，但不一定“真实准确”。</w:t>
+      </w:r>
+    </w:p>
+    <w:p>
+      <w:pPr>
+        <w:pStyle w:val="Heading2"/>
+      </w:pPr>
+      <w:r>
+        <w:t>八、还必须满足一个训练条件</w:t>
+      </w:r>
+    </w:p>
+    <w:p>
+      <w:r>
+        <w:rPr>
+          <w:b w:val="0"/>
+        </w:rPr>
+        <w:t>仅仅把这些模块接进网络还不够。如果训练时没有侧视角监督，补全和Spawn可能学成：</w:t>
+      </w:r>
+    </w:p>
+    <w:p>
+      <w:pPr>
+        <w:pStyle w:val="ListBullet"/>
+      </w:pPr>
+      <w:r>
+        <w:t>复制边缘颜色；</w:t>
+      </w:r>
+    </w:p>
+    <w:p>
+      <w:pPr>
+        <w:pStyle w:val="ListBullet"/>
+      </w:pPr>
+      <w:r>
+        <w:t>继续输出模糊高斯；</w:t>
+      </w:r>
+    </w:p>
+    <w:p>
+      <w:pPr>
+        <w:pStyle w:val="ListBullet"/>
+      </w:pPr>
+      <w:r>
+        <w:t>所有区域都增加高斯；</w:t>
+      </w:r>
+    </w:p>
+    <w:p>
+      <w:pPr>
+        <w:pStyle w:val="ListBullet"/>
+      </w:pPr>
+      <w:r>
+        <w:t>Gate全部接近1；</w:t>
+      </w:r>
+    </w:p>
+    <w:p>
+      <w:pPr>
+        <w:pStyle w:val="ListBullet"/>
+      </w:pPr>
+      <w:r>
+        <w:t>补全分支不发挥作用。</w:t>
+      </w:r>
+    </w:p>
+    <w:p>
+      <w:r>
+        <w:rPr>
+          <w:b w:val="0"/>
+        </w:rPr>
+        <w:t>训练数据必须提供或者构造：</w:t>
+      </w:r>
+    </w:p>
+    <w:p>
+      <w:pPr>
+        <w:ind w:left="480"/>
+      </w:pPr>
+      <w:r>
+        <w:rPr>
+          <w:rFonts w:ascii="Consolas" w:hAnsi="Consolas" w:eastAsia="微软雅黑"/>
+        </w:rPr>
+        <w:t>中心输入图</w:t>
+        <w:br/>
+      </w:r>
+      <w:r>
+        <w:rPr>
+          <w:rFonts w:ascii="Consolas" w:hAnsi="Consolas" w:eastAsia="微软雅黑"/>
+        </w:rPr>
+        <w:t>+</w:t>
+        <w:br/>
+      </w:r>
+      <w:r>
+        <w:rPr>
+          <w:rFonts w:ascii="Consolas" w:hAnsi="Consolas" w:eastAsia="微软雅黑"/>
+        </w:rPr>
+        <w:t>真实或可信的左右新视角</w:t>
+        <w:br/>
+      </w:r>
+      <w:r>
+        <w:rPr>
+          <w:rFonts w:ascii="Consolas" w:hAnsi="Consolas" w:eastAsia="微软雅黑"/>
+        </w:rPr>
+        <w:t>+</w:t>
+        <w:br/>
+      </w:r>
+      <w:r>
+        <w:rPr>
+          <w:rFonts w:ascii="Consolas" w:hAnsi="Consolas" w:eastAsia="微软雅黑"/>
+        </w:rPr>
+        <w:t>对应相机参数</w:t>
+        <w:br/>
+      </w:r>
+      <w:r>
+        <w:rPr>
+          <w:rFonts w:ascii="Consolas" w:hAnsi="Consolas" w:eastAsia="微软雅黑"/>
+        </w:rPr>
+        <w:t>+</w:t>
+        <w:br/>
+      </w:r>
+      <w:r>
+        <w:rPr>
+          <w:rFonts w:ascii="Consolas" w:hAnsi="Consolas" w:eastAsia="微软雅黑"/>
+        </w:rPr>
+        <w:t>深度、Alpha或伪标签</w:t>
+      </w:r>
+    </w:p>
+    <w:p>
+      <w:r>
+        <w:rPr>
+          <w:b w:val="0"/>
+        </w:rPr>
+        <w:t>可以采用两阶段训练：</w:t>
+      </w:r>
+    </w:p>
+    <w:p>
+      <w:pPr>
+        <w:pStyle w:val="ListNumber"/>
+      </w:pPr>
+      <w:r>
+        <w:t>先用合成多视角数据学习深度、显露和补充高斯；</w:t>
+      </w:r>
+    </w:p>
+    <w:p>
+      <w:pPr>
+        <w:pStyle w:val="ListNumber"/>
+      </w:pPr>
+      <w:r>
+        <w:t>再用真实数据的左右视角、感知损失和一致性损失微调。</w:t>
+      </w:r>
+    </w:p>
+    <w:p>
+      <w:pPr>
+        <w:pStyle w:val="Heading2"/>
+      </w:pPr>
+      <w:r>
+        <w:t>九、怎样验证到底有没有解决</w:t>
+      </w:r>
+    </w:p>
+    <w:p>
+      <w:r>
+        <w:rPr>
+          <w:b w:val="0"/>
+        </w:rPr>
+        <w:t>建议做消融实验：</w:t>
+      </w:r>
+    </w:p>
+    <w:tbl>
+      <w:tblPr>
+        <w:tblStyle w:val="TableGrid"/>
+        <w:tblW w:type="auto" w:w="0"/>
+        <w:tblLook w:firstColumn="1" w:firstRow="1" w:lastColumn="0" w:lastRow="0" w:noHBand="0" w:noVBand="1" w:val="04A0"/>
+      </w:tblPr>
+      <w:tblGrid>
+        <w:gridCol w:w="4986"/>
+        <w:gridCol w:w="4986"/>
+      </w:tblGrid>
+      <w:tr>
+        <w:tc>
+          <w:tcPr>
+            <w:tcW w:type="dxa" w:w="4986"/>
+            <w:shd w:fill="D9EAF7"/>
+          </w:tcPr>
+          <w:p>
+            <w:r>
+              <w:rPr>
+                <w:rFonts w:ascii="Microsoft YaHei" w:hAnsi="Microsoft YaHei" w:eastAsia="微软雅黑"/>
+                <w:sz w:val="21"/>
+              </w:rPr>
+              <w:t>实验版本</w:t>
+            </w:r>
+          </w:p>
+        </w:tc>
+        <w:tc>
+          <w:tcPr>
+            <w:tcW w:type="dxa" w:w="4986"/>
+            <w:shd w:fill="D9EAF7"/>
+          </w:tcPr>
+          <w:p>
+            <w:r>
+              <w:rPr>
+                <w:rFonts w:ascii="Microsoft YaHei" w:hAnsi="Microsoft YaHei" w:eastAsia="微软雅黑"/>
+                <w:sz w:val="21"/>
+              </w:rPr>
+              <w:t>目的</w:t>
+            </w:r>
+          </w:p>
+        </w:tc>
+      </w:tr>
+      <w:tr>
+        <w:tc>
+          <w:tcPr>
+            <w:tcW w:type="dxa" w:w="4986"/>
+          </w:tcPr>
+          <w:p>
+            <w:r>
+              <w:rPr>
+                <w:rFonts w:ascii="Microsoft YaHei" w:hAnsi="Microsoft YaHei" w:eastAsia="微软雅黑"/>
+                <w:sz w:val="21"/>
+              </w:rPr>
+              <w:t>SHARP</w:t>
+            </w:r>
+          </w:p>
+        </w:tc>
+        <w:tc>
+          <w:tcPr>
+            <w:tcW w:type="dxa" w:w="4986"/>
+          </w:tcPr>
+          <w:p>
+            <w:r>
+              <w:rPr>
+                <w:rFonts w:ascii="Microsoft YaHei" w:hAnsi="Microsoft YaHei" w:eastAsia="微软雅黑"/>
+                <w:sz w:val="21"/>
+              </w:rPr>
+              <w:t>原始基线</w:t>
+            </w:r>
+          </w:p>
+        </w:tc>
+      </w:tr>
+      <w:tr>
+        <w:tc>
+          <w:tcPr>
+            <w:tcW w:type="dxa" w:w="4986"/>
+          </w:tcPr>
+          <w:p>
+            <w:r>
+              <w:rPr>
+                <w:rFonts w:ascii="Microsoft YaHei" w:hAnsi="Microsoft YaHei" w:eastAsia="微软雅黑"/>
+                <w:sz w:val="21"/>
+              </w:rPr>
+              <w:t>SHARP + Gate</w:t>
+            </w:r>
+          </w:p>
+        </w:tc>
+        <w:tc>
+          <w:tcPr>
+            <w:tcW w:type="dxa" w:w="4986"/>
+          </w:tcPr>
+          <w:p>
+            <w:r>
+              <w:rPr>
+                <w:rFonts w:ascii="Microsoft YaHei" w:hAnsi="Microsoft YaHei" w:eastAsia="微软雅黑"/>
+                <w:sz w:val="21"/>
+              </w:rPr>
+              <w:t>验证只做减法能否改善拖影</w:t>
+            </w:r>
+          </w:p>
+        </w:tc>
+      </w:tr>
+      <w:tr>
+        <w:tc>
+          <w:tcPr>
+            <w:tcW w:type="dxa" w:w="4986"/>
+          </w:tcPr>
+          <w:p>
+            <w:r>
+              <w:rPr>
+                <w:rFonts w:ascii="Microsoft YaHei" w:hAnsi="Microsoft YaHei" w:eastAsia="微软雅黑"/>
+                <w:sz w:val="21"/>
+              </w:rPr>
+              <w:t>SHARP + Split</w:t>
+            </w:r>
+          </w:p>
+        </w:tc>
+        <w:tc>
+          <w:tcPr>
+            <w:tcW w:type="dxa" w:w="4986"/>
+          </w:tcPr>
+          <w:p>
+            <w:r>
+              <w:rPr>
+                <w:rFonts w:ascii="Microsoft YaHei" w:hAnsi="Microsoft YaHei" w:eastAsia="微软雅黑"/>
+                <w:sz w:val="21"/>
+              </w:rPr>
+              <w:t>验证细结构增密</w:t>
+            </w:r>
+          </w:p>
+        </w:tc>
+      </w:tr>
+      <w:tr>
+        <w:tc>
+          <w:tcPr>
+            <w:tcW w:type="dxa" w:w="4986"/>
+          </w:tcPr>
+          <w:p>
+            <w:r>
+              <w:rPr>
+                <w:rFonts w:ascii="Microsoft YaHei" w:hAnsi="Microsoft YaHei" w:eastAsia="微软雅黑"/>
+                <w:sz w:val="21"/>
+              </w:rPr>
+              <w:t>SHARP + Spawn/补全</w:t>
+            </w:r>
+          </w:p>
+        </w:tc>
+        <w:tc>
+          <w:tcPr>
+            <w:tcW w:type="dxa" w:w="4986"/>
+          </w:tcPr>
+          <w:p>
+            <w:r>
+              <w:rPr>
+                <w:rFonts w:ascii="Microsoft YaHei" w:hAnsi="Microsoft YaHei" w:eastAsia="微软雅黑"/>
+                <w:sz w:val="21"/>
+              </w:rPr>
+              <w:t>验证两侧大面积显露</w:t>
+            </w:r>
+          </w:p>
+        </w:tc>
+      </w:tr>
+      <w:tr>
+        <w:tc>
+          <w:tcPr>
+            <w:tcW w:type="dxa" w:w="4986"/>
+          </w:tcPr>
+          <w:p>
+            <w:r>
+              <w:rPr>
+                <w:rFonts w:ascii="Microsoft YaHei" w:hAnsi="Microsoft YaHei" w:eastAsia="微软雅黑"/>
+                <w:sz w:val="21"/>
+              </w:rPr>
+              <w:t>SHARP + 端点约束</w:t>
+            </w:r>
+          </w:p>
+        </w:tc>
+        <w:tc>
+          <w:tcPr>
+            <w:tcW w:type="dxa" w:w="4986"/>
+          </w:tcPr>
+          <w:p>
+            <w:r>
+              <w:rPr>
+                <w:rFonts w:ascii="Microsoft YaHei" w:hAnsi="Microsoft YaHei" w:eastAsia="微软雅黑"/>
+                <w:sz w:val="21"/>
+              </w:rPr>
+              <w:t>验证两侧训练监督</w:t>
+            </w:r>
+          </w:p>
+        </w:tc>
+      </w:tr>
+      <w:tr>
+        <w:tc>
+          <w:tcPr>
+            <w:tcW w:type="dxa" w:w="4986"/>
+          </w:tcPr>
+          <w:p>
+            <w:r>
+              <w:rPr>
+                <w:rFonts w:ascii="Microsoft YaHei" w:hAnsi="Microsoft YaHei" w:eastAsia="微软雅黑"/>
+                <w:sz w:val="21"/>
+              </w:rPr>
+              <w:t>完整Framework</w:t>
+            </w:r>
+          </w:p>
+        </w:tc>
+        <w:tc>
+          <w:tcPr>
+            <w:tcW w:type="dxa" w:w="4986"/>
+          </w:tcPr>
+          <w:p>
+            <w:r>
+              <w:rPr>
+                <w:rFonts w:ascii="Microsoft YaHei" w:hAnsi="Microsoft YaHei" w:eastAsia="微软雅黑"/>
+                <w:sz w:val="21"/>
+              </w:rPr>
+              <w:t>验证组合效果</w:t>
+            </w:r>
+          </w:p>
+        </w:tc>
+      </w:tr>
+    </w:tbl>
+    <w:p>
+      <w:r>
+        <w:rPr>
+          <w:b w:val="0"/>
+        </w:rPr>
+        <w:t>重点记录：</w:t>
+      </w:r>
+    </w:p>
+    <w:p>
+      <w:pPr>
+        <w:pStyle w:val="ListBullet"/>
+      </w:pPr>
+      <w:r>
+        <w:t>左右端点DISTS；</w:t>
+      </w:r>
+    </w:p>
+    <w:p>
+      <w:pPr>
+        <w:pStyle w:val="ListBullet"/>
+      </w:pPr>
+      <w:r>
+        <w:t>边缘模糊区域占画面比例；</w:t>
+      </w:r>
+    </w:p>
+    <w:p>
+      <w:pPr>
+        <w:pStyle w:val="ListBullet"/>
+      </w:pPr>
+      <w:r>
+        <w:t>新显露区域空洞率；</w:t>
+      </w:r>
+    </w:p>
+    <w:p>
+      <w:pPr>
+        <w:pStyle w:val="ListBullet"/>
+      </w:pPr>
+      <w:r>
+        <w:t>细结构断裂数量；</w:t>
+      </w:r>
+    </w:p>
+    <w:p>
+      <w:pPr>
+        <w:pStyle w:val="ListBullet"/>
+      </w:pPr>
+      <w:r>
+        <w:t>最大可接受视角；</w:t>
+      </w:r>
+    </w:p>
+    <w:p>
+      <w:pPr>
+        <w:pStyle w:val="ListBullet"/>
+      </w:pPr>
+      <w:r>
+        <w:t>最终高斯数量；</w:t>
+      </w:r>
+    </w:p>
+    <w:p>
+      <w:pPr>
+        <w:pStyle w:val="ListBullet"/>
+      </w:pPr>
+      <w:r>
+        <w:t>生成时间、内存和渲染FPS。</w:t>
+      </w:r>
+    </w:p>
+    <w:p>
+      <w:pPr>
+        <w:pStyle w:val="Heading2"/>
+      </w:pPr>
+      <w:r>
+        <w:t>十、最终判断</w:t>
+      </w:r>
+    </w:p>
+    <w:p>
+      <w:r>
+        <w:rPr>
+          <w:b w:val="0"/>
+        </w:rPr>
+        <w:t>可以这样总结：</w:t>
+      </w:r>
+    </w:p>
+    <w:p>
+      <w:r>
+        <w:rPr>
+          <w:b/>
+        </w:rPr>
+        <w:t>我们的Framework能够针对性缓解SHARP在两侧出现的大面积模糊：通过显露补全和Spawn解决“没有内容、没有高斯”，通过Split提高细结构密度，通过Gate移除错误与冗余高斯，并利用左右端点联合监督防止模型只优化中心视角。但由于单张图像无法提供真实的画外和遮挡后内容，该方案只能提高新视角的视觉合理性与连续性，不能保证完全恢复真实场景；其在30°范围内能否满足DISTS和移动端指标仍需通过实现与消融实验验证。</w:t>
       </w:r>
     </w:p>
     <w:sectPr>

--- a/汇报/总体Framework7_22_详细讲稿.docx
+++ b/汇报/总体Framework7_22_详细讲稿.docx
@@ -12205,6 +12205,1541 @@
           <w:b/>
         </w:rPr>
         <w:t>我们的Framework能够针对性缓解SHARP在两侧出现的大面积模糊：通过显露补全和Spawn解决“没有内容、没有高斯”，通过Split提高细结构密度，通过Gate移除错误与冗余高斯，并利用左右端点联合监督防止模型只优化中心视角。但由于单张图像无法提供真实的画外和遮挡后内容，该方案只能提高新视角的视觉合理性与连续性，不能保证完全恢复真实场景；其在30°范围内能否满足DISTS和移动端指标仍需通过实现与消融实验验证。</w:t>
+      </w:r>
+    </w:p>
+    <w:p>
+      <w:r>
+        <w:br w:type="page"/>
+      </w:r>
+    </w:p>
+    <w:p>
+      <w:pPr>
+        <w:pStyle w:val="Heading1"/>
+      </w:pPr>
+      <w:r>
+        <w:t>附录：SHARP两侧大面积模糊原因分析</w:t>
+      </w:r>
+    </w:p>
+    <w:p>
+      <w:r>
+        <w:rPr>
+          <w:b/>
+        </w:rPr>
+        <w:t>SHARP在左右两侧出现大面积模糊，最根本的原因是：相机移动后，画面两侧需要显示原图中没有拍到或被遮挡的内容，但SHARP并没有真正生成这些未知内容，只能依靠已有高斯进行拉伸、覆盖和Alpha混合。</w:t>
+      </w:r>
+    </w:p>
+    <w:p>
+      <w:r>
+        <w:rPr>
+          <w:b w:val="0"/>
+        </w:rPr>
+        <w:t>随着相机运动幅度增大，这种缺失越来越严重，最终表现为边缘模糊、颜色块、拖影甚至空洞。</w:t>
+      </w:r>
+    </w:p>
+    <w:p>
+      <w:pPr>
+        <w:pStyle w:val="Heading2"/>
+      </w:pPr>
+      <w:r>
+        <w:t>一、先理解“新显露区域”</w:t>
+      </w:r>
+    </w:p>
+    <w:p>
+      <w:r>
+        <w:rPr>
+          <w:b w:val="0"/>
+        </w:rPr>
+        <w:t>假设原图是从正中间拍摄的：</w:t>
+      </w:r>
+    </w:p>
+    <w:p>
+      <w:pPr>
+        <w:ind w:left="480"/>
+      </w:pPr>
+      <w:r>
+        <w:rPr>
+          <w:rFonts w:ascii="Consolas" w:hAnsi="Consolas" w:eastAsia="微软雅黑"/>
+        </w:rPr>
+        <w:t>原始相机看到的范围</w:t>
+        <w:br/>
+      </w:r>
+      <w:r>
+        <w:rPr>
+          <w:rFonts w:ascii="Consolas" w:hAnsi="Consolas" w:eastAsia="微软雅黑"/>
+        </w:rPr>
+        <w:t>┌────────────────────┐</w:t>
+        <w:br/>
+      </w:r>
+      <w:r>
+        <w:rPr>
+          <w:rFonts w:ascii="Consolas" w:hAnsi="Consolas" w:eastAsia="微软雅黑"/>
+        </w:rPr>
+        <w:t>│   原图已有内容      │</w:t>
+        <w:br/>
+      </w:r>
+      <w:r>
+        <w:rPr>
+          <w:rFonts w:ascii="Consolas" w:hAnsi="Consolas" w:eastAsia="微软雅黑"/>
+        </w:rPr>
+        <w:t>└────────────────────┘</w:t>
+      </w:r>
+    </w:p>
+    <w:p>
+      <w:r>
+        <w:rPr>
+          <w:b w:val="0"/>
+        </w:rPr>
+        <w:t>相机向左移动后，画面右侧会看到原来视野之外的区域：</w:t>
+      </w:r>
+    </w:p>
+    <w:p>
+      <w:pPr>
+        <w:ind w:left="480"/>
+      </w:pPr>
+      <w:r>
+        <w:rPr>
+          <w:rFonts w:ascii="Consolas" w:hAnsi="Consolas" w:eastAsia="微软雅黑"/>
+        </w:rPr>
+        <w:t>向左移动后的视野</w:t>
+        <w:br/>
+      </w:r>
+      <w:r>
+        <w:rPr>
+          <w:rFonts w:ascii="Consolas" w:hAnsi="Consolas" w:eastAsia="微软雅黑"/>
+        </w:rPr>
+        <w:t xml:space="preserve">      ┌────────────────────┐</w:t>
+        <w:br/>
+      </w:r>
+      <w:r>
+        <w:rPr>
+          <w:rFonts w:ascii="Consolas" w:hAnsi="Consolas" w:eastAsia="微软雅黑"/>
+        </w:rPr>
+        <w:t xml:space="preserve">      │原图已有内容│未知区域│</w:t>
+        <w:br/>
+      </w:r>
+      <w:r>
+        <w:rPr>
+          <w:rFonts w:ascii="Consolas" w:hAnsi="Consolas" w:eastAsia="微软雅黑"/>
+        </w:rPr>
+        <w:t xml:space="preserve">      └────────────────────┘</w:t>
+      </w:r>
+    </w:p>
+    <w:p>
+      <w:r>
+        <w:rPr>
+          <w:b w:val="0"/>
+        </w:rPr>
+        <w:t>这个“未知区域”在输入图片中根本不存在。</w:t>
+      </w:r>
+    </w:p>
+    <w:p>
+      <w:r>
+        <w:rPr>
+          <w:b w:val="0"/>
+        </w:rPr>
+        <w:t>SHARP只能根据一张图片生成高斯，并没有大型生成模型替它真正想象画面外是什么。因此它面对这些区域时只有几种选择：</w:t>
+      </w:r>
+    </w:p>
+    <w:p>
+      <w:pPr>
+        <w:pStyle w:val="ListBullet"/>
+      </w:pPr>
+      <w:r>
+        <w:t>把边缘附近高斯拉大；</w:t>
+      </w:r>
+    </w:p>
+    <w:p>
+      <w:pPr>
+        <w:pStyle w:val="ListBullet"/>
+      </w:pPr>
+      <w:r>
+        <w:t>使用第二层高斯覆盖；</w:t>
+      </w:r>
+    </w:p>
+    <w:p>
+      <w:pPr>
+        <w:pStyle w:val="ListBullet"/>
+      </w:pPr>
+      <w:r>
+        <w:t>使用相邻颜色进行Alpha混合；</w:t>
+      </w:r>
+    </w:p>
+    <w:p>
+      <w:pPr>
+        <w:pStyle w:val="ListBullet"/>
+      </w:pPr>
+      <w:r>
+        <w:t>留下透明缺口或背景色。</w:t>
+      </w:r>
+    </w:p>
+    <w:p>
+      <w:r>
+        <w:rPr>
+          <w:b w:val="0"/>
+        </w:rPr>
+        <w:t>为了不出现明显黑洞，模型通常倾向于让高斯覆盖范围更大，于是空洞被遮住了，但结果变成了大面积模糊。</w:t>
+      </w:r>
+    </w:p>
+    <w:p>
+      <w:pPr>
+        <w:pStyle w:val="Heading2"/>
+      </w:pPr>
+      <w:r>
+        <w:t>二、为什么模糊主要出现在左右两侧</w:t>
+      </w:r>
+    </w:p>
+    <w:p>
+      <w:r>
+        <w:rPr>
+          <w:b w:val="0"/>
+        </w:rPr>
+        <w:t>中心区域在原图中有完整观测：</w:t>
+      </w:r>
+    </w:p>
+    <w:p>
+      <w:pPr>
+        <w:ind w:left="480"/>
+      </w:pPr>
+      <w:r>
+        <w:rPr>
+          <w:rFonts w:ascii="Consolas" w:hAnsi="Consolas" w:eastAsia="微软雅黑"/>
+        </w:rPr>
+        <w:t>中心区域</w:t>
+        <w:br/>
+      </w:r>
+      <w:r>
+        <w:rPr>
+          <w:rFonts w:ascii="Consolas" w:hAnsi="Consolas" w:eastAsia="微软雅黑"/>
+        </w:rPr>
+        <w:t>RGB已知 + 深度较可靠 + 高斯数量充足</w:t>
+      </w:r>
+    </w:p>
+    <w:p>
+      <w:r>
+        <w:rPr>
+          <w:b w:val="0"/>
+        </w:rPr>
+        <w:t>而左右边缘同时存在三个问题：</w:t>
+      </w:r>
+    </w:p>
+    <w:p>
+      <w:pPr>
+        <w:ind w:left="480"/>
+      </w:pPr>
+      <w:r>
+        <w:rPr>
+          <w:rFonts w:ascii="Consolas" w:hAnsi="Consolas" w:eastAsia="微软雅黑"/>
+        </w:rPr>
+        <w:t>图像边界外没有RGB</w:t>
+        <w:br/>
+      </w:r>
+      <w:r>
+        <w:rPr>
+          <w:rFonts w:ascii="Consolas" w:hAnsi="Consolas" w:eastAsia="微软雅黑"/>
+        </w:rPr>
+        <w:t>图像边界外没有深度</w:t>
+        <w:br/>
+      </w:r>
+      <w:r>
+        <w:rPr>
+          <w:rFonts w:ascii="Consolas" w:hAnsi="Consolas" w:eastAsia="微软雅黑"/>
+        </w:rPr>
+        <w:t>图像边界外没有高斯</w:t>
+      </w:r>
+    </w:p>
+    <w:p>
+      <w:r>
+        <w:rPr>
+          <w:b w:val="0"/>
+        </w:rPr>
+        <w:t>相机接近左右端点时，视野越过原图边界，需要显示的未知区域面积迅速增大。</w:t>
+      </w:r>
+    </w:p>
+    <w:p>
+      <w:r>
+        <w:rPr>
+          <w:b w:val="0"/>
+        </w:rPr>
+        <w:t>因此你的实验中通常会看到：</w:t>
+      </w:r>
+    </w:p>
+    <w:p>
+      <w:pPr>
+        <w:pStyle w:val="ListBullet"/>
+      </w:pPr>
+      <w:r>
+        <w:t>中心帧比较清楚；</w:t>
+      </w:r>
+    </w:p>
+    <w:p>
+      <w:pPr>
+        <w:pStyle w:val="ListBullet"/>
+      </w:pPr>
+      <w:r>
+        <w:t>相机开始移动后边缘逐渐变软；</w:t>
+      </w:r>
+    </w:p>
+    <w:p>
+      <w:pPr>
+        <w:pStyle w:val="ListBullet"/>
+      </w:pPr>
+      <w:r>
+        <w:t>接近最后几帧时模糊明显扩大；</w:t>
+      </w:r>
+    </w:p>
+    <w:p>
+      <w:pPr>
+        <w:pStyle w:val="ListBullet"/>
+      </w:pPr>
+      <w:r>
+        <w:t>运动幅度越大，左右两侧模糊面积越大。</w:t>
+      </w:r>
+    </w:p>
+    <w:p>
+      <w:r>
+        <w:rPr>
+          <w:b w:val="0"/>
+        </w:rPr>
+        <w:t>这与你之前评分时观察到“后五分之一、后三分之一或最后几帧才明显出现”是吻合的。</w:t>
+      </w:r>
+    </w:p>
+    <w:p>
+      <w:pPr>
+        <w:pStyle w:val="Heading2"/>
+      </w:pPr>
+      <w:r>
+        <w:t>三、两层高斯不能等同于真正补全</w:t>
+      </w:r>
+    </w:p>
+    <w:p>
+      <w:r>
+        <w:rPr>
+          <w:b w:val="0"/>
+        </w:rPr>
+        <w:t>SHARP有两层视差：</w:t>
+      </w:r>
+    </w:p>
+    <w:p>
+      <w:pPr>
+        <w:ind w:left="480"/>
+      </w:pPr>
+      <w:r>
+        <w:rPr>
+          <w:rFonts w:ascii="Consolas" w:hAnsi="Consolas" w:eastAsia="微软雅黑"/>
+        </w:rPr>
+        <w:t>第一层：当前可见表面</w:t>
+        <w:br/>
+      </w:r>
+      <w:r>
+        <w:rPr>
+          <w:rFonts w:ascii="Consolas" w:hAnsi="Consolas" w:eastAsia="微软雅黑"/>
+        </w:rPr>
+        <w:t>第二层：可能被遮挡的后层表面</w:t>
+      </w:r>
+    </w:p>
+    <w:p>
+      <w:r>
+        <w:rPr>
+          <w:b w:val="0"/>
+        </w:rPr>
+        <w:t>第二层确实能缓解一些遮挡显露问题，例如人物边缘后面的背景。但它仍然是从同一张输入图片推断出来的。</w:t>
+      </w:r>
+    </w:p>
+    <w:p>
+      <w:r>
+        <w:rPr>
+          <w:b w:val="0"/>
+        </w:rPr>
+        <w:t>它擅长的是：</w:t>
+      </w:r>
+    </w:p>
+    <w:p>
+      <w:pPr>
+        <w:ind w:left="480"/>
+      </w:pPr>
+      <w:r>
+        <w:rPr>
+          <w:rFonts w:ascii="Consolas" w:hAnsi="Consolas" w:eastAsia="微软雅黑"/>
+        </w:rPr>
+        <w:t>物体边缘后方的一小段未知内容</w:t>
+      </w:r>
+    </w:p>
+    <w:p>
+      <w:r>
+        <w:rPr>
+          <w:b w:val="0"/>
+        </w:rPr>
+        <w:t>不擅长的是：</w:t>
+      </w:r>
+    </w:p>
+    <w:p>
+      <w:pPr>
+        <w:ind w:left="480"/>
+      </w:pPr>
+      <w:r>
+        <w:rPr>
+          <w:rFonts w:ascii="Consolas" w:hAnsi="Consolas" w:eastAsia="微软雅黑"/>
+        </w:rPr>
+        <w:t>画面外大面积未知区域</w:t>
+        <w:br/>
+      </w:r>
+      <w:r>
+        <w:rPr>
+          <w:rFonts w:ascii="Consolas" w:hAnsi="Consolas" w:eastAsia="微软雅黑"/>
+        </w:rPr>
+        <w:t>复杂背景的完整延伸</w:t>
+        <w:br/>
+      </w:r>
+      <w:r>
+        <w:rPr>
+          <w:rFonts w:ascii="Consolas" w:hAnsi="Consolas" w:eastAsia="微软雅黑"/>
+        </w:rPr>
+        <w:t>物体背面的真实纹理</w:t>
+        <w:br/>
+      </w:r>
+      <w:r>
+        <w:rPr>
+          <w:rFonts w:ascii="Consolas" w:hAnsi="Consolas" w:eastAsia="微软雅黑"/>
+        </w:rPr>
+        <w:t>大角度下全新显露的结构</w:t>
+      </w:r>
+    </w:p>
+    <w:p>
+      <w:r>
+        <w:rPr>
+          <w:b w:val="0"/>
+        </w:rPr>
+        <w:t>因此第二层只能让近视角变化更连续，不能真正解决大幅度相机运动。</w:t>
+      </w:r>
+    </w:p>
+    <w:p>
+      <w:pPr>
+        <w:pStyle w:val="Heading2"/>
+      </w:pPr>
+      <w:r>
+        <w:t>四、高斯本身是“柔软的椭圆”</w:t>
+      </w:r>
+    </w:p>
+    <w:p>
+      <w:r>
+        <w:rPr>
+          <w:b w:val="0"/>
+        </w:rPr>
+        <w:t>3DGS中的一个高斯不是一个边界清晰的像素点，而是空间中带有大小和透明度的椭球。投影到屏幕后类似一个边缘柔软的椭圆：</w:t>
+      </w:r>
+    </w:p>
+    <w:p>
+      <w:pPr>
+        <w:ind w:left="480"/>
+      </w:pPr>
+      <w:r>
+        <w:rPr>
+          <w:rFonts w:ascii="Consolas" w:hAnsi="Consolas" w:eastAsia="微软雅黑"/>
+        </w:rPr>
+        <w:t>中心颜色最强</w:t>
+        <w:br/>
+      </w:r>
+      <w:r>
+        <w:rPr>
+          <w:rFonts w:ascii="Consolas" w:hAnsi="Consolas" w:eastAsia="微软雅黑"/>
+        </w:rPr>
+        <w:t>向周围逐渐变透明</w:t>
+      </w:r>
+    </w:p>
+    <w:p>
+      <w:r>
+        <w:rPr>
+          <w:b w:val="0"/>
+        </w:rPr>
+        <w:t>在中心视角下，很多高斯密集排列，相互覆盖，能够还原清晰画面：</w:t>
+      </w:r>
+    </w:p>
+    <w:p>
+      <w:pPr>
+        <w:ind w:left="480"/>
+      </w:pPr>
+      <w:r>
+        <w:rPr>
+          <w:rFonts w:ascii="Consolas" w:hAnsi="Consolas" w:eastAsia="微软雅黑"/>
+        </w:rPr>
+        <w:t>●●●●●●●●</w:t>
+        <w:br/>
+      </w:r>
+      <w:r>
+        <w:rPr>
+          <w:rFonts w:ascii="Consolas" w:hAnsi="Consolas" w:eastAsia="微软雅黑"/>
+        </w:rPr>
+        <w:t>高斯密集，画面连续</w:t>
+      </w:r>
+    </w:p>
+    <w:p>
+      <w:r>
+        <w:rPr>
+          <w:b w:val="0"/>
+        </w:rPr>
+        <w:t>相机移到侧面后，高斯之间的屏幕距离被拉开：</w:t>
+      </w:r>
+    </w:p>
+    <w:p>
+      <w:pPr>
+        <w:ind w:left="480"/>
+      </w:pPr>
+      <w:r>
+        <w:rPr>
+          <w:rFonts w:ascii="Consolas" w:hAnsi="Consolas" w:eastAsia="微软雅黑"/>
+        </w:rPr>
+        <w:t>●  ●  ●  ●</w:t>
+        <w:br/>
+      </w:r>
+      <w:r>
+        <w:rPr>
+          <w:rFonts w:ascii="Consolas" w:hAnsi="Consolas" w:eastAsia="微软雅黑"/>
+        </w:rPr>
+        <w:t>高斯之间开始出现缺口</w:t>
+      </w:r>
+    </w:p>
+    <w:p>
+      <w:r>
+        <w:rPr>
+          <w:b w:val="0"/>
+        </w:rPr>
+        <w:t>为了覆盖缺口，较大的高斯会扩散到周围：</w:t>
+      </w:r>
+    </w:p>
+    <w:p>
+      <w:pPr>
+        <w:ind w:left="480"/>
+      </w:pPr>
+      <w:r>
+        <w:rPr>
+          <w:rFonts w:ascii="Consolas" w:hAnsi="Consolas" w:eastAsia="微软雅黑"/>
+        </w:rPr>
+        <w:t>( ● )( ● )( ● )</w:t>
+        <w:br/>
+      </w:r>
+      <w:r>
+        <w:rPr>
+          <w:rFonts w:ascii="Consolas" w:hAnsi="Consolas" w:eastAsia="微软雅黑"/>
+        </w:rPr>
+        <w:t>颜色相互混合，形成模糊</w:t>
+      </w:r>
+    </w:p>
+    <w:p>
+      <w:r>
+        <w:rPr>
+          <w:b w:val="0"/>
+        </w:rPr>
+        <w:t>因此3DGS在缺少足够几何和高斯密度时通常有两种结果：</w:t>
+      </w:r>
+    </w:p>
+    <w:p>
+      <w:pPr>
+        <w:pStyle w:val="ListBullet"/>
+      </w:pPr>
+      <w:r>
+        <w:t>高斯较小：出现空洞；</w:t>
+      </w:r>
+    </w:p>
+    <w:p>
+      <w:pPr>
+        <w:pStyle w:val="ListBullet"/>
+      </w:pPr>
+      <w:r>
+        <w:t>高斯较大：没有空洞，但变得模糊。</w:t>
+      </w:r>
+    </w:p>
+    <w:p>
+      <w:r>
+        <w:rPr>
+          <w:b w:val="0"/>
+        </w:rPr>
+        <w:t>你看到的“大体颜色正确，但比较糊”，正是第二种情况。</w:t>
+      </w:r>
+    </w:p>
+    <w:p>
+      <w:pPr>
+        <w:pStyle w:val="Heading2"/>
+      </w:pPr>
+      <w:r>
+        <w:t>五、固定高斯密度也会限制清晰度</w:t>
+      </w:r>
+    </w:p>
+    <w:p>
+      <w:r>
+        <w:rPr>
+          <w:b w:val="0"/>
+        </w:rPr>
+        <w:t>SHARP大致生成：</w:t>
+      </w:r>
+    </w:p>
+    <w:p>
+      <w:pPr>
+        <w:ind w:left="480"/>
+      </w:pPr>
+      <w:r>
+        <w:rPr>
+          <w:rFonts w:ascii="Consolas" w:hAnsi="Consolas" w:eastAsia="微软雅黑"/>
+        </w:rPr>
+        <w:t>2 × 768 × 768</w:t>
+        <w:br/>
+      </w:r>
+      <w:r>
+        <w:rPr>
+          <w:rFonts w:ascii="Consolas" w:hAnsi="Consolas" w:eastAsia="微软雅黑"/>
+        </w:rPr>
+        <w:t>≈ 118万个候选高斯</w:t>
+      </w:r>
+    </w:p>
+    <w:p>
+      <w:r>
+        <w:rPr>
+          <w:b w:val="0"/>
+        </w:rPr>
+        <w:t>看起来数量很多，但它们最初是按照规则网格分配的。所有区域基本采用类似的初始密度：</w:t>
+      </w:r>
+    </w:p>
+    <w:p>
+      <w:pPr>
+        <w:pStyle w:val="ListBullet"/>
+      </w:pPr>
+      <w:r>
+        <w:t>平坦墙面有很多高斯；</w:t>
+      </w:r>
+    </w:p>
+    <w:p>
+      <w:pPr>
+        <w:pStyle w:val="ListBullet"/>
+      </w:pPr>
+      <w:r>
+        <w:t>天空有很多高斯；</w:t>
+      </w:r>
+    </w:p>
+    <w:p>
+      <w:pPr>
+        <w:pStyle w:val="ListBullet"/>
+      </w:pPr>
+      <w:r>
+        <w:t>花茎和栏杆也只有有限的高斯；</w:t>
+      </w:r>
+    </w:p>
+    <w:p>
+      <w:pPr>
+        <w:pStyle w:val="ListBullet"/>
+      </w:pPr>
+      <w:r>
+        <w:t>图像边缘不会自动向外生成更多高斯。</w:t>
+      </w:r>
+    </w:p>
+    <w:p>
+      <w:r>
+        <w:rPr>
+          <w:b w:val="0"/>
+        </w:rPr>
+        <w:t>当相机移动后，边缘区域的这些高斯被摊到更大的屏幕范围，相当于把一张分辨率有限的图放大，自然会变软。</w:t>
+      </w:r>
+    </w:p>
+    <w:p>
+      <w:r>
+        <w:rPr>
+          <w:b w:val="0"/>
+        </w:rPr>
+        <w:t>这也是我们Framework中引入以下机制的原因：</w:t>
+      </w:r>
+    </w:p>
+    <w:p>
+      <w:pPr>
+        <w:ind w:left="480"/>
+      </w:pPr>
+      <w:r>
+        <w:rPr>
+          <w:rFonts w:ascii="Consolas" w:hAnsi="Consolas" w:eastAsia="微软雅黑"/>
+        </w:rPr>
+        <w:t>Gate：删除平坦区域的冗余高斯</w:t>
+        <w:br/>
+      </w:r>
+      <w:r>
+        <w:rPr>
+          <w:rFonts w:ascii="Consolas" w:hAnsi="Consolas" w:eastAsia="微软雅黑"/>
+        </w:rPr>
+        <w:t>Split：在细结构和高误差区域增加小高斯</w:t>
+        <w:br/>
+      </w:r>
+      <w:r>
+        <w:rPr>
+          <w:rFonts w:ascii="Consolas" w:hAnsi="Consolas" w:eastAsia="微软雅黑"/>
+        </w:rPr>
+        <w:t>Spawn：在新显露区域生成补充高斯</w:t>
+      </w:r>
+    </w:p>
+    <w:p>
+      <w:r>
+        <w:rPr>
+          <w:b w:val="0"/>
+        </w:rPr>
+        <w:t>只有剪枝不能解决模糊，因为剪枝只会减少高斯；还必须在真正缺少表达能力的位置增加高斯。</w:t>
+      </w:r>
+    </w:p>
+    <w:p>
+      <w:pPr>
+        <w:pStyle w:val="Heading2"/>
+      </w:pPr>
+      <w:r>
+        <w:t>六、深度错误会进一步扩大模糊</w:t>
+      </w:r>
+    </w:p>
+    <w:p>
+      <w:r>
+        <w:rPr>
+          <w:b w:val="0"/>
+        </w:rPr>
+        <w:t>如果深度预测准确，相机移动后各个物体会按照正确速度移动。</w:t>
+      </w:r>
+    </w:p>
+    <w:p>
+      <w:r>
+        <w:rPr>
+          <w:b w:val="0"/>
+        </w:rPr>
+        <w:t>如果深度错误，例如：</w:t>
+      </w:r>
+    </w:p>
+    <w:p>
+      <w:pPr>
+        <w:pStyle w:val="ListBullet"/>
+      </w:pPr>
+      <w:r>
+        <w:t>前景花茎被预测成背景；</w:t>
+      </w:r>
+    </w:p>
+    <w:p>
+      <w:pPr>
+        <w:pStyle w:val="ListBullet"/>
+      </w:pPr>
+      <w:r>
+        <w:t>路灯和摩天轮辐条深度混在一起；</w:t>
+      </w:r>
+    </w:p>
+    <w:p>
+      <w:pPr>
+        <w:pStyle w:val="ListBullet"/>
+      </w:pPr>
+      <w:r>
+        <w:t>人物衣物与花朵深度发生粘连；</w:t>
+      </w:r>
+    </w:p>
+    <w:p>
+      <w:pPr>
+        <w:pStyle w:val="ListBullet"/>
+      </w:pPr>
+      <w:r>
+        <w:t>透明玻璃被预测到错误的层；</w:t>
+      </w:r>
+    </w:p>
+    <w:p>
+      <w:r>
+        <w:rPr>
+          <w:b w:val="0"/>
+        </w:rPr>
+        <w:t>相机移动后，这些高斯会移动到错误位置。</w:t>
+      </w:r>
+    </w:p>
+    <w:p>
+      <w:r>
+        <w:rPr>
+          <w:b w:val="0"/>
+        </w:rPr>
+        <w:t>不同深度的高斯随后发生重叠：</w:t>
+      </w:r>
+    </w:p>
+    <w:p>
+      <w:pPr>
+        <w:ind w:left="480"/>
+      </w:pPr>
+      <w:r>
+        <w:rPr>
+          <w:rFonts w:ascii="Consolas" w:hAnsi="Consolas" w:eastAsia="微软雅黑"/>
+        </w:rPr>
+        <w:t>正确物体位置</w:t>
+        <w:br/>
+      </w:r>
+      <w:r>
+        <w:rPr>
+          <w:rFonts w:ascii="Consolas" w:hAnsi="Consolas" w:eastAsia="微软雅黑"/>
+        </w:rPr>
+        <w:t xml:space="preserve">      ↘</w:t>
+        <w:br/>
+      </w:r>
+      <w:r>
+        <w:rPr>
+          <w:rFonts w:ascii="Consolas" w:hAnsi="Consolas" w:eastAsia="微软雅黑"/>
+        </w:rPr>
+        <w:t xml:space="preserve">       多组高斯错误叠加</w:t>
+        <w:br/>
+      </w:r>
+      <w:r>
+        <w:rPr>
+          <w:rFonts w:ascii="Consolas" w:hAnsi="Consolas" w:eastAsia="微软雅黑"/>
+        </w:rPr>
+        <w:t xml:space="preserve">      ↗</w:t>
+        <w:br/>
+      </w:r>
+      <w:r>
+        <w:rPr>
+          <w:rFonts w:ascii="Consolas" w:hAnsi="Consolas" w:eastAsia="微软雅黑"/>
+        </w:rPr>
+        <w:t>错误深度位置</w:t>
+      </w:r>
+    </w:p>
+    <w:p>
+      <w:r>
+        <w:rPr>
+          <w:b w:val="0"/>
+        </w:rPr>
+        <w:t>经过Alpha混合后就形成：</w:t>
+      </w:r>
+    </w:p>
+    <w:p>
+      <w:pPr>
+        <w:pStyle w:val="ListBullet"/>
+      </w:pPr>
+      <w:r>
+        <w:t>双影；</w:t>
+      </w:r>
+    </w:p>
+    <w:p>
+      <w:pPr>
+        <w:pStyle w:val="ListBullet"/>
+      </w:pPr>
+      <w:r>
+        <w:t>拉丝；</w:t>
+      </w:r>
+    </w:p>
+    <w:p>
+      <w:pPr>
+        <w:pStyle w:val="ListBullet"/>
+      </w:pPr>
+      <w:r>
+        <w:t>边缘变宽；</w:t>
+      </w:r>
+    </w:p>
+    <w:p>
+      <w:pPr>
+        <w:pStyle w:val="ListBullet"/>
+      </w:pPr>
+      <w:r>
+        <w:t>颜色大体正确但结构模糊；</w:t>
+      </w:r>
+    </w:p>
+    <w:p>
+      <w:pPr>
+        <w:pStyle w:val="ListBullet"/>
+      </w:pPr>
+      <w:r>
+        <w:t>前景颜色残留在背景上。</w:t>
+      </w:r>
+    </w:p>
+    <w:p>
+      <w:r>
+        <w:rPr>
+          <w:b w:val="0"/>
+        </w:rPr>
+        <w:t>所以你看到的模糊并不总是单纯“分辨率低”，也可能是大量错误深度高斯叠加后的结果。</w:t>
+      </w:r>
+    </w:p>
+    <w:p>
+      <w:pPr>
+        <w:pStyle w:val="Heading2"/>
+      </w:pPr>
+      <w:r>
+        <w:t>七、细结构尤其容易模糊</w:t>
+      </w:r>
+    </w:p>
+    <w:p>
+      <w:r>
+        <w:rPr>
+          <w:b w:val="0"/>
+        </w:rPr>
+        <w:t>花茎、发丝、栏杆和摩天轮辐条通常只有一两个像素宽。</w:t>
+      </w:r>
+    </w:p>
+    <w:p>
+      <w:r>
+        <w:rPr>
+          <w:b w:val="0"/>
+        </w:rPr>
+        <w:t>一个像素里可能同时包含：</w:t>
+      </w:r>
+    </w:p>
+    <w:p>
+      <w:pPr>
+        <w:ind w:left="480"/>
+      </w:pPr>
+      <w:r>
+        <w:rPr>
+          <w:rFonts w:ascii="Consolas" w:hAnsi="Consolas" w:eastAsia="微软雅黑"/>
+        </w:rPr>
+        <w:t>一部分前景细结构</w:t>
+        <w:br/>
+      </w:r>
+      <w:r>
+        <w:rPr>
+          <w:rFonts w:ascii="Consolas" w:hAnsi="Consolas" w:eastAsia="微软雅黑"/>
+        </w:rPr>
+        <w:t>+</w:t>
+        <w:br/>
+      </w:r>
+      <w:r>
+        <w:rPr>
+          <w:rFonts w:ascii="Consolas" w:hAnsi="Consolas" w:eastAsia="微软雅黑"/>
+        </w:rPr>
+        <w:t>一部分背景</w:t>
+      </w:r>
+    </w:p>
+    <w:p>
+      <w:r>
+        <w:rPr>
+          <w:b w:val="0"/>
+        </w:rPr>
+        <w:t>但普通RGB和单层深度无法完整表达这种混合。即使SHARP使用两层深度，也未必能够正确判断：</w:t>
+      </w:r>
+    </w:p>
+    <w:p>
+      <w:pPr>
+        <w:pStyle w:val="ListBullet"/>
+      </w:pPr>
+      <w:r>
+        <w:t>哪部分属于前景；</w:t>
+      </w:r>
+    </w:p>
+    <w:p>
+      <w:pPr>
+        <w:pStyle w:val="ListBullet"/>
+      </w:pPr>
+      <w:r>
+        <w:t>哪部分属于背景；</w:t>
+      </w:r>
+    </w:p>
+    <w:p>
+      <w:pPr>
+        <w:pStyle w:val="ListBullet"/>
+      </w:pPr>
+      <w:r>
+        <w:t>前景覆盖比例是多少；</w:t>
+      </w:r>
+    </w:p>
+    <w:p>
+      <w:pPr>
+        <w:pStyle w:val="ListBullet"/>
+      </w:pPr>
+      <w:r>
+        <w:t>背景被遮挡后应该是什么颜色。</w:t>
+      </w:r>
+    </w:p>
+    <w:p>
+      <w:r>
+        <w:rPr>
+          <w:b w:val="0"/>
+        </w:rPr>
+        <w:t>结果就是细结构附近生成的高斯包含混合颜色，中心视角可能不明显，相机移动后就变成较宽的模糊带。</w:t>
+      </w:r>
+    </w:p>
+    <w:p>
+      <w:r>
+        <w:rPr>
+          <w:b w:val="0"/>
+        </w:rPr>
+        <w:t>这能解释：</w:t>
+      </w:r>
+    </w:p>
+    <w:p>
+      <w:pPr>
+        <w:pStyle w:val="ListBullet"/>
+      </w:pPr>
+      <w:r>
+        <w:t>摩天轮路灯在辐条上留下伪影；</w:t>
+      </w:r>
+    </w:p>
+    <w:p>
+      <w:pPr>
+        <w:pStyle w:val="ListBullet"/>
+      </w:pPr>
+      <w:r>
+        <w:t>汉服花茎显露后出现断裂和模糊；</w:t>
+      </w:r>
+    </w:p>
+    <w:p>
+      <w:pPr>
+        <w:pStyle w:val="ListBullet"/>
+      </w:pPr>
+      <w:r>
+        <w:t>远处栏杆在视频中轻微闪动；</w:t>
+      </w:r>
+    </w:p>
+    <w:p>
+      <w:pPr>
+        <w:pStyle w:val="ListBullet"/>
+      </w:pPr>
+      <w:r>
+        <w:t>衣物与花朵交界处发生颜色粘连。</w:t>
+      </w:r>
+    </w:p>
+    <w:p>
+      <w:pPr>
+        <w:pStyle w:val="Heading2"/>
+      </w:pPr>
+      <w:r>
+        <w:t>八、输入和内部处理分辨率也有影响</w:t>
+      </w:r>
+    </w:p>
+    <w:p>
+      <w:r>
+        <w:rPr>
+          <w:b w:val="0"/>
+        </w:rPr>
+        <w:t>SHARP接收原始2K或4K图片后，并不是始终按照原始分辨率预测高斯，而是将图片缩放到内部处理尺寸：</w:t>
+      </w:r>
+    </w:p>
+    <w:p>
+      <w:pPr>
+        <w:ind w:left="480"/>
+      </w:pPr>
+      <w:r>
+        <w:rPr>
+          <w:rFonts w:ascii="Consolas" w:hAnsi="Consolas" w:eastAsia="微软雅黑"/>
+        </w:rPr>
+        <w:t>1536 × 1536</w:t>
+      </w:r>
+    </w:p>
+    <w:p>
+      <w:r>
+        <w:rPr>
+          <w:b w:val="0"/>
+        </w:rPr>
+        <w:t>基础高斯网格大致是：</w:t>
+      </w:r>
+    </w:p>
+    <w:p>
+      <w:pPr>
+        <w:ind w:left="480"/>
+      </w:pPr>
+      <w:r>
+        <w:rPr>
+          <w:rFonts w:ascii="Consolas" w:hAnsi="Consolas" w:eastAsia="微软雅黑"/>
+        </w:rPr>
+        <w:t>768 × 768，两层</w:t>
+      </w:r>
+    </w:p>
+    <w:p>
+      <w:r>
+        <w:rPr>
+          <w:b w:val="0"/>
+        </w:rPr>
+        <w:t>这会损失一部分高频细节。中心视角下，高斯颜色仍然来自原图特征，视觉上可能还可以；新视角下，高斯被重新投影和放大后，这部分分辨率损失会更明显。</w:t>
+      </w:r>
+    </w:p>
+    <w:p>
+      <w:r>
+        <w:rPr>
+          <w:b w:val="0"/>
+        </w:rPr>
+        <w:t>因此两侧模糊由多个因素叠加形成：</w:t>
+      </w:r>
+    </w:p>
+    <w:p>
+      <w:pPr>
+        <w:ind w:left="480"/>
+      </w:pPr>
+      <w:r>
+        <w:rPr>
+          <w:rFonts w:ascii="Consolas" w:hAnsi="Consolas" w:eastAsia="微软雅黑"/>
+        </w:rPr>
+        <w:t>原图中没有未知区域</w:t>
+        <w:br/>
+      </w:r>
+      <w:r>
+        <w:rPr>
+          <w:rFonts w:ascii="Consolas" w:hAnsi="Consolas" w:eastAsia="微软雅黑"/>
+        </w:rPr>
+        <w:t xml:space="preserve">        +</w:t>
+        <w:br/>
+      </w:r>
+      <w:r>
+        <w:rPr>
+          <w:rFonts w:ascii="Consolas" w:hAnsi="Consolas" w:eastAsia="微软雅黑"/>
+        </w:rPr>
+        <w:t>两层深度只能进行有限遮挡推断</w:t>
+        <w:br/>
+      </w:r>
+      <w:r>
+        <w:rPr>
+          <w:rFonts w:ascii="Consolas" w:hAnsi="Consolas" w:eastAsia="微软雅黑"/>
+        </w:rPr>
+        <w:t xml:space="preserve">        +</w:t>
+        <w:br/>
+      </w:r>
+      <w:r>
+        <w:rPr>
+          <w:rFonts w:ascii="Consolas" w:hAnsi="Consolas" w:eastAsia="微软雅黑"/>
+        </w:rPr>
+        <w:t>高斯是软椭圆</w:t>
+        <w:br/>
+      </w:r>
+      <w:r>
+        <w:rPr>
+          <w:rFonts w:ascii="Consolas" w:hAnsi="Consolas" w:eastAsia="微软雅黑"/>
+        </w:rPr>
+        <w:t xml:space="preserve">        +</w:t>
+        <w:br/>
+      </w:r>
+      <w:r>
+        <w:rPr>
+          <w:rFonts w:ascii="Consolas" w:hAnsi="Consolas" w:eastAsia="微软雅黑"/>
+        </w:rPr>
+        <w:t>边缘高斯数量不足</w:t>
+        <w:br/>
+      </w:r>
+      <w:r>
+        <w:rPr>
+          <w:rFonts w:ascii="Consolas" w:hAnsi="Consolas" w:eastAsia="微软雅黑"/>
+        </w:rPr>
+        <w:t xml:space="preserve">        +</w:t>
+        <w:br/>
+      </w:r>
+      <w:r>
+        <w:rPr>
+          <w:rFonts w:ascii="Consolas" w:hAnsi="Consolas" w:eastAsia="微软雅黑"/>
+        </w:rPr>
+        <w:t>深度和遮挡判断错误</w:t>
+        <w:br/>
+      </w:r>
+      <w:r>
+        <w:rPr>
+          <w:rFonts w:ascii="Consolas" w:hAnsi="Consolas" w:eastAsia="微软雅黑"/>
+        </w:rPr>
+        <w:t xml:space="preserve">        +</w:t>
+        <w:br/>
+      </w:r>
+      <w:r>
+        <w:rPr>
+          <w:rFonts w:ascii="Consolas" w:hAnsi="Consolas" w:eastAsia="微软雅黑"/>
+        </w:rPr>
+        <w:t>内部处理分辨率有限</w:t>
+        <w:br/>
+      </w:r>
+      <w:r>
+        <w:rPr>
+          <w:rFonts w:ascii="Consolas" w:hAnsi="Consolas" w:eastAsia="微软雅黑"/>
+        </w:rPr>
+        <w:t xml:space="preserve">        ↓</w:t>
+        <w:br/>
+      </w:r>
+      <w:r>
+        <w:rPr>
+          <w:rFonts w:ascii="Consolas" w:hAnsi="Consolas" w:eastAsia="微软雅黑"/>
+        </w:rPr>
+        <w:t>左右端点出现大面积模糊</w:t>
+      </w:r>
+    </w:p>
+    <w:p>
+      <w:pPr>
+        <w:pStyle w:val="Heading2"/>
+      </w:pPr>
+      <w:r>
+        <w:t>九、是不是视频压缩导致的</w:t>
+      </w:r>
+    </w:p>
+    <w:p>
+      <w:r>
+        <w:rPr>
+          <w:b w:val="0"/>
+        </w:rPr>
+        <w:t>视频编码可能让画面稍微变软，但不是主要原因。</w:t>
+      </w:r>
+    </w:p>
+    <w:p>
+      <w:r>
+        <w:rPr>
+          <w:b w:val="0"/>
+        </w:rPr>
+        <w:t>可以通过下面的方法判断：</w:t>
+      </w:r>
+    </w:p>
+    <w:p>
+      <w:pPr>
+        <w:pStyle w:val="ListBullet"/>
+      </w:pPr>
+      <w:r>
+        <w:t>如果PNG单帧已经模糊：问题来自高斯生成或渲染；</w:t>
+      </w:r>
+    </w:p>
+    <w:p>
+      <w:pPr>
+        <w:pStyle w:val="ListBullet"/>
+      </w:pPr>
+      <w:r>
+        <w:t>如果PNG清楚而MP4模糊：问题主要来自视频编码；</w:t>
+      </w:r>
+    </w:p>
+    <w:p>
+      <w:pPr>
+        <w:pStyle w:val="ListBullet"/>
+      </w:pPr>
+      <w:r>
+        <w:t>如果中心帧清楚、左右端点PNG模糊：主要是新显露、深度和高斯覆盖问题；</w:t>
+      </w:r>
+    </w:p>
+    <w:p>
+      <w:pPr>
+        <w:pStyle w:val="ListBullet"/>
+      </w:pPr>
+      <w:r>
+        <w:t>如果相机不动时就模糊：主要是输入缩放、基础高斯表达或中心视角重建问题。</w:t>
+      </w:r>
+    </w:p>
+    <w:p>
+      <w:r>
+        <w:rPr>
+          <w:b w:val="0"/>
+        </w:rPr>
+        <w:t>根据你之前的结果——模糊主要在左右端点扩大——更像是几何显露和高斯覆盖问题，而不是单纯的视频压缩问题。</w:t>
+      </w:r>
+    </w:p>
+    <w:p>
+      <w:pPr>
+        <w:pStyle w:val="Heading2"/>
+      </w:pPr>
+      <w:r>
+        <w:t>十、可以把现象分成三类</w:t>
+      </w:r>
+    </w:p>
+    <w:tbl>
+      <w:tblPr>
+        <w:tblStyle w:val="TableGrid"/>
+        <w:tblW w:type="auto" w:w="0"/>
+        <w:tblLook w:firstColumn="1" w:firstRow="1" w:lastColumn="0" w:lastRow="0" w:noHBand="0" w:noVBand="1" w:val="04A0"/>
+      </w:tblPr>
+      <w:tblGrid>
+        <w:gridCol w:w="4986"/>
+        <w:gridCol w:w="4986"/>
+      </w:tblGrid>
+      <w:tr>
+        <w:tc>
+          <w:tcPr>
+            <w:tcW w:type="dxa" w:w="4986"/>
+            <w:shd w:fill="D9EAF7"/>
+          </w:tcPr>
+          <w:p>
+            <w:r>
+              <w:rPr>
+                <w:rFonts w:ascii="Microsoft YaHei" w:hAnsi="Microsoft YaHei" w:eastAsia="微软雅黑"/>
+                <w:sz w:val="21"/>
+              </w:rPr>
+              <w:t>模糊位置</w:t>
+            </w:r>
+          </w:p>
+        </w:tc>
+        <w:tc>
+          <w:tcPr>
+            <w:tcW w:type="dxa" w:w="4986"/>
+            <w:shd w:fill="D9EAF7"/>
+          </w:tcPr>
+          <w:p>
+            <w:r>
+              <w:rPr>
+                <w:rFonts w:ascii="Microsoft YaHei" w:hAnsi="Microsoft YaHei" w:eastAsia="微软雅黑"/>
+                <w:sz w:val="21"/>
+              </w:rPr>
+              <w:t>更可能的原因</w:t>
+            </w:r>
+          </w:p>
+        </w:tc>
+      </w:tr>
+      <w:tr>
+        <w:tc>
+          <w:tcPr>
+            <w:tcW w:type="dxa" w:w="4986"/>
+          </w:tcPr>
+          <w:p>
+            <w:r>
+              <w:rPr>
+                <w:rFonts w:ascii="Microsoft YaHei" w:hAnsi="Microsoft YaHei" w:eastAsia="微软雅黑"/>
+                <w:sz w:val="21"/>
+              </w:rPr>
+              <w:t>整张图从中心帧开始就模糊</w:t>
+            </w:r>
+          </w:p>
+        </w:tc>
+        <w:tc>
+          <w:tcPr>
+            <w:tcW w:type="dxa" w:w="4986"/>
+          </w:tcPr>
+          <w:p>
+            <w:r>
+              <w:rPr>
+                <w:rFonts w:ascii="Microsoft YaHei" w:hAnsi="Microsoft YaHei" w:eastAsia="微软雅黑"/>
+                <w:sz w:val="21"/>
+              </w:rPr>
+              <w:t>输入缩放、Gaussian表示损失、中心重建误差</w:t>
+            </w:r>
+          </w:p>
+        </w:tc>
+      </w:tr>
+      <w:tr>
+        <w:tc>
+          <w:tcPr>
+            <w:tcW w:type="dxa" w:w="4986"/>
+          </w:tcPr>
+          <w:p>
+            <w:r>
+              <w:rPr>
+                <w:rFonts w:ascii="Microsoft YaHei" w:hAnsi="Microsoft YaHei" w:eastAsia="微软雅黑"/>
+                <w:sz w:val="21"/>
+              </w:rPr>
+              <w:t>左右画面边缘逐渐出现大面积模糊</w:t>
+            </w:r>
+          </w:p>
+        </w:tc>
+        <w:tc>
+          <w:tcPr>
+            <w:tcW w:type="dxa" w:w="4986"/>
+          </w:tcPr>
+          <w:p>
+            <w:r>
+              <w:rPr>
+                <w:rFonts w:ascii="Microsoft YaHei" w:hAnsi="Microsoft YaHei" w:eastAsia="微软雅黑"/>
+                <w:sz w:val="21"/>
+              </w:rPr>
+              <w:t>画外内容缺失、边界无高斯、相机运动过大</w:t>
+            </w:r>
+          </w:p>
+        </w:tc>
+      </w:tr>
+      <w:tr>
+        <w:tc>
+          <w:tcPr>
+            <w:tcW w:type="dxa" w:w="4986"/>
+          </w:tcPr>
+          <w:p>
+            <w:r>
+              <w:rPr>
+                <w:rFonts w:ascii="Microsoft YaHei" w:hAnsi="Microsoft YaHei" w:eastAsia="微软雅黑"/>
+                <w:sz w:val="21"/>
+              </w:rPr>
+              <w:t>物体交界和细结构附近局部模糊</w:t>
+            </w:r>
+          </w:p>
+        </w:tc>
+        <w:tc>
+          <w:tcPr>
+            <w:tcW w:type="dxa" w:w="4986"/>
+          </w:tcPr>
+          <w:p>
+            <w:r>
+              <w:rPr>
+                <w:rFonts w:ascii="Microsoft YaHei" w:hAnsi="Microsoft YaHei" w:eastAsia="微软雅黑"/>
+                <w:sz w:val="21"/>
+              </w:rPr>
+              <w:t>深度错误、混合像素、遮挡层判断错误</w:t>
+            </w:r>
+          </w:p>
+        </w:tc>
+      </w:tr>
+    </w:tbl>
+    <w:p>
+      <w:r>
+        <w:rPr>
+          <w:b w:val="0"/>
+        </w:rPr>
+        <w:t>你目前观察到的主要是后两类。</w:t>
+      </w:r>
+    </w:p>
+    <w:p>
+      <w:pPr>
+        <w:pStyle w:val="Heading2"/>
+      </w:pPr>
+      <w:r>
+        <w:t>十一、对Framework的直接启发</w:t>
+      </w:r>
+    </w:p>
+    <w:p>
+      <w:r>
+        <w:rPr>
+          <w:b w:val="0"/>
+        </w:rPr>
+        <w:t>这个问题不能仅靠裁剪或剪枝解决：</w:t>
+      </w:r>
+    </w:p>
+    <w:p>
+      <w:pPr>
+        <w:pStyle w:val="ListBullet"/>
+      </w:pPr>
+      <w:r>
+        <w:t>裁剪：能隐藏最外侧模糊，但会损失视野和分辨率；</w:t>
+      </w:r>
+    </w:p>
+    <w:p>
+      <w:pPr>
+        <w:pStyle w:val="ListBullet"/>
+      </w:pPr>
+      <w:r>
+        <w:t>剪枝：能去掉低贡献或错误高斯，但不能创造缺失内容；</w:t>
+      </w:r>
+    </w:p>
+    <w:p>
+      <w:pPr>
+        <w:pStyle w:val="ListBullet"/>
+      </w:pPr>
+      <w:r>
+        <w:t>Split：能改善已有细结构的局部清晰度；</w:t>
+      </w:r>
+    </w:p>
+    <w:p>
+      <w:pPr>
+        <w:pStyle w:val="ListBullet"/>
+      </w:pPr>
+      <w:r>
+        <w:t>Spawn与补全：才能解决新显露区域没有高斯的问题；</w:t>
+      </w:r>
+    </w:p>
+    <w:p>
+      <w:pPr>
+        <w:pStyle w:val="ListBullet"/>
+      </w:pPr>
+      <w:r>
+        <w:t>双侧锚点：约束左右端点，防止只在中心视角看起来正确。</w:t>
+      </w:r>
+    </w:p>
+    <w:p>
+      <w:r>
+        <w:rPr>
+          <w:b w:val="0"/>
+        </w:rPr>
+        <w:t>所以Framework需要形成完整闭环：</w:t>
+      </w:r>
+    </w:p>
+    <w:p>
+      <w:pPr>
+        <w:ind w:left="480"/>
+      </w:pPr>
+      <w:r>
+        <w:rPr>
+          <w:rFonts w:ascii="Consolas" w:hAnsi="Consolas" w:eastAsia="微软雅黑"/>
+        </w:rPr>
+        <w:t>中心视角生成基础高斯</w:t>
+        <w:br/>
+      </w:r>
+      <w:r>
+        <w:rPr>
+          <w:rFonts w:ascii="Consolas" w:hAnsi="Consolas" w:eastAsia="微软雅黑"/>
+        </w:rPr>
+        <w:t xml:space="preserve">        ↓</w:t>
+        <w:br/>
+      </w:r>
+      <w:r>
+        <w:rPr>
+          <w:rFonts w:ascii="Consolas" w:hAnsi="Consolas" w:eastAsia="微软雅黑"/>
+        </w:rPr>
+        <w:t>预测左右移动后的显露区域</w:t>
+        <w:br/>
+      </w:r>
+      <w:r>
+        <w:rPr>
+          <w:rFonts w:ascii="Consolas" w:hAnsi="Consolas" w:eastAsia="微软雅黑"/>
+        </w:rPr>
+        <w:t xml:space="preserve">        ↓</w:t>
+        <w:br/>
+      </w:r>
+      <w:r>
+        <w:rPr>
+          <w:rFonts w:ascii="Consolas" w:hAnsi="Consolas" w:eastAsia="微软雅黑"/>
+        </w:rPr>
+        <w:t>补全RGB、Depth、Alpha</w:t>
+        <w:br/>
+      </w:r>
+      <w:r>
+        <w:rPr>
+          <w:rFonts w:ascii="Consolas" w:hAnsi="Consolas" w:eastAsia="微软雅黑"/>
+        </w:rPr>
+        <w:t xml:space="preserve">        ↓</w:t>
+        <w:br/>
+      </w:r>
+      <w:r>
+        <w:rPr>
+          <w:rFonts w:ascii="Consolas" w:hAnsi="Consolas" w:eastAsia="微软雅黑"/>
+        </w:rPr>
+        <w:t>Spawn补充高斯</w:t>
+        <w:br/>
+      </w:r>
+      <w:r>
+        <w:rPr>
+          <w:rFonts w:ascii="Consolas" w:hAnsi="Consolas" w:eastAsia="微软雅黑"/>
+        </w:rPr>
+        <w:t xml:space="preserve">        ↓</w:t>
+        <w:br/>
+      </w:r>
+      <w:r>
+        <w:rPr>
+          <w:rFonts w:ascii="Consolas" w:hAnsi="Consolas" w:eastAsia="微软雅黑"/>
+        </w:rPr>
+        <w:t>细结构区域执行Split</w:t>
+        <w:br/>
+      </w:r>
+      <w:r>
+        <w:rPr>
+          <w:rFonts w:ascii="Consolas" w:hAnsi="Consolas" w:eastAsia="微软雅黑"/>
+        </w:rPr>
+        <w:t xml:space="preserve">        ↓</w:t>
+        <w:br/>
+      </w:r>
+      <w:r>
+        <w:rPr>
+          <w:rFonts w:ascii="Consolas" w:hAnsi="Consolas" w:eastAsia="微软雅黑"/>
+        </w:rPr>
+        <w:t>中心、左右端点和中间视角统一渲染</w:t>
+        <w:br/>
+      </w:r>
+      <w:r>
+        <w:rPr>
+          <w:rFonts w:ascii="Consolas" w:hAnsi="Consolas" w:eastAsia="微软雅黑"/>
+        </w:rPr>
+        <w:t xml:space="preserve">        ↓</w:t>
+        <w:br/>
+      </w:r>
+      <w:r>
+        <w:rPr>
+          <w:rFonts w:ascii="Consolas" w:hAnsi="Consolas" w:eastAsia="微软雅黑"/>
+        </w:rPr>
+        <w:t>通过损失共同约束</w:t>
+        <w:br/>
+      </w:r>
+      <w:r>
+        <w:rPr>
+          <w:rFonts w:ascii="Consolas" w:hAnsi="Consolas" w:eastAsia="微软雅黑"/>
+        </w:rPr>
+        <w:t xml:space="preserve">        ↓</w:t>
+        <w:br/>
+      </w:r>
+      <w:r>
+        <w:rPr>
+          <w:rFonts w:ascii="Consolas" w:hAnsi="Consolas" w:eastAsia="微软雅黑"/>
+        </w:rPr>
+        <w:t>最后Gate和Opacity统一剪枝</w:t>
+      </w:r>
+    </w:p>
+    <w:p>
+      <w:r>
+        <w:rPr>
+          <w:b w:val="0"/>
+        </w:rPr>
+        <w:t>一句适合放进汇报中的总结是：</w:t>
+      </w:r>
+    </w:p>
+    <w:p>
+      <w:r>
+        <w:rPr>
+          <w:b/>
+        </w:rPr>
+        <w:t>SHARP两侧大面积模糊主要源于单张输入缺少画外及遮挡后内容，固定双层高斯在视角外推时只能通过扩大高斯覆盖和Alpha混合填补缺口；同时，边界高斯不足、深度误差与细结构混合像素进一步造成颜色扩散和结构失真。该现象说明仅剪枝不足，需要结合显露补全、补充高斯及端点视角约束。</w:t>
       </w:r>
     </w:p>
     <w:sectPr>
